--- a/Volume 1/Chapter 03 - File Handling/SPA_Vol1_Ch3_Project1a_Mini_File_Explorer_EXTENDED.docx
+++ b/Volume 1/Chapter 03 - File Handling/SPA_Vol1_Ch3_Project1a_Mini_File_Explorer_EXTENDED.docx
@@ -1247,7 +1247,10 @@
         <w:keepNext/>
       </w:pPr>
       <w:r>
-        <w:t>Save each source and supporting file from this project into the matching path in the project layout. As in Chapter 1, notepad .\rust\Cargo.toml creates and opens one: choose Yes, type the file, save it with Ctrl+S, and close Notepad. Then install forge-std, Foundry's standard library, into the Solidity project. Linux Assembly runs in WSL or on a Linux computer.</w:t>
+        <w:t>Next, let the tools create the Rust and Solidity projects. Remember, Cargo.toml describes the project: cargo init .\rust writes it, with a starter program, src\main.rs. This project's programs live in src\bin, one file or folder per program, so Remove-Item deletes the starter. Remember, forge init makes the Solidity project: --no-git and --offline work as in Chapter 1, --empty leaves out forge's example contracts, and --force lets it fill the solidity folder, which already holds the empty folders made above</w:t>
+      </w:r>
+      <w:r>
+        <w:t>.</w:t>
       </w:r>
     </w:p>
     <w:p>
@@ -1261,7 +1264,7 @@
         <w:keepNext/>
       </w:pPr>
       <w:r>
-        <w:t>Push-Location .\solidity</w:t>
+        <w:t>cargo init .\rust --name fileexplorer --vcs none</w:t>
       </w:r>
     </w:p>
     <w:p>
@@ -1270,7 +1273,7 @@
         <w:keepNext/>
       </w:pPr>
       <w:r>
-        <w:t>forge install foundry-rs/forge-std@v1.16.2 --no-git</w:t>
+        <w:t>Remove-Item .\rust\src\main.rs</w:t>
       </w:r>
     </w:p>
     <w:p>
@@ -1278,7 +1281,7 @@
         <w:pStyle w:val="CommandBlock"/>
       </w:pPr>
       <w:r>
-        <w:t>Pop-Location</w:t>
+        <w:t>forge init .\solidity --empty --no-git --offline --force</w:t>
       </w:r>
     </w:p>
     <w:p>
@@ -1287,24 +1290,105 @@
       </w:pPr>
     </w:p>
     <w:p>
+      <w:r>
+        <w:t>Then type the Solidity project's settings over the foundry.toml that forge init wrote. foundry.toml is the same as in Lesson 3.19a: fs_permissions gives read-write access to the project folder, the folder above the Solidity project root, which every cheatcode here needs, and nothing else. notepad .\solidity\foundry.toml opens the file: replace its text with the file below, save it with Ctrl+S, and close Notepad.</w:t>
+      </w:r>
+    </w:p>
+    <w:p>
       <w:pPr>
         <w:keepNext/>
       </w:pPr>
     </w:p>
     <w:p>
       <w:pPr>
-        <w:pStyle w:val="Heading2"/>
-      </w:pPr>
-      <w:r>
-        <w:t>Linux or macOS Project Setup</w:t>
-      </w:r>
-    </w:p>
-    <w:p>
-      <w:pPr>
+        <w:pStyle w:val="Heading3"/>
+      </w:pPr>
+      <w:r>
+        <w:t>solidity/foundry.toml</w:t>
+      </w:r>
+    </w:p>
+    <w:p>
+      <w:pPr>
+        <w:pStyle w:val="SourceCode"/>
         <w:keepNext/>
       </w:pPr>
       <w:r>
-        <w:t>Each folder below is a full path that starts with $HOME/spa, your course folder from Chapter 1, so the commands work from any folder; cd then moves into the project folder.</w:t>
+        <w:t>[profile.default]</w:t>
+      </w:r>
+    </w:p>
+    <w:p>
+      <w:pPr>
+        <w:pStyle w:val="SourceCode"/>
+        <w:keepNext/>
+      </w:pPr>
+      <w:r>
+        <w:t># The scripts in script/ are the only Solidity sources in this project.</w:t>
+      </w:r>
+    </w:p>
+    <w:p>
+      <w:pPr>
+        <w:pStyle w:val="SourceCode"/>
+        <w:keepNext/>
+      </w:pPr>
+      <w:r>
+        <w:t>src = "script"</w:t>
+      </w:r>
+    </w:p>
+    <w:p>
+      <w:pPr>
+        <w:pStyle w:val="SourceCode"/>
+        <w:keepNext/>
+      </w:pPr>
+      <w:r>
+        <w:t># forge install puts forge-std in lib/.</w:t>
+      </w:r>
+    </w:p>
+    <w:p>
+      <w:pPr>
+        <w:pStyle w:val="SourceCode"/>
+        <w:keepNext/>
+      </w:pPr>
+      <w:r>
+        <w:t>libs = ["lib"]</w:t>
+      </w:r>
+    </w:p>
+    <w:p>
+      <w:pPr>
+        <w:pStyle w:val="SourceCode"/>
+        <w:keepNext/>
+      </w:pPr>
+      <w:r>
+        <w:t># The file cheatcodes may read and write only inside the lesson folder,</w:t>
+      </w:r>
+    </w:p>
+    <w:p>
+      <w:pPr>
+        <w:pStyle w:val="SourceCode"/>
+        <w:keepNext/>
+      </w:pPr>
+      <w:r>
+        <w:t># the folder above the project root ("../"), and nowhere else.</w:t>
+      </w:r>
+    </w:p>
+    <w:p>
+      <w:pPr>
+        <w:pStyle w:val="SourceCode"/>
+      </w:pPr>
+      <w:r>
+        <w:t>fs_permissions = [{ access = "read-write", path = "../" }]</w:t>
+      </w:r>
+    </w:p>
+    <w:p>
+      <w:pPr>
+        <w:keepNext/>
+      </w:pPr>
+    </w:p>
+    <w:p>
+      <w:pPr>
+        <w:keepNext/>
+      </w:pPr>
+      <w:r>
+        <w:t>Then install forge-std, Foundry's standard library, into the Solidity project. Linux Assembly runs in WSL or on a Linux computer.</w:t>
       </w:r>
     </w:p>
     <w:p>
@@ -1318,7 +1402,7 @@
         <w:keepNext/>
       </w:pPr>
       <w:r>
-        <w:t>mkdir -p "$HOME/spa/mini-file-explorer-extended/assembly/"{windows,linux}</w:t>
+        <w:t>Push-Location .\solidity</w:t>
       </w:r>
     </w:p>
     <w:p>
@@ -1327,8 +1411,57 @@
         <w:keepNext/>
       </w:pPr>
       <w:r>
-        <w:t>mkdir -p "$HOME/spa/mini-file-explorer-extended/rust/src/bin/explorer"</w:t>
-      </w:r>
+        <w:t>forge install foundry-rs/forge-std@v1.16.2 --no-git</w:t>
+      </w:r>
+    </w:p>
+    <w:p>
+      <w:pPr>
+        <w:pStyle w:val="CommandBlock"/>
+      </w:pPr>
+      <w:r>
+        <w:t>Pop-Location</w:t>
+      </w:r>
+    </w:p>
+    <w:p>
+      <w:pPr>
+        <w:keepNext/>
+      </w:pPr>
+    </w:p>
+    <w:p>
+      <w:r>
+        <w:t>You save each source file in its language's section below, as each is shown. As in Chapter 1, notepad .\rust\src\bin\basic_explorer.rs creates and opens one: choose Yes, type the file, save it with Ctrl+S, and close Notepad.</w:t>
+      </w:r>
+    </w:p>
+    <w:p>
+      <w:pPr>
+        <w:keepNext/>
+      </w:pPr>
+    </w:p>
+    <w:p>
+      <w:pPr>
+        <w:keepNext/>
+      </w:pPr>
+    </w:p>
+    <w:p>
+      <w:pPr>
+        <w:pStyle w:val="Heading2"/>
+      </w:pPr>
+      <w:r>
+        <w:t>Linux or macOS Project Setup</w:t>
+      </w:r>
+    </w:p>
+    <w:p>
+      <w:pPr>
+        <w:keepNext/>
+      </w:pPr>
+      <w:r>
+        <w:t>Each folder below is a full path that starts with $HOME/spa, your course folder from Chapter 1, so the commands work from any folder; cd then moves into the project folder.</w:t>
+      </w:r>
+    </w:p>
+    <w:p>
+      <w:pPr>
+        <w:keepNext/>
+      </w:pPr>
     </w:p>
     <w:p>
       <w:pPr>
@@ -1336,6 +1469,24 @@
         <w:keepNext/>
       </w:pPr>
       <w:r>
+        <w:t>mkdir -p "$HOME/spa/mini-file-explorer-extended/assembly/"{windows,linux}</w:t>
+      </w:r>
+    </w:p>
+    <w:p>
+      <w:pPr>
+        <w:pStyle w:val="CommandBlock"/>
+        <w:keepNext/>
+      </w:pPr>
+      <w:r>
+        <w:t>mkdir -p "$HOME/spa/mini-file-explorer-extended/rust/src/bin/explorer"</w:t>
+      </w:r>
+    </w:p>
+    <w:p>
+      <w:pPr>
+        <w:pStyle w:val="CommandBlock"/>
+        <w:keepNext/>
+      </w:pPr>
+      <w:r>
         <w:t>mkdir -p "$HOME/spa/mini-file-explorer-extended/"{erlang,solidity/script}</w:t>
       </w:r>
     </w:p>
@@ -1357,7 +1508,7 @@
         <w:keepNext/>
       </w:pPr>
       <w:r>
-        <w:t>Save each source and supporting file from this project into the matching path in the project layout. As in Chapter 1, nano ./rust/Cargo.toml creates and opens one: type the file, then save and close it with Ctrl+O, Enter, then Ctrl+X. Then install forge-std.</w:t>
+        <w:t>Then create the Rust and Solidity projects with the same commands as on Windows; rm deletes the starter main.rs.</w:t>
       </w:r>
     </w:p>
     <w:p>
@@ -1368,9 +1519,63 @@
     <w:p>
       <w:pPr>
         <w:pStyle w:val="CommandBlock"/>
+        <w:keepNext/>
+      </w:pPr>
+      <w:r>
+        <w:t>cargo init ./rust --name fileexplorer --vcs none</w:t>
+      </w:r>
+    </w:p>
+    <w:p>
+      <w:pPr>
+        <w:pStyle w:val="CommandBlock"/>
+        <w:keepNext/>
+      </w:pPr>
+      <w:r>
+        <w:t>rm ./rust/src/main.rs</w:t>
+      </w:r>
+    </w:p>
+    <w:p>
+      <w:pPr>
+        <w:pStyle w:val="CommandBlock"/>
+      </w:pPr>
+      <w:r>
+        <w:t>forge init ./solidity --empty --no-git --offline --force</w:t>
+      </w:r>
+    </w:p>
+    <w:p>
+      <w:pPr>
+        <w:keepNext/>
+      </w:pPr>
+    </w:p>
+    <w:p>
+      <w:pPr>
+        <w:keepNext/>
+      </w:pPr>
+      <w:r>
+        <w:t>Type solidity/foundry.toml exactly as shown in the Windows setup, over the file forge init wrote. Then install forge-std.</w:t>
+      </w:r>
+    </w:p>
+    <w:p>
+      <w:pPr>
+        <w:keepNext/>
+      </w:pPr>
+    </w:p>
+    <w:p>
+      <w:pPr>
+        <w:pStyle w:val="CommandBlock"/>
       </w:pPr>
       <w:r>
         <w:t>(cd ./solidity &amp;&amp; forge install foundry-rs/forge-std@v1.16.2 --no-git)</w:t>
+      </w:r>
+    </w:p>
+    <w:p>
+      <w:pPr>
+        <w:keepNext/>
+      </w:pPr>
+    </w:p>
+    <w:p>
+      <w:r>
+        <w:t>You save each source file in its language's section below, as each is shown. As in Chapter 1, nano ./rust/src/bin/basic_explorer.rs creates and opens one: type the file, then save and close it with Ctrl+O, Enter, then Ctrl+X.</w:t>
       </w:r>
     </w:p>
     <w:p>
@@ -66283,7 +66488,7 @@
     </w:p>
     <w:p>
       <w:r>
-        <w:t>Cargo.toml names this project's package, fileexplorer, and its two programs; it needs no crates. foundry.toml is the same as in Lesson 3.19a: fs_permissions gives read-write access to the lesson folder, the folder above the project root, which every cheatcode here needs, and nothing else.</w:t>
+        <w:t>This is the file the setup commands wrote, shown here so you can check yours. Cargo.toml names this project's package, fileexplorer, and its two programs; it needs no crates. cargo init does not write the comment lines, which are this project's notes about the file, and yours ends with an empty [dependencies] heading; the blank lines may differ.</w:t>
       </w:r>
     </w:p>
     <w:p>
@@ -66370,95 +66575,6 @@
       </w:pPr>
       <w:r>
         <w:t># explorer.rs.</w:t>
-      </w:r>
-    </w:p>
-    <w:p>
-      <w:pPr>
-        <w:keepNext/>
-      </w:pPr>
-    </w:p>
-    <w:p>
-      <w:pPr>
-        <w:keepNext/>
-      </w:pPr>
-    </w:p>
-    <w:p>
-      <w:pPr>
-        <w:pStyle w:val="Heading2"/>
-      </w:pPr>
-      <w:r>
-        <w:t>solidity/foundry.toml</w:t>
-      </w:r>
-    </w:p>
-    <w:p>
-      <w:pPr>
-        <w:pStyle w:val="SourceCode"/>
-        <w:keepNext/>
-      </w:pPr>
-      <w:r>
-        <w:t>[profile.default]</w:t>
-      </w:r>
-    </w:p>
-    <w:p>
-      <w:pPr>
-        <w:pStyle w:val="SourceCode"/>
-        <w:keepNext/>
-      </w:pPr>
-      <w:r>
-        <w:t># The scripts in script/ are the only Solidity sources in this project.</w:t>
-      </w:r>
-    </w:p>
-    <w:p>
-      <w:pPr>
-        <w:pStyle w:val="SourceCode"/>
-        <w:keepNext/>
-      </w:pPr>
-      <w:r>
-        <w:t>src = "script"</w:t>
-      </w:r>
-    </w:p>
-    <w:p>
-      <w:pPr>
-        <w:pStyle w:val="SourceCode"/>
-        <w:keepNext/>
-      </w:pPr>
-      <w:r>
-        <w:t># forge install puts forge-std in lib/.</w:t>
-      </w:r>
-    </w:p>
-    <w:p>
-      <w:pPr>
-        <w:pStyle w:val="SourceCode"/>
-        <w:keepNext/>
-      </w:pPr>
-      <w:r>
-        <w:t>libs = ["lib"]</w:t>
-      </w:r>
-    </w:p>
-    <w:p>
-      <w:pPr>
-        <w:pStyle w:val="SourceCode"/>
-        <w:keepNext/>
-      </w:pPr>
-      <w:r>
-        <w:t># The file cheatcodes may read and write only inside the lesson folder,</w:t>
-      </w:r>
-    </w:p>
-    <w:p>
-      <w:pPr>
-        <w:pStyle w:val="SourceCode"/>
-        <w:keepNext/>
-      </w:pPr>
-      <w:r>
-        <w:t># the folder above the project root ("../"), and nowhere else.</w:t>
-      </w:r>
-    </w:p>
-    <w:p>
-      <w:pPr>
-        <w:pStyle w:val="SourceCode"/>
-      </w:pPr>
-      <w:r>
-        <w:t>fs_permissions = [{ access = "read-write", path = "../" }]</w:t>
       </w:r>
     </w:p>
     <w:p>
@@ -68118,31 +68234,31 @@
       </w:rPr>
     </w:lvl>
   </w:abstractNum>
-  <w:num w:numId="1" w16cid:durableId="1391421186">
+  <w:num w:numId="1" w16cid:durableId="2075856987">
     <w:abstractNumId w:val="8"/>
   </w:num>
-  <w:num w:numId="2" w16cid:durableId="200212986">
+  <w:num w:numId="2" w16cid:durableId="383915773">
     <w:abstractNumId w:val="6"/>
   </w:num>
-  <w:num w:numId="3" w16cid:durableId="951746041">
+  <w:num w:numId="3" w16cid:durableId="235163684">
     <w:abstractNumId w:val="5"/>
   </w:num>
-  <w:num w:numId="4" w16cid:durableId="1701205545">
+  <w:num w:numId="4" w16cid:durableId="2126339883">
     <w:abstractNumId w:val="4"/>
   </w:num>
-  <w:num w:numId="5" w16cid:durableId="665860665">
+  <w:num w:numId="5" w16cid:durableId="684211620">
     <w:abstractNumId w:val="7"/>
   </w:num>
-  <w:num w:numId="6" w16cid:durableId="388504736">
+  <w:num w:numId="6" w16cid:durableId="2128112114">
     <w:abstractNumId w:val="3"/>
   </w:num>
-  <w:num w:numId="7" w16cid:durableId="190268535">
+  <w:num w:numId="7" w16cid:durableId="801268038">
     <w:abstractNumId w:val="2"/>
   </w:num>
-  <w:num w:numId="8" w16cid:durableId="88548840">
+  <w:num w:numId="8" w16cid:durableId="1091895490">
     <w:abstractNumId w:val="1"/>
   </w:num>
-  <w:num w:numId="9" w16cid:durableId="1795563910">
+  <w:num w:numId="9" w16cid:durableId="1942950060">
     <w:abstractNumId w:val="0"/>
   </w:num>
 </w:numbering>

--- a/Volume 1/Chapter 03 - File Handling/SPA_Vol1_Ch3_Project1a_Mini_File_Explorer_EXTENDED.docx
+++ b/Volume 1/Chapter 03 - File Handling/SPA_Vol1_Ch3_Project1a_Mini_File_Explorer_EXTENDED.docx
@@ -67,7 +67,10 @@
     </w:p>
     <w:p>
       <w:r>
-        <w:t>Build the mini file explorer of Project 1 in Assembly, Rust, Erlang, and Solidity. It works inside one folder, its sandbox, reads commands one at a time, and can show the sandbox's path, list its entries, create, read, write, and append to text files, rename, copy, move, and delete them, show an entry's metadata, and search by the end of a file's name. Every failure gets one clear Error line, and the explorer carries on. It never touches anything outside the sandbox.</w:t>
+        <w:t xml:space="preserve">Build the mini file explorer of Project 1 in Assembly, Rust, Erlang, and Solidity. It works inside one folder, its sandbox, which each language keeps inside its own folder, reads commands one at a time, and can show the sandbox's path, list its entries, create, read, write, and append to text files, rename, copy, move, and delete them, show an entry's metadata, and search by the end of a file's name. Every failure gets one clear Error line, and the explorer carries on. It never touches anything outside the </w:t>
+      </w:r>
+      <w:r>
+        <w:t>sandbox.</w:t>
       </w:r>
     </w:p>
     <w:p>
@@ -478,6 +481,17 @@
         <w:pStyle w:val="ListBullet"/>
       </w:pPr>
       <w:r>
+        <w:t xml:space="preserve">Each language has its own sandbox, inside its own folder: .\assembly\sandbox for Assembly, .\rust\sandbox for Rust, .\erlang\sandbox for Erlang, and .\solidity\sandbox for Solidity. The explorers create, write, rename, move, and delete files, so a language's explorer writes only into its own sandbox, and a file one language left behind can never change what another language's explorer shows. Each program prints its paths without the .\ at the front, so a printed Rust path begins with rust, the Rust folder. </w:t>
+      </w:r>
+      <w:r>
+        <w:t>A Solidity script's paths start from its project root, the solidity folder, so its paths begin with sandbox.</w:t>
+      </w:r>
+    </w:p>
+    <w:p>
+      <w:pPr>
+        <w:pStyle w:val="ListBullet"/>
+      </w:pPr>
+      <w:r>
         <w:t>Remember, the command loop repeats until quit (Project 1): each pass shows explorer&gt;, reads one command, runs it, and comes back. Empty text also closes the explorer, because empty text is what every language's read gives when input has ended, so the loop can never keep asking forever. Each language reads and loops its own way:</w:t>
       </w:r>
     </w:p>
@@ -556,7 +570,7 @@
         <w:pStyle w:val="ListBullet"/>
       </w:pPr>
       <w:r>
-        <w:t>Remember, the sandbox rule (Project 1): a name must be a plain name, not a path. is_plain_name refuses empty text, any name that ends in a dot or a space (Windows would drop them, so ".. " would mean .., the folder above), and any name holding \, /, or :. Every accepted name is joined to sandbox, so every path the explorer uses is inside it, and the move command's folder is a plain name too.</w:t>
+        <w:t>Remember, the sandbox rule (Project 1): a name must be a plain name, not a path. is_plain_name refuses empty text, any name that ends in a dot or a space (Windows would drop them, so ".. " would mean .., the folder above), and any name holding \, /, or :. Every accepted name is joined to the language's sandbox, so every path the explorer uses is inside it, and the move command's folder is a plain name too.</w:t>
       </w:r>
     </w:p>
     <w:p>
@@ -736,7 +750,7 @@
         <w:keepNext/>
       </w:pPr>
       <w:r>
-        <w:t>Join the Name to sandbox and Call the Module's Function</w:t>
+        <w:t>Join the Name to the Language's Sandbox and Call the Module's Function</w:t>
       </w:r>
     </w:p>
     <w:p>
@@ -810,7 +824,7 @@
         <w:pStyle w:val="ListBullet"/>
       </w:pPr>
       <w:r>
-        <w:t>Every name is checked with is_plain_name (isPlainName) and joined to the folder sandbox. A name that is empty, ends in a dot or a space, or holds \, /, or : prints Error: not a name inside the sandbox: and the name in quotes, and nothing is touched.</w:t>
+        <w:t>Every name is checked with is_plain_name (isPlainName) and joined to the language's own sandbox folder: .\assembly\sandbox for Assembly, .\rust\sandbox for Rust, and so on; Solidity names its sandbox from its project root, the solidity folder. A name that is empty, ends in a dot or a space, or holds \, /, or : prints Error: not a name inside the sandbox: and the name in quotes, and nothing is touched.</w:t>
       </w:r>
     </w:p>
     <w:p>
@@ -834,7 +848,7 @@
         <w:pStyle w:val="ListBullet"/>
       </w:pPr>
       <w:r>
-        <w:t>Every language prints identical lines for the same commands, apart from the machine's own folder in the Sandbox and Path lines, the time in the Modified line, / in place of \ on Linux and in Solidity, Erlang's lowercase drive letter, and Solidity's logged answers. Every run ends with exit code 0.</w:t>
+        <w:t>Every language prints identical lines for the same commands, apart from its own folder name in every path (Solidity's paths start at sandbox), the machine's own folder in the Sandbox and Path lines, the time in the Modified line, / in place of \ on Linux and in Solidity, Erlang's lowercase drive letter, and Solidity's logged answers. Every run ends with exit code 0.</w:t>
       </w:r>
     </w:p>
     <w:p>
@@ -842,7 +856,7 @@
         <w:pStyle w:val="ListBullet"/>
       </w:pPr>
       <w:r>
-        <w:t>Nothing outside the sandbox is read or changed, and no command deletes a folder or deletes recursively.</w:t>
+        <w:t>Nothing outside the language's sandbox is changed, nothing but the command files is read outside it, and no command deletes a folder or deletes recursively.</w:t>
       </w:r>
     </w:p>
     <w:p>
@@ -939,6 +953,14 @@
         <w:pStyle w:val="CommandBlock"/>
       </w:pPr>
       <w:r>
+        <w:t xml:space="preserve">  assembly/sandbox/</w:t>
+      </w:r>
+    </w:p>
+    <w:p>
+      <w:pPr>
+        <w:pStyle w:val="CommandBlock"/>
+      </w:pPr>
+      <w:r>
         <w:t xml:space="preserve">  rust/Cargo.toml</w:t>
       </w:r>
     </w:p>
@@ -971,6 +993,14 @@
         <w:pStyle w:val="CommandBlock"/>
       </w:pPr>
       <w:r>
+        <w:t xml:space="preserve">  rust/sandbox/</w:t>
+      </w:r>
+    </w:p>
+    <w:p>
+      <w:pPr>
+        <w:pStyle w:val="CommandBlock"/>
+      </w:pPr>
+      <w:r>
         <w:t xml:space="preserve">  erlang/basic_explorer.erl</w:t>
       </w:r>
     </w:p>
@@ -995,6 +1025,14 @@
         <w:pStyle w:val="CommandBlock"/>
       </w:pPr>
       <w:r>
+        <w:t xml:space="preserve">  erlang/sandbox/</w:t>
+      </w:r>
+    </w:p>
+    <w:p>
+      <w:pPr>
+        <w:pStyle w:val="CommandBlock"/>
+      </w:pPr>
+      <w:r>
         <w:t xml:space="preserve">  solidity/foundry.toml</w:t>
       </w:r>
     </w:p>
@@ -1020,6 +1058,14 @@
       </w:pPr>
       <w:r>
         <w:t xml:space="preserve">  solidity/script/Explorer.s.sol</w:t>
+      </w:r>
+    </w:p>
+    <w:p>
+      <w:pPr>
+        <w:pStyle w:val="CommandBlock"/>
+      </w:pPr>
+      <w:r>
+        <w:t xml:space="preserve">  solidity/sandbox/</w:t>
       </w:r>
     </w:p>
     <w:p>
@@ -1055,7 +1101,7 @@
     </w:p>
     <w:p>
       <w:r>
-        <w:t>The sandbox folder is not in the layout: you create it in Project Setup, and the explorer works only inside it.</w:t>
+        <w:t>Each sandbox/ folder is the sandbox of the language whose folder holds it: you create them in Project Setup, and each language's explorer works only inside its own. run1.txt, first-run.txt, and run2.txt are only read, so one copy of each serves every language.</w:t>
       </w:r>
     </w:p>
     <w:p>
@@ -1291,7 +1337,10 @@
     </w:p>
     <w:p>
       <w:r>
-        <w:t>Then type the Solidity project's settings over the foundry.toml that forge init wrote. foundry.toml is the same as in Lesson 3.19a: fs_permissions gives read-write access to the project folder, the folder above the Solidity project root, which every cheatcode here needs, and nothing else. notepad .\solidity\foundry.toml opens the file: replace its text with the file below, save it with Ctrl+S, and close Notepad.</w:t>
+        <w:t>Then type the Solidity project's settings over the foundry.toml that forge init wrote. In foundry.toml, fs_permissions gives two grants, written as a list with one grant per line: read access to the project folder, the folder above the Solidity project root, where the command files are, and read-write access to the sandbox inside the solidity folder. Where two grants cover a path, the longer, more exact one wins, so the script can change files only in its own sandbox. notepad .\solidity\foundry.toml opens t</w:t>
+      </w:r>
+      <w:r>
+        <w:t>he file: replace its text with the file below, save it with Ctrl+S, and close Notepad.</w:t>
       </w:r>
     </w:p>
     <w:p>
@@ -1328,10 +1377,74 @@
     <w:p>
       <w:pPr>
         <w:pStyle w:val="SourceCode"/>
+      </w:pPr>
+      <w:r>
+        <w:t>src = "script"</w:t>
+      </w:r>
+    </w:p>
+    <w:p>
+      <w:pPr>
+        <w:pStyle w:val="SourceCode"/>
+      </w:pPr>
+      <w:r>
+        <w:t># forge install puts forge-std in lib/.</w:t>
+      </w:r>
+    </w:p>
+    <w:p>
+      <w:pPr>
+        <w:pStyle w:val="SourceCode"/>
+      </w:pPr>
+      <w:r>
+        <w:t>libs = ["lib"]</w:t>
+      </w:r>
+    </w:p>
+    <w:p>
+      <w:pPr>
+        <w:pStyle w:val="SourceCode"/>
+      </w:pPr>
+      <w:r>
+        <w:t># The file cheatcodes may read the command files in the lesson folder,</w:t>
+      </w:r>
+    </w:p>
+    <w:p>
+      <w:pPr>
+        <w:pStyle w:val="SourceCode"/>
+      </w:pPr>
+      <w:r>
+        <w:t># the folder above the project root ("../"), and read and write only</w:t>
+      </w:r>
+    </w:p>
+    <w:p>
+      <w:pPr>
+        <w:pStyle w:val="SourceCode"/>
+      </w:pPr>
+      <w:r>
+        <w:t># inside the sandbox, in the solidity folder; the longer, more exact</w:t>
+      </w:r>
+    </w:p>
+    <w:p>
+      <w:pPr>
+        <w:pStyle w:val="SourceCode"/>
+      </w:pPr>
+      <w:r>
+        <w:t># path wins inside the sandbox.</w:t>
+      </w:r>
+    </w:p>
+    <w:p>
+      <w:pPr>
+        <w:pStyle w:val="SourceCode"/>
+      </w:pPr>
+      <w:r>
+        <w:t>fs_permissions = [</w:t>
+      </w:r>
+    </w:p>
+    <w:p>
+      <w:pPr>
+        <w:pStyle w:val="SourceCode"/>
         <w:keepNext/>
       </w:pPr>
       <w:r>
-        <w:t>src = "script"</w:t>
+        <w:t xml:space="preserve">    { access = "read", path = "../" },</w:t>
       </w:r>
     </w:p>
     <w:p>
@@ -1340,42 +1453,15 @@
         <w:keepNext/>
       </w:pPr>
       <w:r>
-        <w:t># forge install puts forge-std in lib/.</w:t>
-      </w:r>
-    </w:p>
-    <w:p>
-      <w:pPr>
-        <w:pStyle w:val="SourceCode"/>
-        <w:keepNext/>
-      </w:pPr>
-      <w:r>
-        <w:t>libs = ["lib"]</w:t>
-      </w:r>
-    </w:p>
-    <w:p>
-      <w:pPr>
-        <w:pStyle w:val="SourceCode"/>
-        <w:keepNext/>
-      </w:pPr>
-      <w:r>
-        <w:t># The file cheatcodes may read and write only inside the lesson folder,</w:t>
-      </w:r>
-    </w:p>
-    <w:p>
-      <w:pPr>
-        <w:pStyle w:val="SourceCode"/>
-        <w:keepNext/>
-      </w:pPr>
-      <w:r>
-        <w:t># the folder above the project root ("../"), and nowhere else.</w:t>
-      </w:r>
-    </w:p>
-    <w:p>
-      <w:pPr>
-        <w:pStyle w:val="SourceCode"/>
-      </w:pPr>
-      <w:r>
-        <w:t>fs_permissions = [{ access = "read-write", path = "../" }]</w:t>
+        <w:t xml:space="preserve">    { access = "read-write", path = "./sandbox" },</w:t>
+      </w:r>
+    </w:p>
+    <w:p>
+      <w:pPr>
+        <w:pStyle w:val="SourceCode"/>
+      </w:pPr>
+      <w:r>
+        <w:t>]</w:t>
       </w:r>
     </w:p>
     <w:p>
@@ -1601,7 +1687,7 @@
         <w:keepNext/>
       </w:pPr>
       <w:r>
-        <w:t>The explorer works in one folder, sandbox, inside the mini-file-explorer-extended folder. Create it now with Project 1's commands: one text file and one folder holding a log.</w:t>
+        <w:t>Each language's explorer works in one folder, its sandbox, inside that language's folder: .\assembly\sandbox for Assembly, then rust, erlang, and solidity. The explorers create, write, rename, move, and delete files, so each language gets its own sandbox: a file one language left behind can never change what another language's explorer lists. Every sandbox starts the same, with Project 1's one text file and one folder holding a log:</w:t>
       </w:r>
     </w:p>
     <w:p>
@@ -1651,7 +1737,10 @@
     </w:p>
     <w:p>
       <w:r>
-        <w:t>Remember, New-Item makes a folder and Set-Content (printf and echo &gt; on Linux or macOS) writes each file. Run these lines once: New-Item refuses a folder that already exists. In WSL, the folder you made in Windows is the same folder, under /mnt/c, so run the Linux lines only on a separate Linux computer or a Mac.</w:t>
+        <w:t>Remember, New-Item makes .\assembly\sandbox and, inside it, archive, and Set-Content (printf and echo &gt; on Linux or macOS) writes each file. Then Copy-Item -Recurse (cp -R on Linux or macOS) copies the finished folder, with everything in it, into each other language's folder. Run these lines once: New-Item refuses a folder that already exists, and a second Copy-Item would put a copy inside the copy. In WSL, the folder you made in Windows is the same folder, under /mnt/c, so run the Linux lines only on a sep</w:t>
+      </w:r>
+      <w:r>
+        <w:t>arate Linux computer or a Mac.</w:t>
       </w:r>
     </w:p>
     <w:p>
@@ -1682,7 +1771,7 @@
         <w:keepNext/>
       </w:pPr>
       <w:r>
-        <w:t xml:space="preserve">    "$HOME\spa\mini-file-explorer-extended\sandbox\archive" | Out-Null</w:t>
+        <w:t xml:space="preserve">    "$HOME\spa\mini-file-explorer-extended\assembly\sandbox\archive" |</w:t>
       </w:r>
     </w:p>
     <w:p>
@@ -1691,28 +1780,7 @@
         <w:keepNext/>
       </w:pPr>
       <w:r>
-        <w:t>Set-Content .\sandbox\inventory.txt "web-01", "db-01", "backup-01"</w:t>
-      </w:r>
-    </w:p>
-    <w:p>
-      <w:pPr>
-        <w:pStyle w:val="CommandBlock"/>
-      </w:pPr>
-      <w:r>
-        <w:t>Set-Content .\sandbox\archive\app.log "app started"</w:t>
-      </w:r>
-    </w:p>
-    <w:p>
-      <w:pPr>
-        <w:keepNext/>
-      </w:pPr>
-    </w:p>
-    <w:p>
-      <w:pPr>
-        <w:pStyle w:val="Heading3"/>
-      </w:pPr>
-      <w:r>
-        <w:t>Linux or macOS Sandbox Setup</w:t>
+        <w:t xml:space="preserve">    Out-Null</w:t>
       </w:r>
     </w:p>
     <w:p>
@@ -1721,7 +1789,7 @@
         <w:keepNext/>
       </w:pPr>
       <w:r>
-        <w:t>mkdir -p "$HOME/spa/mini-file-explorer-extended/sandbox/archive"</w:t>
+        <w:t>Set-Content .\assembly\sandbox\inventory.txt "web-01", "db-01", "backup-01"</w:t>
       </w:r>
     </w:p>
     <w:p>
@@ -1730,37 +1798,121 @@
         <w:keepNext/>
       </w:pPr>
       <w:r>
-        <w:t>printf 'web-01\ndb-01\nbackup-01\n' &gt; ./sandbox/inventory.txt</w:t>
+        <w:t>Set-Content .\assembly\sandbox\archive\app.log "app started"</w:t>
       </w:r>
     </w:p>
     <w:p>
       <w:pPr>
         <w:pStyle w:val="CommandBlock"/>
-      </w:pPr>
-      <w:r>
-        <w:t>echo "app started" &gt; ./sandbox/archive/app.log</w:t>
-      </w:r>
-    </w:p>
-    <w:p>
-      <w:pPr>
         <w:keepNext/>
       </w:pPr>
-    </w:p>
-    <w:p>
-      <w:r>
-        <w:t>Check it: Get-ChildItem -Recurse -Name (find on Linux or macOS) prints every entry beneath sandbox, one per line.</w:t>
-      </w:r>
-    </w:p>
-    <w:p>
-      <w:pPr>
+      <w:r>
+        <w:t>Copy-Item -Recurse .\assembly\sandbox .\rust\sandbox</w:t>
+      </w:r>
+    </w:p>
+    <w:p>
+      <w:pPr>
+        <w:pStyle w:val="CommandBlock"/>
         <w:keepNext/>
       </w:pPr>
+      <w:r>
+        <w:t>Copy-Item -Recurse .\assembly\sandbox .\erlang\sandbox</w:t>
+      </w:r>
+    </w:p>
+    <w:p>
+      <w:pPr>
+        <w:pStyle w:val="CommandBlock"/>
+      </w:pPr>
+      <w:r>
+        <w:t>Copy-Item -Recurse .\assembly\sandbox .\solidity\sandbox</w:t>
+      </w:r>
+    </w:p>
+    <w:p>
+      <w:pPr>
+        <w:keepNext/>
+      </w:pPr>
     </w:p>
     <w:p>
       <w:pPr>
         <w:pStyle w:val="Heading3"/>
       </w:pPr>
       <w:r>
+        <w:t>Linux or macOS Sandbox Setup</w:t>
+      </w:r>
+    </w:p>
+    <w:p>
+      <w:pPr>
+        <w:pStyle w:val="CommandBlock"/>
+        <w:keepNext/>
+      </w:pPr>
+      <w:r>
+        <w:t>mkdir -p "$HOME/spa/mini-file-explorer-extended/assembly/sandbox/archive"</w:t>
+      </w:r>
+    </w:p>
+    <w:p>
+      <w:pPr>
+        <w:pStyle w:val="CommandBlock"/>
+        <w:keepNext/>
+      </w:pPr>
+      <w:r>
+        <w:t>printf 'web-01\ndb-01\nbackup-01\n' &gt; ./assembly/sandbox/inventory.txt</w:t>
+      </w:r>
+    </w:p>
+    <w:p>
+      <w:pPr>
+        <w:pStyle w:val="CommandBlock"/>
+        <w:keepNext/>
+      </w:pPr>
+      <w:r>
+        <w:t>echo "app started" &gt; ./assembly/sandbox/archive/app.log</w:t>
+      </w:r>
+    </w:p>
+    <w:p>
+      <w:pPr>
+        <w:pStyle w:val="CommandBlock"/>
+        <w:keepNext/>
+      </w:pPr>
+      <w:r>
+        <w:t>cp -R ./assembly/sandbox ./rust/sandbox</w:t>
+      </w:r>
+    </w:p>
+    <w:p>
+      <w:pPr>
+        <w:pStyle w:val="CommandBlock"/>
+        <w:keepNext/>
+      </w:pPr>
+      <w:r>
+        <w:t>cp -R ./assembly/sandbox ./erlang/sandbox</w:t>
+      </w:r>
+    </w:p>
+    <w:p>
+      <w:pPr>
+        <w:pStyle w:val="CommandBlock"/>
+      </w:pPr>
+      <w:r>
+        <w:t>cp -R ./assembly/sandbox ./solidity/sandbox</w:t>
+      </w:r>
+    </w:p>
+    <w:p>
+      <w:pPr>
+        <w:keepNext/>
+      </w:pPr>
+    </w:p>
+    <w:p>
+      <w:r>
+        <w:t>Check it: Get-ChildItem -Recurse -Name (find on Linux or macOS) prints every entry beneath the Assembly sandbox, one per line. To check another language's copy, type its folder name in place of assembly.</w:t>
+      </w:r>
+    </w:p>
+    <w:p>
+      <w:pPr>
+        <w:keepNext/>
+      </w:pPr>
+    </w:p>
+    <w:p>
+      <w:pPr>
+        <w:pStyle w:val="Heading3"/>
+      </w:pPr>
+      <w:r>
         <w:t>Windows PowerShell Sandbox Check</w:t>
       </w:r>
     </w:p>
@@ -1769,7 +1921,7 @@
         <w:pStyle w:val="CommandBlock"/>
       </w:pPr>
       <w:r>
-        <w:t>Get-ChildItem -Recurse -Name .\sandbox</w:t>
+        <w:t>Get-ChildItem -Recurse -Name .\assembly\sandbox</w:t>
       </w:r>
     </w:p>
     <w:p>
@@ -1782,7 +1934,7 @@
         <w:keepNext/>
       </w:pPr>
       <w:r>
-        <w:t>It prints each path relative to sandbox: the folder and the file at the top first, then what is inside archive.</w:t>
+        <w:t>It prints each path relative to .\assembly\sandbox: the folder and the file at the top first, then what is inside archive.</w:t>
       </w:r>
     </w:p>
     <w:p>
@@ -1834,7 +1986,7 @@
         <w:pStyle w:val="CommandBlock"/>
       </w:pPr>
       <w:r>
-        <w:t>find ./sandbox</w:t>
+        <w:t>find ./assembly/sandbox</w:t>
       </w:r>
     </w:p>
     <w:p>
@@ -1844,7 +1996,7 @@
     </w:p>
     <w:p>
       <w:r>
-        <w:t>find prints each path starting with ./sandbox/, in the order it finds them, which can differ from the order above.</w:t>
+        <w:t>find prints each path starting with ./assembly/sandbox/, in the order it finds them, which can differ from the order above.</w:t>
       </w:r>
     </w:p>
     <w:p>
@@ -1867,7 +2019,7 @@
     </w:p>
     <w:p>
       <w:r>
-        <w:t>Run 1 reads its commands from run1.txt, one command or answer per line, in the mini-file-explorer-extended folder, the same file as in Project 1. Save it exactly as shown: an empty line would close the explorer early.</w:t>
+        <w:t>Run 1 reads its commands from run1.txt, one command or answer per line, in the mini-file-explorer-extended folder, the same file as in Project 1. Every language reads the same run1.txt: the explorers only read it, so one copy serves them all. Save it exactly as shown: an empty line would close the explorer early.</w:t>
       </w:r>
     </w:p>
     <w:p>
@@ -2416,10 +2568,10 @@
     </w:p>
     <w:p>
       <w:r>
-        <w:t>Every run must leave the sandbox exactly like this, so each Build and Run block ends by removing, by its exact name, the one file its run leaves behind. If a mistyped command leaves another file, remove it the same way, one named file at a time, never with -Recurse. Everything stays inside the mini-file-explorer-extended folder. To undo the project, leave the folder and delete it: Set-Location .. then Remove-Item -Recurse .\mini-file-explorer-extended (on Linux or macOS, cd .. then rm -r ./mini-file-explore</w:t>
-      </w:r>
-      <w:r>
-        <w:t xml:space="preserve">r-extended). </w:t>
+        <w:t>Every run must leave its language's sandbox exactly as Project Setup made it, so each Build and Run block ends by removing, by its exact name, the one file its run leaves behind. If a mistyped command leaves another file, remove it the same way, one named file at a time, never with -Recurse. Everything stays inside the mini-file-explorer-extended folder. To undo the project, leave the folder and delete it: Set-Location .. then Remove-Item -Recurse .\mini-file-explorer-extended (on Linux or macOS, cd .. then</w:t>
+      </w:r>
+      <w:r>
+        <w:t xml:space="preserve"> rm -r ./mini-file-explorer-extended). </w:t>
       </w:r>
       <w:r>
         <w:rPr>
@@ -2459,7 +2611,7 @@
         <w:t>ets, and the answer is then empty text. Assembly has no if or else, so the command loop is labels and jumps: main reads a command, compares it with each name in turn with is_command, a small function that calls strcmp, and jumps to that command's label; every branch ends with jmp .next, back to the top, and only quit or empty text jumps to .closed. The Linux version passes values in rdi, rsi, rdx, and rcx, sets eax to 0 before printf, fprintf, and snprintf, reads stdin, stdout, and stderr directly, and join</w:t>
       </w:r>
       <w:r>
-        <w:t>s paths with /.</w:t>
+        <w:t>s paths with /. Assembly has no join function, so the sandbox's path is typed as one string in each system's form, with \ in the Windows files and / in the Linux files: the Assembly programs write only inside .\assembly\sandbox.</w:t>
       </w:r>
     </w:p>
     <w:p>
@@ -2814,15 +2966,39 @@
         <w:pStyle w:val="SourceCode"/>
       </w:pPr>
       <w:r>
-        <w:t xml:space="preserve">    ; The folder the explorer works in; Project Setup created it.</w:t>
-      </w:r>
-    </w:p>
-    <w:p>
-      <w:pPr>
-        <w:pStyle w:val="SourceCode"/>
-      </w:pPr>
-      <w:r>
-        <w:t xml:space="preserve">    sandbox             db "sandbox", 0</w:t>
+        <w:t xml:space="preserve">    ; The folder the explorer works in: the sandbox inside the assembly</w:t>
+      </w:r>
+    </w:p>
+    <w:p>
+      <w:pPr>
+        <w:pStyle w:val="SourceCode"/>
+      </w:pPr>
+      <w:r>
+        <w:t xml:space="preserve">    ; folder, so the Assembly programs write only there. Project Setup</w:t>
+      </w:r>
+    </w:p>
+    <w:p>
+      <w:pPr>
+        <w:pStyle w:val="SourceCode"/>
+      </w:pPr>
+      <w:r>
+        <w:t xml:space="preserve">    ; created it. assembly\sandbox names both folders, one inside the</w:t>
+      </w:r>
+    </w:p>
+    <w:p>
+      <w:pPr>
+        <w:pStyle w:val="SourceCode"/>
+      </w:pPr>
+      <w:r>
+        <w:t xml:space="preserve">    ; other.</w:t>
+      </w:r>
+    </w:p>
+    <w:p>
+      <w:pPr>
+        <w:pStyle w:val="SourceCode"/>
+      </w:pPr>
+      <w:r>
+        <w:t xml:space="preserve">    sandbox             db "assembly\sandbox", 0</w:t>
       </w:r>
     </w:p>
     <w:p>
@@ -6741,7 +6917,7 @@
         <w:pStyle w:val="CommandBlock"/>
       </w:pPr>
       <w:r>
-        <w:t>Remove-Item .\sandbox\notes.txt</w:t>
+        <w:t>Remove-Item .\assembly\sandbox\notes.txt</w:t>
       </w:r>
     </w:p>
     <w:p>
@@ -7086,15 +7262,39 @@
         <w:pStyle w:val="SourceCode"/>
       </w:pPr>
       <w:r>
-        <w:t xml:space="preserve">    ; The folder the explorer works in; Project Setup created it.</w:t>
-      </w:r>
-    </w:p>
-    <w:p>
-      <w:pPr>
-        <w:pStyle w:val="SourceCode"/>
-      </w:pPr>
-      <w:r>
-        <w:t xml:space="preserve">    sandbox             db "sandbox", 0</w:t>
+        <w:t xml:space="preserve">    ; The folder the explorer works in: the sandbox inside the assembly</w:t>
+      </w:r>
+    </w:p>
+    <w:p>
+      <w:pPr>
+        <w:pStyle w:val="SourceCode"/>
+      </w:pPr>
+      <w:r>
+        <w:t xml:space="preserve">    ; folder, so the Assembly programs write only there. Project Setup</w:t>
+      </w:r>
+    </w:p>
+    <w:p>
+      <w:pPr>
+        <w:pStyle w:val="SourceCode"/>
+      </w:pPr>
+      <w:r>
+        <w:t xml:space="preserve">    ; created it. assembly/sandbox names both folders, one inside the</w:t>
+      </w:r>
+    </w:p>
+    <w:p>
+      <w:pPr>
+        <w:pStyle w:val="SourceCode"/>
+      </w:pPr>
+      <w:r>
+        <w:t xml:space="preserve">    ; other.</w:t>
+      </w:r>
+    </w:p>
+    <w:p>
+      <w:pPr>
+        <w:pStyle w:val="SourceCode"/>
+      </w:pPr>
+      <w:r>
+        <w:t xml:space="preserve">    sandbox             db "assembly/sandbox", 0</w:t>
       </w:r>
     </w:p>
     <w:p>
@@ -10957,7 +11157,7 @@
         <w:pStyle w:val="CommandBlock"/>
       </w:pPr>
       <w:r>
-        <w:t>rm ./sandbox/notes.txt</w:t>
+        <w:t>rm ./assembly/sandbox/notes.txt</w:t>
       </w:r>
     </w:p>
     <w:p>
@@ -10978,10 +11178,10 @@
         <w:keepNext/>
       </w:pPr>
       <w:r>
-        <w:t>The Windows and Linux programs show the same lines, apart from the / on Linux described below. The block runs the explorer once. Type each command and answer exactly as it appears after its prompt below, and press Enter after each one. Then $LASTEXITCODE (echo $? on Linux) prints 0, and Remove-Item (rm) deletes the notes.txt the run wrote, so the sandbox is back as Project Setup made it. Your screen must show these lines, with the same spelling, spacing, and capitalization, except the Sandbox line, which sh</w:t>
-      </w:r>
-      <w:r>
-        <w:t xml:space="preserve">ows your own folder: $env:USERNAME prints the user name that replaces </w:t>
+        <w:t>The Windows and Linux programs show the same lines, apart from the / on Linux described below. The block runs the explorer once. Type each command and answer exactly as it appears after its prompt below, and press Enter after each one. Then $LASTEXITCODE (echo $? on Linux) prints 0, and Remove-Item (rm) deletes the notes.txt the run wrote, so .\assembly\sandbox is back as Project Setup made it. Your screen must show these lines, with the same spelling, spacing, and capitalization, except the Sandbox line, w</w:t>
+      </w:r>
+      <w:r>
+        <w:t xml:space="preserve">hich shows your own folder: $env:USERNAME prints the user name that replaces </w:t>
       </w:r>
       <w:r>
         <w:rPr>
@@ -10990,7 +11190,7 @@
         <w:t>&lt;&lt;&lt;your $env:USERNAME&gt;&gt;&gt;</w:t>
       </w:r>
       <w:r>
-        <w:t>.</w:t>
+        <w:t>, and ... stands for mini-file-explorer-extended.</w:t>
       </w:r>
     </w:p>
     <w:p>
@@ -11022,7 +11222,7 @@
         <w:t>&lt;&lt;&lt;your $env:USERNAME&gt;&gt;&gt;</w:t>
       </w:r>
       <w:r>
-        <w:t>\spa\mini-file-explorer-extended\sandbox</w:t>
+        <w:t>\spa\...\assembly\sandbox</w:t>
       </w:r>
     </w:p>
     <w:p>
@@ -11094,7 +11294,7 @@
         <w:keepNext/>
       </w:pPr>
       <w:r>
-        <w:t>Wrote sandbox\notes.txt</w:t>
+        <w:t>Wrote assembly\sandbox\notes.txt</w:t>
       </w:r>
     </w:p>
     <w:p>
@@ -11121,7 +11321,7 @@
         <w:keepNext/>
       </w:pPr>
       <w:r>
-        <w:t>Contents of sandbox\notes.txt:</w:t>
+        <w:t>Contents of assembly\sandbox\notes.txt:</w:t>
       </w:r>
     </w:p>
     <w:p>
@@ -11205,7 +11405,7 @@
         <w:pStyle w:val="ListBullet"/>
       </w:pPr>
       <w:r>
-        <w:t>where proves the joining: your own folder, then mini-file-explorer-extended, then sandbox, the folder every name is joined to.</w:t>
+        <w:t>where proves the joining: your own folder, then mini-file-explorer-extended, then assembly and sandbox, the folder every name is joined to.</w:t>
       </w:r>
     </w:p>
     <w:p>
@@ -11221,7 +11421,7 @@
         <w:pStyle w:val="ListBullet"/>
       </w:pPr>
       <w:r>
-        <w:t>write then read proves the round trip: the text was written into notes.txt in the sandbox with a line ending, and read back unchanged.</w:t>
+        <w:t>write then read proves the round trip: the text was written into .\assembly\sandbox\notes.txt with a line ending, and read back unchanged.</w:t>
       </w:r>
     </w:p>
     <w:p>
@@ -17156,7 +17356,7 @@
         <w:pStyle w:val="SourceCode"/>
       </w:pPr>
       <w:r>
-        <w:t>;   in:      rcx = address of the path, such as sandbox\notes.txt</w:t>
+        <w:t>;   in:      rcx = address of the path, such as assembly\sandbox\notes.txt</w:t>
       </w:r>
     </w:p>
     <w:p>
@@ -20453,23 +20653,39 @@
         <w:pStyle w:val="SourceCode"/>
       </w:pPr>
       <w:r>
-        <w:t xml:space="preserve">    ; The folder the explorer works in; Project Setup created it. Every</w:t>
-      </w:r>
-    </w:p>
-    <w:p>
-      <w:pPr>
-        <w:pStyle w:val="SourceCode"/>
-      </w:pPr>
-      <w:r>
-        <w:t xml:space="preserve">    ; path the explorer uses is this folder joined with a checked name.</w:t>
-      </w:r>
-    </w:p>
-    <w:p>
-      <w:pPr>
-        <w:pStyle w:val="SourceCode"/>
-      </w:pPr>
-      <w:r>
-        <w:t xml:space="preserve">    sandbox             db "sandbox", 0</w:t>
+        <w:t xml:space="preserve">    ; The folder the explorer works in: the sandbox inside the assembly</w:t>
+      </w:r>
+    </w:p>
+    <w:p>
+      <w:pPr>
+        <w:pStyle w:val="SourceCode"/>
+      </w:pPr>
+      <w:r>
+        <w:t xml:space="preserve">    ; folder, so the Assembly programs write only there; Project Setup</w:t>
+      </w:r>
+    </w:p>
+    <w:p>
+      <w:pPr>
+        <w:pStyle w:val="SourceCode"/>
+      </w:pPr>
+      <w:r>
+        <w:t xml:space="preserve">    ; created it. Every path the explorer uses is this folder joined with</w:t>
+      </w:r>
+    </w:p>
+    <w:p>
+      <w:pPr>
+        <w:pStyle w:val="SourceCode"/>
+      </w:pPr>
+      <w:r>
+        <w:t xml:space="preserve">    ; a checked name.</w:t>
+      </w:r>
+    </w:p>
+    <w:p>
+      <w:pPr>
+        <w:pStyle w:val="SourceCode"/>
+      </w:pPr>
+      <w:r>
+        <w:t xml:space="preserve">    sandbox             db "assembly\sandbox", 0</w:t>
       </w:r>
     </w:p>
     <w:p>
@@ -26356,7 +26572,7 @@
         <w:pStyle w:val="CommandBlock"/>
       </w:pPr>
       <w:r>
-        <w:t>Remove-Item .\sandbox\archive\old.txt</w:t>
+        <w:t>Remove-Item .\assembly\sandbox\archive\old.txt</w:t>
       </w:r>
     </w:p>
     <w:p>
@@ -31947,7 +32163,7 @@
         <w:pStyle w:val="SourceCode"/>
       </w:pPr>
       <w:r>
-        <w:t>;   in:      rdi = address of the path, such as sandbox/notes.txt</w:t>
+        <w:t>;   in:      rdi = address of the path, such as assembly/sandbox/notes.txt</w:t>
       </w:r>
     </w:p>
     <w:p>
@@ -35252,23 +35468,39 @@
         <w:pStyle w:val="SourceCode"/>
       </w:pPr>
       <w:r>
-        <w:t xml:space="preserve">    ; The folder the explorer works in; Project Setup created it. Every</w:t>
-      </w:r>
-    </w:p>
-    <w:p>
-      <w:pPr>
-        <w:pStyle w:val="SourceCode"/>
-      </w:pPr>
-      <w:r>
-        <w:t xml:space="preserve">    ; path the explorer uses is this folder joined with a checked name.</w:t>
-      </w:r>
-    </w:p>
-    <w:p>
-      <w:pPr>
-        <w:pStyle w:val="SourceCode"/>
-      </w:pPr>
-      <w:r>
-        <w:t xml:space="preserve">    sandbox             db "sandbox", 0</w:t>
+        <w:t xml:space="preserve">    ; The folder the explorer works in: the sandbox inside the assembly</w:t>
+      </w:r>
+    </w:p>
+    <w:p>
+      <w:pPr>
+        <w:pStyle w:val="SourceCode"/>
+      </w:pPr>
+      <w:r>
+        <w:t xml:space="preserve">    ; folder, so the Assembly programs write only there; Project Setup</w:t>
+      </w:r>
+    </w:p>
+    <w:p>
+      <w:pPr>
+        <w:pStyle w:val="SourceCode"/>
+      </w:pPr>
+      <w:r>
+        <w:t xml:space="preserve">    ; created it. Every path the explorer uses is this folder joined with</w:t>
+      </w:r>
+    </w:p>
+    <w:p>
+      <w:pPr>
+        <w:pStyle w:val="SourceCode"/>
+      </w:pPr>
+      <w:r>
+        <w:t xml:space="preserve">    ; a checked name.</w:t>
+      </w:r>
+    </w:p>
+    <w:p>
+      <w:pPr>
+        <w:pStyle w:val="SourceCode"/>
+      </w:pPr>
+      <w:r>
+        <w:t xml:space="preserve">    sandbox             db "assembly/sandbox", 0</w:t>
       </w:r>
     </w:p>
     <w:p>
@@ -41142,7 +41374,7 @@
         <w:pStyle w:val="CommandBlock"/>
       </w:pPr>
       <w:r>
-        <w:t>rm ./sandbox/archive/old.txt</w:t>
+        <w:t>rm ./assembly/sandbox/archive/old.txt</w:t>
       </w:r>
     </w:p>
     <w:p>
@@ -41270,7 +41502,7 @@
         <w:pStyle w:val="RequiredOutput"/>
       </w:pPr>
       <w:r>
-        <w:t>Error: sandbox\missing.txt does not exist; nothing was read</w:t>
+        <w:t>Error: assembly\sandbox\missing.txt does not exist; nothing was read</w:t>
       </w:r>
     </w:p>
     <w:p>
@@ -41302,7 +41534,7 @@
         <w:pStyle w:val="RequiredOutput"/>
       </w:pPr>
       <w:r>
-        <w:t>Error: sandbox\inventory.txt already exists; nothing was created</w:t>
+        <w:t>Error: assembly\sandbox\inventory.txt already exists; nothing was created</w:t>
       </w:r>
     </w:p>
     <w:p>
@@ -41334,7 +41566,7 @@
         <w:pStyle w:val="RequiredOutput"/>
       </w:pPr>
       <w:r>
-        <w:t>Error: sandbox\inventory.txt already exists; nothing was changed</w:t>
+        <w:t>Error: assembly\sandbox\inventory.txt already exists; nothing was changed</w:t>
       </w:r>
     </w:p>
     <w:p>
@@ -41366,7 +41598,7 @@
         <w:pStyle w:val="RequiredOutput"/>
       </w:pPr>
       <w:r>
-        <w:t>Error: sandbox\missing.txt does not exist; nothing was moved</w:t>
+        <w:t>Error: assembly\sandbox\missing.txt does not exist; nothing was moved</w:t>
       </w:r>
     </w:p>
     <w:p>
@@ -41414,7 +41646,7 @@
         <w:pStyle w:val="RequiredOutput"/>
       </w:pPr>
       <w:r>
-        <w:t>Error: sandbox\archive is a folder; nothing was deleted</w:t>
+        <w:t>Error: assembly\sandbox\archive is a folder; nothing was deleted</w:t>
       </w:r>
     </w:p>
     <w:p>
@@ -41509,7 +41741,7 @@
         <w:pStyle w:val="ListBullet"/>
       </w:pPr>
       <w:r>
-        <w:t>If Run 1's move prints already exists; nothing was moved, the Remove-Item line did not run after an earlier Run 1: run Remove-Item .\sandbox\archive\old.txt (rm ./sandbox/archive/old.txt on Linux) and run again.</w:t>
+        <w:t>If Run 1's move prints already exists; nothing was moved, the Remove-Item line did not run after an earlier Run 1: run Remove-Item .\assembly\sandbox\archive\old.txt (rm ./assembly/sandbox/archive/old.txt on Linux) and run again.</w:t>
       </w:r>
     </w:p>
     <w:p>
@@ -41653,10 +41885,10 @@
     </w:p>
     <w:p>
       <w:r>
-        <w:t>Rust reads each answer with Lesson 2.3a's read_line, but no longer trims it with trim_end, which would also remove a space at the end of a name: ".. " would arrive as .., and the Error line would not show what was typed. Instead, replace removes the line ending, the \n and the \r a Windows file may add, and keeps everything else. When input has ended, read_line adds nothing, so the answer is empty text, and the explorer closes as it does for quit. Paths are joined with Path::new(SANDBOX).join(name), which p</w:t>
-      </w:r>
-      <w:r>
-        <w:t>uts the system's separator between the parts, and display().to_string() turns the joined path into the String every function takes. The command loop is while running, as in Lesson 2.5a.</w:t>
+        <w:t>Rust reads each answer with Lesson 2.3a's read_line, but no longer trims it with trim_end, which would also remove a space at the end of a name: ".. " would arrive as .., and the Error line would not show what was typed. Instead, replace removes the line ending, the \n and the \r a Windows file may add, and keeps everything else. When input has ended, read_line adds nothing, so the answer is empty text, and the explorer closes as it does for quit. The sandbox is .\rust\sandbox: sandbox() joins rust and sand</w:t>
+      </w:r>
+      <w:r>
+        <w:t>box with Path::new("rust").join("sandbox"), because a const cannot hold a joined path, and join runs only while the program runs. Names are joined to it with Path::new(&amp;sandbox()).join(name), which puts the system's separator between the parts, and display().to_string() turns the joined path into the String every function takes. The command loop is while running, as in Lesson 2.5a.</w:t>
       </w:r>
     </w:p>
     <w:p>
@@ -41758,23 +41990,63 @@
         <w:pStyle w:val="SourceCode"/>
       </w:pPr>
       <w:r>
-        <w:t>// The folder the explorer works in; Project Setup created it. Remember,</w:t>
-      </w:r>
-    </w:p>
-    <w:p>
-      <w:pPr>
-        <w:pStyle w:val="SourceCode"/>
-      </w:pPr>
-      <w:r>
-        <w:t>// const needs an explicit type.</w:t>
-      </w:r>
-    </w:p>
-    <w:p>
-      <w:pPr>
-        <w:pStyle w:val="SourceCode"/>
-      </w:pPr>
-      <w:r>
-        <w:t>const SANDBOX: &amp;str = "sandbox";</w:t>
+        <w:t>// The folder the explorer works in: the sandbox inside the rust folder,</w:t>
+      </w:r>
+    </w:p>
+    <w:p>
+      <w:pPr>
+        <w:pStyle w:val="SourceCode"/>
+      </w:pPr>
+      <w:r>
+        <w:t>// so the Rust programs write only there. Project Setup created it. A</w:t>
+      </w:r>
+    </w:p>
+    <w:p>
+      <w:pPr>
+        <w:pStyle w:val="SourceCode"/>
+      </w:pPr>
+      <w:r>
+        <w:t>// const cannot hold a joined path, because join runs only while the</w:t>
+      </w:r>
+    </w:p>
+    <w:p>
+      <w:pPr>
+        <w:pStyle w:val="SourceCode"/>
+      </w:pPr>
+      <w:r>
+        <w:t>// program runs, so sandbox() joins it each time. Remember, join adds a</w:t>
+      </w:r>
+    </w:p>
+    <w:p>
+      <w:pPr>
+        <w:pStyle w:val="SourceCode"/>
+      </w:pPr>
+      <w:r>
+        <w:t>// part with the system's separator: rust\sandbox on Windows.</w:t>
+      </w:r>
+    </w:p>
+    <w:p>
+      <w:pPr>
+        <w:pStyle w:val="SourceCode"/>
+      </w:pPr>
+      <w:r>
+        <w:t>fn sandbox() -&gt; String {</w:t>
+      </w:r>
+    </w:p>
+    <w:p>
+      <w:pPr>
+        <w:pStyle w:val="SourceCode"/>
+      </w:pPr>
+      <w:r>
+        <w:t xml:space="preserve">    Path::new("rust").join("sandbox").display().to_string()</w:t>
+      </w:r>
+    </w:p>
+    <w:p>
+      <w:pPr>
+        <w:pStyle w:val="SourceCode"/>
+      </w:pPr>
+      <w:r>
+        <w:t>}</w:t>
       </w:r>
     </w:p>
     <w:p>
@@ -42149,7 +42421,7 @@
         <w:pStyle w:val="SourceCode"/>
       </w:pPr>
       <w:r>
-        <w:t xml:space="preserve">    Path::new(SANDBOX).join(&amp;file_name).display().to_string()</w:t>
+        <w:t xml:space="preserve">    Path::new(&amp;sandbox()).join(&amp;file_name).display().to_string()</w:t>
       </w:r>
     </w:p>
     <w:p>
@@ -42202,7 +42474,7 @@
         <w:pStyle w:val="SourceCode"/>
       </w:pPr>
       <w:r>
-        <w:t xml:space="preserve">    let listing = match fs::read_dir(SANDBOX) {</w:t>
+        <w:t xml:space="preserve">    let listing = match fs::read_dir(sandbox()) {</w:t>
       </w:r>
     </w:p>
     <w:p>
@@ -42226,7 +42498,7 @@
         <w:pStyle w:val="SourceCode"/>
       </w:pPr>
       <w:r>
-        <w:t xml:space="preserve">            eprintln!("Error: could not list {SANDBOX}: {}", error.kind());</w:t>
+        <w:t xml:space="preserve">            eprintln!("Error: could not list {}: {}", sandbox(), error.kind());</w:t>
       </w:r>
     </w:p>
     <w:p>
@@ -42338,7 +42610,7 @@
         <w:pStyle w:val="SourceCode"/>
       </w:pPr>
       <w:r>
-        <w:t xml:space="preserve">        if Path::new(SANDBOX).join(entry_name).is_dir() {</w:t>
+        <w:t xml:space="preserve">        if Path::new(&amp;sandbox()).join(entry_name).is_dir() {</w:t>
       </w:r>
     </w:p>
     <w:p>
@@ -42572,7 +42844,7 @@
         <w:pStyle w:val="SourceCode"/>
       </w:pPr>
       <w:r>
-        <w:t xml:space="preserve">                    println!("Sandbox: {}", working.join(SANDBOX).display())</w:t>
+        <w:t xml:space="preserve">                    println!("Sandbox: {}", working.join(sandbox()).display())</w:t>
       </w:r>
     </w:p>
     <w:p>
@@ -42976,7 +43248,7 @@
         <w:pStyle w:val="CommandBlock"/>
       </w:pPr>
       <w:r>
-        <w:t>Remove-Item .\sandbox\notes.txt</w:t>
+        <w:t>Remove-Item .\rust\sandbox\notes.txt</w:t>
       </w:r>
     </w:p>
     <w:p>
@@ -43024,7 +43296,7 @@
         <w:pStyle w:val="CommandBlock"/>
       </w:pPr>
       <w:r>
-        <w:t>rm ./sandbox/notes.txt</w:t>
+        <w:t>rm ./rust/sandbox/notes.txt</w:t>
       </w:r>
     </w:p>
     <w:p>
@@ -43045,10 +43317,10 @@
         <w:keepNext/>
       </w:pPr>
       <w:r>
-        <w:t>cargo build prints its own progress lines first; those are not part of the program's output. The block runs the explorer once. Type each command and answer exactly as it appears after its prompt below, and press Enter after each one. Then $LASTEXITCODE (echo $? on Linux or macOS) prints 0, and Remove-Item (rm) deletes the notes.txt the run wrote, so the sandbox is back as Project Setup made it. Your screen must show these lines, with the same spelling, spacing, and capitalization, except the Sandbox line, w</w:t>
-      </w:r>
-      <w:r>
-        <w:t xml:space="preserve">hich shows your own folder: $env:USERNAME prints the user name that replaces </w:t>
+        <w:t>cargo build prints its own progress lines first; those are not part of the program's output. The block runs the explorer once. Type each command and answer exactly as it appears after its prompt below, and press Enter after each one. Then $LASTEXITCODE (echo $? on Linux or macOS) prints 0, and Remove-Item (rm) deletes the notes.txt the run wrote, so .\rust\sandbox is back as Project Setup made it. Your screen must show these lines, with the same spelling, spacing, and capitalization, except the Sandbox line</w:t>
+      </w:r>
+      <w:r>
+        <w:t xml:space="preserve">, which shows your own folder: $env:USERNAME prints the user name that replaces </w:t>
       </w:r>
       <w:r>
         <w:rPr>
@@ -43057,7 +43329,7 @@
         <w:t>&lt;&lt;&lt;your $env:USERNAME&gt;&gt;&gt;</w:t>
       </w:r>
       <w:r>
-        <w:t>.</w:t>
+        <w:t>, and ... stands for mini-file-explorer-extended.</w:t>
       </w:r>
     </w:p>
     <w:p>
@@ -43089,7 +43361,7 @@
         <w:t>&lt;&lt;&lt;your $env:USERNAME&gt;&gt;&gt;</w:t>
       </w:r>
       <w:r>
-        <w:t>\spa\mini-file-explorer-extended\sandbox</w:t>
+        <w:t>\spa\...\rust\sandbox</w:t>
       </w:r>
     </w:p>
     <w:p>
@@ -43161,7 +43433,7 @@
         <w:keepNext/>
       </w:pPr>
       <w:r>
-        <w:t>Wrote sandbox\notes.txt</w:t>
+        <w:t>Wrote rust\sandbox\notes.txt</w:t>
       </w:r>
     </w:p>
     <w:p>
@@ -43188,7 +43460,7 @@
         <w:keepNext/>
       </w:pPr>
       <w:r>
-        <w:t>Contents of sandbox\notes.txt:</w:t>
+        <w:t>Contents of rust\sandbox\notes.txt:</w:t>
       </w:r>
     </w:p>
     <w:p>
@@ -43272,7 +43544,7 @@
         <w:pStyle w:val="ListBullet"/>
       </w:pPr>
       <w:r>
-        <w:t>where proves the joining: your own folder, then mini-file-explorer-extended, then sandbox, the folder every name is joined to.</w:t>
+        <w:t>where proves the joining: your own folder, then mini-file-explorer-extended, then rust and sandbox, the folder every name is joined to.</w:t>
       </w:r>
     </w:p>
     <w:p>
@@ -43288,7 +43560,7 @@
         <w:pStyle w:val="ListBullet"/>
       </w:pPr>
       <w:r>
-        <w:t>write then read proves the round trip: the text was written into notes.txt in the sandbox with a line ending, and read back unchanged.</w:t>
+        <w:t>write then read proves the round trip: the text was written into .\rust\sandbox\notes.txt with a line ending, and read back unchanged.</w:t>
       </w:r>
     </w:p>
     <w:p>
@@ -45137,7 +45409,7 @@
         <w:pStyle w:val="SourceCode"/>
       </w:pPr>
       <w:r>
-        <w:t>/// because the explorer passes a path such as sandbox\notes.txt.</w:t>
+        <w:t>/// because the explorer passes a path such as rust\sandbox\notes.txt.</w:t>
       </w:r>
     </w:p>
     <w:p>
@@ -46285,31 +46557,71 @@
         <w:pStyle w:val="SourceCode"/>
       </w:pPr>
       <w:r>
-        <w:t>// The folder the explorer works in; Project Setup created it. Every path</w:t>
-      </w:r>
-    </w:p>
-    <w:p>
-      <w:pPr>
-        <w:pStyle w:val="SourceCode"/>
-      </w:pPr>
-      <w:r>
-        <w:t>// the explorer uses is this folder joined with a checked plain name.</w:t>
-      </w:r>
-    </w:p>
-    <w:p>
-      <w:pPr>
-        <w:pStyle w:val="SourceCode"/>
-      </w:pPr>
-      <w:r>
-        <w:t>// Remember, const needs an explicit type.</w:t>
-      </w:r>
-    </w:p>
-    <w:p>
-      <w:pPr>
-        <w:pStyle w:val="SourceCode"/>
-      </w:pPr>
-      <w:r>
-        <w:t>const SANDBOX: &amp;str = "sandbox";</w:t>
+        <w:t>// The folder the explorer works in: the sandbox inside the rust folder,</w:t>
+      </w:r>
+    </w:p>
+    <w:p>
+      <w:pPr>
+        <w:pStyle w:val="SourceCode"/>
+      </w:pPr>
+      <w:r>
+        <w:t>// so the Rust programs write only there; Project Setup created it. Every</w:t>
+      </w:r>
+    </w:p>
+    <w:p>
+      <w:pPr>
+        <w:pStyle w:val="SourceCode"/>
+      </w:pPr>
+      <w:r>
+        <w:t>// path the explorer uses is this folder joined with a checked plain name.</w:t>
+      </w:r>
+    </w:p>
+    <w:p>
+      <w:pPr>
+        <w:pStyle w:val="SourceCode"/>
+      </w:pPr>
+      <w:r>
+        <w:t>// A const cannot hold a joined path, because join runs only while the</w:t>
+      </w:r>
+    </w:p>
+    <w:p>
+      <w:pPr>
+        <w:pStyle w:val="SourceCode"/>
+      </w:pPr>
+      <w:r>
+        <w:t>// program runs, so sandbox() joins it each time. Remember, join adds a</w:t>
+      </w:r>
+    </w:p>
+    <w:p>
+      <w:pPr>
+        <w:pStyle w:val="SourceCode"/>
+      </w:pPr>
+      <w:r>
+        <w:t>// part with the system's separator: rust\sandbox on Windows.</w:t>
+      </w:r>
+    </w:p>
+    <w:p>
+      <w:pPr>
+        <w:pStyle w:val="SourceCode"/>
+      </w:pPr>
+      <w:r>
+        <w:t>fn sandbox() -&gt; String {</w:t>
+      </w:r>
+    </w:p>
+    <w:p>
+      <w:pPr>
+        <w:pStyle w:val="SourceCode"/>
+      </w:pPr>
+      <w:r>
+        <w:t xml:space="preserve">    Path::new("rust").join("sandbox").display().to_string()</w:t>
+      </w:r>
+    </w:p>
+    <w:p>
+      <w:pPr>
+        <w:pStyle w:val="SourceCode"/>
+      </w:pPr>
+      <w:r>
+        <w:t>}</w:t>
       </w:r>
     </w:p>
     <w:p>
@@ -46548,7 +46860,7 @@
         <w:pStyle w:val="SourceCode"/>
       </w:pPr>
       <w:r>
-        <w:t xml:space="preserve">    Path::new(SANDBOX).join(file_name).display().to_string()</w:t>
+        <w:t xml:space="preserve">    Path::new(&amp;sandbox()).join(file_name).display().to_string()</w:t>
       </w:r>
     </w:p>
     <w:p>
@@ -47479,7 +47791,23 @@
         <w:pStyle w:val="SourceCode"/>
       </w:pPr>
       <w:r>
-        <w:t xml:space="preserve">        Ok(()) =&gt; println!("Moved {file_name} from {SANDBOX} to {folder_path}"),</w:t>
+        <w:t xml:space="preserve">        Ok(()) =&gt; {</w:t>
+      </w:r>
+    </w:p>
+    <w:p>
+      <w:pPr>
+        <w:pStyle w:val="SourceCode"/>
+      </w:pPr>
+      <w:r>
+        <w:t xml:space="preserve">            println!("Moved {file_name} from {} to {folder_path}", sandbox())</w:t>
+      </w:r>
+    </w:p>
+    <w:p>
+      <w:pPr>
+        <w:pStyle w:val="SourceCode"/>
+      </w:pPr>
+      <w:r>
+        <w:t xml:space="preserve">        }</w:t>
       </w:r>
     </w:p>
     <w:p>
@@ -47710,7 +48038,7 @@
         <w:pStyle w:val="SourceCode"/>
       </w:pPr>
       <w:r>
-        <w:t xml:space="preserve">    match explorer::find_files(SANDBOX, &amp;extension) {</w:t>
+        <w:t xml:space="preserve">    match explorer::find_files(&amp;sandbox(), &amp;extension) {</w:t>
       </w:r>
     </w:p>
     <w:p>
@@ -47726,7 +48054,7 @@
         <w:pStyle w:val="SourceCode"/>
       </w:pPr>
       <w:r>
-        <w:t xml:space="preserve">            println!("Searching {SANDBOX} for {extension} files");</w:t>
+        <w:t xml:space="preserve">            println!("Searching {} for {extension} files", sandbox());</w:t>
       </w:r>
     </w:p>
     <w:p>
@@ -47811,7 +48139,7 @@
         <w:pStyle w:val="SourceCode"/>
       </w:pPr>
       <w:r>
-        <w:t xml:space="preserve">    if let Err(message) = explorer::print_listing(SANDBOX) {</w:t>
+        <w:t xml:space="preserve">    if let Err(message) = explorer::print_listing(&amp;sandbox()) {</w:t>
       </w:r>
     </w:p>
     <w:p>
@@ -47856,7 +48184,7 @@
         <w:pStyle w:val="SourceCode"/>
       </w:pPr>
       <w:r>
-        <w:t xml:space="preserve">    if let Err(message) = explorer::print_sandbox(SANDBOX) {</w:t>
+        <w:t xml:space="preserve">    if let Err(message) = explorer::print_sandbox(&amp;sandbox()) {</w:t>
       </w:r>
     </w:p>
     <w:p>
@@ -48321,7 +48649,7 @@
         <w:pStyle w:val="CommandBlock"/>
       </w:pPr>
       <w:r>
-        <w:t>Remove-Item .\sandbox\archive\old.txt</w:t>
+        <w:t>Remove-Item .\rust\sandbox\archive\old.txt</w:t>
       </w:r>
     </w:p>
     <w:p>
@@ -48369,7 +48697,7 @@
         <w:pStyle w:val="CommandBlock"/>
       </w:pPr>
       <w:r>
-        <w:t>rm ./sandbox/archive/old.txt</w:t>
+        <w:t>rm ./rust/sandbox/archive/old.txt</w:t>
       </w:r>
     </w:p>
     <w:p>
@@ -48463,10 +48791,10 @@
         <w:keepNext/>
       </w:pPr>
       <w:r>
-        <w:t>cargo build prints its own progress lines first; those are not part of the program's output. Run 1 must match the Required Clean-Run Output in Validation Rules line for line: the same commands, results, and spelling, with only the Sandbox and Path lines showing your own folder and the Modified line the minute of your write, in UTC. Then $LASTEXITCODE (echo $? on Linux or macOS) prints 0. Run 2 is typed, so the terminal shows each answer after its prompt again. Your screen must show these lines, and $LASTEXI</w:t>
-      </w:r>
-      <w:r>
-        <w:t>TCODE prints 0:</w:t>
+        <w:t>cargo build prints its own progress lines first; those are not part of the program's output. Run 1 must match the Required Clean-Run Output in Validation Rules line for line, with rust in place of assembly in every path: the same commands, results, and spelling, with only the Sandbox and Path lines showing your own folder and the Modified line the minute of your write, in UTC. Then $LASTEXITCODE (echo $? on Linux or macOS) prints 0. Run 2 is typed, so the terminal shows each answer after its prompt again. Y</w:t>
+      </w:r>
+      <w:r>
+        <w:t>our screen must show these lines, and $LASTEXITCODE prints 0:</w:t>
       </w:r>
     </w:p>
     <w:p>
@@ -48497,7 +48825,7 @@
         <w:pStyle w:val="RequiredOutput"/>
       </w:pPr>
       <w:r>
-        <w:t>Error: sandbox\missing.txt does not exist; nothing was read</w:t>
+        <w:t>Error: rust\sandbox\missing.txt does not exist; nothing was read</w:t>
       </w:r>
     </w:p>
     <w:p>
@@ -48529,7 +48857,7 @@
         <w:pStyle w:val="RequiredOutput"/>
       </w:pPr>
       <w:r>
-        <w:t>Error: sandbox\inventory.txt already exists; nothing was created</w:t>
+        <w:t>Error: rust\sandbox\inventory.txt already exists; nothing was created</w:t>
       </w:r>
     </w:p>
     <w:p>
@@ -48561,7 +48889,7 @@
         <w:pStyle w:val="RequiredOutput"/>
       </w:pPr>
       <w:r>
-        <w:t>Error: sandbox\inventory.txt already exists; nothing was changed</w:t>
+        <w:t>Error: rust\sandbox\inventory.txt already exists; nothing was changed</w:t>
       </w:r>
     </w:p>
     <w:p>
@@ -48593,7 +48921,7 @@
         <w:pStyle w:val="RequiredOutput"/>
       </w:pPr>
       <w:r>
-        <w:t>Error: sandbox\missing.txt does not exist; nothing was moved</w:t>
+        <w:t>Error: rust\sandbox\missing.txt does not exist; nothing was moved</w:t>
       </w:r>
     </w:p>
     <w:p>
@@ -48641,7 +48969,7 @@
         <w:pStyle w:val="RequiredOutput"/>
       </w:pPr>
       <w:r>
-        <w:t>Error: sandbox\archive is a folder; nothing was deleted</w:t>
+        <w:t>Error: rust\sandbox\archive is a folder; nothing was deleted</w:t>
       </w:r>
     </w:p>
     <w:p>
@@ -48736,7 +49064,7 @@
         <w:pStyle w:val="ListBullet"/>
       </w:pPr>
       <w:r>
-        <w:t>If Run 1's move prints already exists; nothing was moved, the Remove-Item line did not run after an earlier Run 1: run Remove-Item .\sandbox\archive\old.txt (rm ./sandbox/archive/old.txt on Linux or macOS) and run again.</w:t>
+        <w:t>If Run 1's move prints already exists; nothing was moved, the Remove-Item line did not run after an earlier Run 1: run Remove-Item .\rust\sandbox\archive\old.txt (rm ./rust/sandbox/archive/old.txt on Linux or macOS) and run again.</w:t>
       </w:r>
     </w:p>
     <w:p>
@@ -48810,7 +49138,7 @@
         <w:pStyle w:val="ListBullet"/>
       </w:pPr>
       <w:r>
-        <w:t>print_metadata's Name line uses Path::new(path).file_name(), the path's last part, an Option, because the explorer passes sandbox\notes.txt, where Lesson 3.10a passed only a name.</w:t>
+        <w:t>print_metadata's Name line uses Path::new(path).file_name(), the path's last part, an Option, because the explorer passes the whole joined path, from rust to notes.txt, where Lesson 3.10a passed only a name.</w:t>
       </w:r>
     </w:p>
     <w:p>
@@ -48867,7 +49195,7 @@
         <w:t>Erlang reads each answer with Lesson 2.3a's io:get_line, but trims only the line ending: string:trim(Line, trailing, "\n") removes the \n and a second string:trim removes the \r a Windows file may add, as Lesson 3.13a trimmed \r, so a space at the end of a name stays. When input has ended, io:get_line returns the atom eof instead of a line, and read_answer returns empty text. A name is bound once, so Erlang has no running variable that quit could change: command_loop reads a command, runs it, and calls itse</w:t>
       </w:r>
       <w:r>
-        <w:t>lf again, as Lesson 2.5a's loops do, and quit or empty text ends it simply by not calling itself. Paths are joined with filename:join and written with the system's separator by filename:nativename, as in Lesson 3.9a.</w:t>
+        <w:t>lf again, as Lesson 2.5a's loops do, and quit or empty text ends it simply by not calling itself. Paths are joined with filename:join and written with the system's separator by filename:nativename, as in Lesson 3.9a. The macro ?SANDBOX holds the join itself, filename:join(["erlang", "sandbox"]) written with nativename, so every use of it means .\erlang\sandbox; filename:join of a list joins any number of parts.</w:t>
       </w:r>
     </w:p>
     <w:p>
@@ -48961,23 +49289,47 @@
         <w:pStyle w:val="SourceCode"/>
       </w:pPr>
       <w:r>
-        <w:t>%% The folder the explorer works in; Project Setup created it. Remember,</w:t>
-      </w:r>
-    </w:p>
-    <w:p>
-      <w:pPr>
-        <w:pStyle w:val="SourceCode"/>
-      </w:pPr>
-      <w:r>
-        <w:t>%% -define makes a macro, and ?SANDBOX inserts it.</w:t>
-      </w:r>
-    </w:p>
-    <w:p>
-      <w:pPr>
-        <w:pStyle w:val="SourceCode"/>
-      </w:pPr>
-      <w:r>
-        <w:t>-define(SANDBOX, "sandbox").</w:t>
+        <w:t>%% The folder the explorer works in: the sandbox inside the erlang</w:t>
+      </w:r>
+    </w:p>
+    <w:p>
+      <w:pPr>
+        <w:pStyle w:val="SourceCode"/>
+      </w:pPr>
+      <w:r>
+        <w:t>%% folder, so the Erlang programs write only there. Project Setup created</w:t>
+      </w:r>
+    </w:p>
+    <w:p>
+      <w:pPr>
+        <w:pStyle w:val="SourceCode"/>
+      </w:pPr>
+      <w:r>
+        <w:t>%% it. Remember, -define makes a macro, and ?SANDBOX inserts it; here it</w:t>
+      </w:r>
+    </w:p>
+    <w:p>
+      <w:pPr>
+        <w:pStyle w:val="SourceCode"/>
+      </w:pPr>
+      <w:r>
+        <w:t>%% inserts the join itself, filename:join of a list joins any number of</w:t>
+      </w:r>
+    </w:p>
+    <w:p>
+      <w:pPr>
+        <w:pStyle w:val="SourceCode"/>
+      </w:pPr>
+      <w:r>
+        <w:t>%% parts, and nativename writes erlang\sandbox on Windows.</w:t>
+      </w:r>
+    </w:p>
+    <w:p>
+      <w:pPr>
+        <w:pStyle w:val="SourceCode"/>
+      </w:pPr>
+      <w:r>
+        <w:t>-define(SANDBOX, filename:nativename(filename:join(["erlang", "sandbox"]))).</w:t>
       </w:r>
     </w:p>
     <w:p>
@@ -50240,7 +50592,7 @@
         <w:pStyle w:val="CommandBlock"/>
       </w:pPr>
       <w:r>
-        <w:t>Remove-Item .\sandbox\notes.txt</w:t>
+        <w:t>Remove-Item .\erlang\sandbox\notes.txt</w:t>
       </w:r>
     </w:p>
     <w:p>
@@ -50288,7 +50640,7 @@
         <w:pStyle w:val="CommandBlock"/>
       </w:pPr>
       <w:r>
-        <w:t>rm ./sandbox/notes.txt</w:t>
+        <w:t>rm ./erlang/sandbox/notes.txt</w:t>
       </w:r>
     </w:p>
     <w:p>
@@ -50309,10 +50661,10 @@
         <w:keepNext/>
       </w:pPr>
       <w:r>
-        <w:t>erlc prints nothing when the modules compile. Erlang writes the drive letter in lowercase, c:\, in the Sandbox and Path lines. The block runs the explorer once. Type each command and answer exactly as it appears after its prompt below, and press Enter after each one. Then $LASTEXITCODE (echo $? on Linux or macOS) prints 0, and Remove-Item (rm) deletes the notes.txt the run wrote, so the sandbox is back as Project Setup made it. Your screen must show these lines, with the same spelling, spacing, and capitali</w:t>
-      </w:r>
-      <w:r>
-        <w:t xml:space="preserve">zation, except the Sandbox line, which shows your own folder: $env:USERNAME prints the user name that replaces </w:t>
+        <w:t>erlc prints nothing when the modules compile. Erlang writes the drive letter in lowercase, c:\, in the Sandbox and Path lines. The block runs the explorer once. Type each command and answer exactly as it appears after its prompt below, and press Enter after each one. Then $LASTEXITCODE (echo $? on Linux or macOS) prints 0, and Remove-Item (rm) deletes the notes.txt the run wrote, so .\erlang\sandbox is back as Project Setup made it. Your screen must show these lines, with the same spelling, spacing, and cap</w:t>
+      </w:r>
+      <w:r>
+        <w:t xml:space="preserve">italization, except the Sandbox line, which shows your own folder: $env:USERNAME prints the user name that replaces </w:t>
       </w:r>
       <w:r>
         <w:rPr>
@@ -50321,7 +50673,7 @@
         <w:t>&lt;&lt;&lt;your $env:USERNAME&gt;&gt;&gt;</w:t>
       </w:r>
       <w:r>
-        <w:t>.</w:t>
+        <w:t>, and ... stands for mini-file-explorer-extended.</w:t>
       </w:r>
     </w:p>
     <w:p>
@@ -50353,7 +50705,7 @@
         <w:t>&lt;&lt;&lt;your $env:USERNAME&gt;&gt;&gt;</w:t>
       </w:r>
       <w:r>
-        <w:t>\spa\mini-file-explorer-extended\sandbox</w:t>
+        <w:t>\spa\...\erlang\sandbox</w:t>
       </w:r>
     </w:p>
     <w:p>
@@ -50425,7 +50777,7 @@
         <w:keepNext/>
       </w:pPr>
       <w:r>
-        <w:t>Wrote sandbox\notes.txt</w:t>
+        <w:t>Wrote erlang\sandbox\notes.txt</w:t>
       </w:r>
     </w:p>
     <w:p>
@@ -50452,7 +50804,7 @@
         <w:keepNext/>
       </w:pPr>
       <w:r>
-        <w:t>Contents of sandbox\notes.txt:</w:t>
+        <w:t>Contents of erlang\sandbox\notes.txt:</w:t>
       </w:r>
     </w:p>
     <w:p>
@@ -50536,7 +50888,7 @@
         <w:pStyle w:val="ListBullet"/>
       </w:pPr>
       <w:r>
-        <w:t>where proves the joining: your own folder, then mini-file-explorer-extended, then sandbox, the folder every name is joined to.</w:t>
+        <w:t>where proves the joining: your own folder, then mini-file-explorer-extended, then erlang and sandbox, the folder every name is joined to.</w:t>
       </w:r>
     </w:p>
     <w:p>
@@ -50552,7 +50904,7 @@
         <w:pStyle w:val="ListBullet"/>
       </w:pPr>
       <w:r>
-        <w:t>write then read proves the round trip: the text was written into notes.txt in the sandbox with a line ending, and read back unchanged.</w:t>
+        <w:t>write then read proves the round trip: the text was written into .\erlang\sandbox\notes.txt with a line ending, and read back unchanged.</w:t>
       </w:r>
     </w:p>
     <w:p>
@@ -52263,7 +52615,7 @@
         <w:pStyle w:val="SourceCode"/>
       </w:pPr>
       <w:r>
-        <w:t>%% sandbox\notes.txt. Remember, {time, universal} gives the time in UTC,</w:t>
+        <w:t>%% erlang\sandbox\notes.txt. Remember, {time, universal} gives the time in UTC,</w:t>
       </w:r>
     </w:p>
     <w:p>
@@ -53456,31 +53808,55 @@
         <w:pStyle w:val="SourceCode"/>
       </w:pPr>
       <w:r>
-        <w:t>%% The folder the explorer works in; Project Setup created it. Every path</w:t>
-      </w:r>
-    </w:p>
-    <w:p>
-      <w:pPr>
-        <w:pStyle w:val="SourceCode"/>
-      </w:pPr>
-      <w:r>
-        <w:t>%% the explorer uses is this folder joined with a checked plain name.</w:t>
-      </w:r>
-    </w:p>
-    <w:p>
-      <w:pPr>
-        <w:pStyle w:val="SourceCode"/>
-      </w:pPr>
-      <w:r>
-        <w:t>%% Remember, -define makes a macro, and ?SANDBOX inserts it.</w:t>
-      </w:r>
-    </w:p>
-    <w:p>
-      <w:pPr>
-        <w:pStyle w:val="SourceCode"/>
-      </w:pPr>
-      <w:r>
-        <w:t>-define(SANDBOX, "sandbox").</w:t>
+        <w:t>%% The folder the explorer works in: the sandbox inside the erlang</w:t>
+      </w:r>
+    </w:p>
+    <w:p>
+      <w:pPr>
+        <w:pStyle w:val="SourceCode"/>
+      </w:pPr>
+      <w:r>
+        <w:t>%% folder, so the Erlang programs write only there; Project Setup created</w:t>
+      </w:r>
+    </w:p>
+    <w:p>
+      <w:pPr>
+        <w:pStyle w:val="SourceCode"/>
+      </w:pPr>
+      <w:r>
+        <w:t>%% it. Every path the explorer uses is this folder joined with a checked</w:t>
+      </w:r>
+    </w:p>
+    <w:p>
+      <w:pPr>
+        <w:pStyle w:val="SourceCode"/>
+      </w:pPr>
+      <w:r>
+        <w:t>%% plain name. Remember, -define makes a macro, and ?SANDBOX inserts it;</w:t>
+      </w:r>
+    </w:p>
+    <w:p>
+      <w:pPr>
+        <w:pStyle w:val="SourceCode"/>
+      </w:pPr>
+      <w:r>
+        <w:t>%% here it inserts the join itself, filename:join of a list joins any</w:t>
+      </w:r>
+    </w:p>
+    <w:p>
+      <w:pPr>
+        <w:pStyle w:val="SourceCode"/>
+      </w:pPr>
+      <w:r>
+        <w:t>%% number of parts, and nativename writes erlang\sandbox on Windows.</w:t>
+      </w:r>
+    </w:p>
+    <w:p>
+      <w:pPr>
+        <w:pStyle w:val="SourceCode"/>
+      </w:pPr>
+      <w:r>
+        <w:t>-define(SANDBOX, filename:nativename(filename:join(["erlang", "sandbox"]))).</w:t>
       </w:r>
     </w:p>
     <w:p>
@@ -55785,7 +56161,7 @@
         <w:pStyle w:val="CommandBlock"/>
       </w:pPr>
       <w:r>
-        <w:t>Remove-Item .\sandbox\archive\old.txt</w:t>
+        <w:t>Remove-Item .\erlang\sandbox\archive\old.txt</w:t>
       </w:r>
     </w:p>
     <w:p>
@@ -55833,7 +56209,7 @@
         <w:pStyle w:val="CommandBlock"/>
       </w:pPr>
       <w:r>
-        <w:t>rm ./sandbox/archive/old.txt</w:t>
+        <w:t>rm ./erlang/sandbox/archive/old.txt</w:t>
       </w:r>
     </w:p>
     <w:p>
@@ -55927,10 +56303,10 @@
         <w:keepNext/>
       </w:pPr>
       <w:r>
-        <w:t>erlc prints nothing when the modules compile. Erlang writes the drive letter in lowercase, c:\, in the Sandbox and Path lines. Run 1 must match the Required Clean-Run Output in Validation Rules line for line: the same commands, results, and spelling, with only the Sandbox and Path lines showing your own folder and the Modified line the minute of your write, in UTC. Then $LASTEXITCODE (echo $? on Linux or macOS) prints 0. Run 2 is typed, so the terminal shows each answer after its prompt again. Your screen m</w:t>
-      </w:r>
-      <w:r>
-        <w:t>ust show these lines, and $LASTEXITCODE prints 0:</w:t>
+        <w:t>erlc prints nothing when the modules compile. Erlang writes the drive letter in lowercase, c:\, in the Sandbox and Path lines. Run 1 must match the Required Clean-Run Output in Validation Rules line for line, with erlang in place of assembly in every path: the same commands, results, and spelling, with only the Sandbox and Path lines showing your own folder and the Modified line the minute of your write, in UTC. Then $LASTEXITCODE (echo $? on Linux or macOS) prints 0. Run 2 is typed, so the terminal shows e</w:t>
+      </w:r>
+      <w:r>
+        <w:t>ach answer after its prompt again. Your screen must show these lines, and $LASTEXITCODE prints 0:</w:t>
       </w:r>
     </w:p>
     <w:p>
@@ -55961,7 +56337,7 @@
         <w:pStyle w:val="RequiredOutput"/>
       </w:pPr>
       <w:r>
-        <w:t>Error: sandbox\missing.txt does not exist; nothing was read</w:t>
+        <w:t>Error: erlang\sandbox\missing.txt does not exist; nothing was read</w:t>
       </w:r>
     </w:p>
     <w:p>
@@ -55993,7 +56369,7 @@
         <w:pStyle w:val="RequiredOutput"/>
       </w:pPr>
       <w:r>
-        <w:t>Error: sandbox\inventory.txt already exists; nothing was created</w:t>
+        <w:t>Error: erlang\sandbox\inventory.txt already exists; nothing was created</w:t>
       </w:r>
     </w:p>
     <w:p>
@@ -56025,7 +56401,7 @@
         <w:pStyle w:val="RequiredOutput"/>
       </w:pPr>
       <w:r>
-        <w:t>Error: sandbox\inventory.txt already exists; nothing was changed</w:t>
+        <w:t>Error: erlang\sandbox\inventory.txt already exists; nothing was changed</w:t>
       </w:r>
     </w:p>
     <w:p>
@@ -56057,7 +56433,7 @@
         <w:pStyle w:val="RequiredOutput"/>
       </w:pPr>
       <w:r>
-        <w:t>Error: sandbox\missing.txt does not exist; nothing was moved</w:t>
+        <w:t>Error: erlang\sandbox\missing.txt does not exist; nothing was moved</w:t>
       </w:r>
     </w:p>
     <w:p>
@@ -56105,7 +56481,7 @@
         <w:pStyle w:val="RequiredOutput"/>
       </w:pPr>
       <w:r>
-        <w:t>Error: sandbox\archive is a folder; nothing was deleted</w:t>
+        <w:t>Error: erlang\sandbox\archive is a folder; nothing was deleted</w:t>
       </w:r>
     </w:p>
     <w:p>
@@ -56200,7 +56576,7 @@
         <w:pStyle w:val="ListBullet"/>
       </w:pPr>
       <w:r>
-        <w:t>If Run 1's move prints already exists; nothing was moved, the Remove-Item line did not run after an earlier Run 1: run Remove-Item .\sandbox\archive\old.txt (rm ./sandbox/archive/old.txt on Linux or macOS) and run again.</w:t>
+        <w:t>If Run 1's move prints already exists; nothing was moved, the Remove-Item line did not run after an earlier Run 1: run Remove-Item .\erlang\sandbox\archive\old.txt (rm ./erlang/sandbox/archive/old.txt on Linux or macOS) and run again.</w:t>
       </w:r>
     </w:p>
     <w:p>
@@ -56331,10 +56707,10 @@
         <w:t>A script has no keyboard, so the Solidity explorer cannot ask anything: it reads its commands and answers from a file instead, the file you would otherwise type from. run takes the file's name after --sig "run(string)": the text in quotes says run takes one string, and the word after it is that string, as Chapter 2's survey took its list of answers after --sig "run(string[])". loadCommands reads the file with vm.readFile and cuts it into lines with vm.split, keeping them in a storage array. readAnswer hands</w:t>
       </w:r>
       <w:r>
-        <w:t xml:space="preserve"> out the next line, and when the lines run out it hands out empty text, which closes the explorer. console.log always ends its line, so a prompt cannot wait on a line of its own: readAnswer logs each prompt with the answer after it, and the log reads like the typed screen of the other languages. A script has no error stream either, so every Error line is logged, as in Lesson 3.19a, and forge ends with exit code 0. Paths are joined with /, as in Lesson 2.13a, and every cheatcode path starts with ../, the les</w:t>
-      </w:r>
-      <w:r>
-        <w:t>son folder.</w:t>
+        <w:t xml:space="preserve"> out the next line, and when the lines run out it hands out empty text, which closes the explorer. console.log always ends its line, so a prompt cannot wait on a line of its own: readAnswer logs each prompt with the answer after it, and the log reads like the typed screen of the other languages. A script has no error stream either, so every Error line is logged, as in Lesson 3.19a, and forge ends with exit code 0. Paths are joined with /, as in Lesson 2.13a. A cheatcode's relative path starts from the proje</w:t>
+      </w:r>
+      <w:r>
+        <w:t>ct root, the solidity folder, and the Solidity sandbox is inside it, .\solidity\sandbox, so the script names it sandbox and prints its paths as sandbox/notes.txt, with no folder name; only the command files are read from ../, the lesson folder.</w:t>
       </w:r>
     </w:p>
     <w:p>
@@ -56449,31 +56825,39 @@
         <w:pStyle w:val="SourceCode"/>
       </w:pPr>
       <w:r>
-        <w:t>// Remember, the vm file cheatcodes work only under forge, inside the</w:t>
-      </w:r>
-    </w:p>
-    <w:p>
-      <w:pPr>
-        <w:pStyle w:val="SourceCode"/>
-      </w:pPr>
-      <w:r>
-        <w:t>// folder fs_permissions allows, and relative paths start from the project</w:t>
-      </w:r>
-    </w:p>
-    <w:p>
-      <w:pPr>
-        <w:pStyle w:val="SourceCode"/>
-      </w:pPr>
-      <w:r>
-        <w:t>// root, the solidity folder, so ../ reaches the lesson folder. A script</w:t>
-      </w:r>
-    </w:p>
-    <w:p>
-      <w:pPr>
-        <w:pStyle w:val="SourceCode"/>
-      </w:pPr>
-      <w:r>
-        <w:t>// cannot read the keyboard, so the commands come from a file.</w:t>
+        <w:t>// Remember, the vm file cheatcodes work only under forge, only where</w:t>
+      </w:r>
+    </w:p>
+    <w:p>
+      <w:pPr>
+        <w:pStyle w:val="SourceCode"/>
+      </w:pPr>
+      <w:r>
+        <w:t>// fs_permissions allows, and relative paths start from the project root,</w:t>
+      </w:r>
+    </w:p>
+    <w:p>
+      <w:pPr>
+        <w:pStyle w:val="SourceCode"/>
+      </w:pPr>
+      <w:r>
+        <w:t>// the solidity folder, so ../ reaches the lesson folder, where the</w:t>
+      </w:r>
+    </w:p>
+    <w:p>
+      <w:pPr>
+        <w:pStyle w:val="SourceCode"/>
+      </w:pPr>
+      <w:r>
+        <w:t>// command files are. A script cannot read the keyboard, so the commands</w:t>
+      </w:r>
+    </w:p>
+    <w:p>
+      <w:pPr>
+        <w:pStyle w:val="SourceCode"/>
+      </w:pPr>
+      <w:r>
+        <w:t>// come from a file.</w:t>
       </w:r>
     </w:p>
     <w:p>
@@ -56489,7 +56873,23 @@
         <w:pStyle w:val="SourceCode"/>
       </w:pPr>
       <w:r>
-        <w:t xml:space="preserve">    // The folder the explorer works in; Project Setup created it.</w:t>
+        <w:t xml:space="preserve">    // The folder the explorer works in: the sandbox inside the project</w:t>
+      </w:r>
+    </w:p>
+    <w:p>
+      <w:pPr>
+        <w:pStyle w:val="SourceCode"/>
+      </w:pPr>
+      <w:r>
+        <w:t xml:space="preserve">    // root, the solidity folder, so the script writes only there and</w:t>
+      </w:r>
+    </w:p>
+    <w:p>
+      <w:pPr>
+        <w:pStyle w:val="SourceCode"/>
+      </w:pPr>
+      <w:r>
+        <w:t xml:space="preserve">    // the path needs no folder name. Project Setup created it.</w:t>
       </w:r>
     </w:p>
     <w:p>
@@ -57335,7 +57735,7 @@
         <w:pStyle w:val="SourceCode"/>
       </w:pPr>
       <w:r>
-        <w:t xml:space="preserve">        try vm.readDir(string.concat("../", SANDBOX)) returns (</w:t>
+        <w:t xml:space="preserve">        try vm.readDir(SANDBOX) returns (</w:t>
       </w:r>
     </w:p>
     <w:p>
@@ -57559,7 +57959,7 @@
         <w:pStyle w:val="SourceCode"/>
       </w:pPr>
       <w:r>
-        <w:t xml:space="preserve">            if (vm.isDir(string.concat("../", SANDBOX, "/", names[position]))) {</w:t>
+        <w:t xml:space="preserve">            if (vm.isDir(string.concat(SANDBOX, "/", names[position]))) {</w:t>
       </w:r>
     </w:p>
     <w:p>
@@ -58024,31 +58424,23 @@
         <w:pStyle w:val="SourceCode"/>
       </w:pPr>
       <w:r>
-        <w:t xml:space="preserve">                // path, and vm.replace removes the /solidity/../ step.</w:t>
-      </w:r>
-    </w:p>
-    <w:p>
-      <w:pPr>
-        <w:pStyle w:val="SourceCode"/>
-      </w:pPr>
-      <w:r>
-        <w:t xml:space="preserve">                console.log("Sandbox: %s", vm.replace(</w:t>
-      </w:r>
-    </w:p>
-    <w:p>
-      <w:pPr>
-        <w:pStyle w:val="SourceCode"/>
-      </w:pPr>
-      <w:r>
-        <w:t xml:space="preserve">                    string.concat(vm.projectRoot(), "/../", SANDBOX),</w:t>
-      </w:r>
-    </w:p>
-    <w:p>
-      <w:pPr>
-        <w:pStyle w:val="SourceCode"/>
-      </w:pPr>
-      <w:r>
-        <w:t xml:space="preserve">                    "/solidity/../", "/"));</w:t>
+        <w:t xml:space="preserve">                // path, and the sandbox is inside it.</w:t>
+      </w:r>
+    </w:p>
+    <w:p>
+      <w:pPr>
+        <w:pStyle w:val="SourceCode"/>
+      </w:pPr>
+      <w:r>
+        <w:t xml:space="preserve">                console.log("Sandbox: %s",</w:t>
+      </w:r>
+    </w:p>
+    <w:p>
+      <w:pPr>
+        <w:pStyle w:val="SourceCode"/>
+      </w:pPr>
+      <w:r>
+        <w:t xml:space="preserve">                            string.concat(vm.projectRoot(), "/", SANDBOX));</w:t>
       </w:r>
     </w:p>
     <w:p>
@@ -58112,7 +58504,7 @@
         <w:pStyle w:val="SourceCode"/>
       </w:pPr>
       <w:r>
-        <w:t xml:space="preserve">                    try vm.readFile(string.concat("../", path)) returns (</w:t>
+        <w:t xml:space="preserve">                    try vm.readFile(path) returns (</w:t>
       </w:r>
     </w:p>
     <w:p>
@@ -58232,15 +58624,7 @@
         <w:pStyle w:val="SourceCode"/>
       </w:pPr>
       <w:r>
-        <w:t xml:space="preserve">                    try vm.writeFile(string.concat("../", path),</w:t>
-      </w:r>
-    </w:p>
-    <w:p>
-      <w:pPr>
-        <w:pStyle w:val="SourceCode"/>
-      </w:pPr>
-      <w:r>
-        <w:t xml:space="preserve">                                     string.concat(typedLine, "\n")) {</w:t>
+        <w:t xml:space="preserve">                    try vm.writeFile(path, string.concat(typedLine, "\n")) {</w:t>
       </w:r>
     </w:p>
     <w:p>
@@ -58437,7 +58821,7 @@
         <w:pStyle w:val="CommandBlock"/>
       </w:pPr>
       <w:r>
-        <w:t>Remove-Item .\sandbox\notes.txt</w:t>
+        <w:t>Remove-Item .\solidity\sandbox\notes.txt</w:t>
       </w:r>
     </w:p>
     <w:p>
@@ -58494,7 +58878,7 @@
         <w:pStyle w:val="CommandBlock"/>
       </w:pPr>
       <w:r>
-        <w:t>rm ./sandbox/notes.txt</w:t>
+        <w:t>rm ./solidity/sandbox/notes.txt</w:t>
       </w:r>
     </w:p>
     <w:p>
@@ -58515,10 +58899,10 @@
         <w:keepNext/>
       </w:pPr>
       <w:r>
-        <w:t>forge build prints its own compiler lines first, and forge script prints a few lines before == Logs ==; compare only the lines under == Logs ==, each indented by two spaces in forge's output. The block runs the explorer once with the commands in first-run.txt. Then $LASTEXITCODE (echo $? on Linux or macOS) prints 0, and Remove-Item (rm) deletes the notes.txt the run wrote, so the sandbox is back as Project Setup made it. The lines under == Logs == must be these, with the same spelling, spacing, and capitali</w:t>
-      </w:r>
-      <w:r>
-        <w:t xml:space="preserve">zation, except the Sandbox line, which shows your own folder: $env:USERNAME prints the user name that replaces </w:t>
+        <w:t>forge build prints its own compiler lines first, and forge script prints a few lines before == Logs ==; compare only the lines under == Logs ==, each indented by two spaces in forge's output. The block runs the explorer once with the commands in first-run.txt. Then $LASTEXITCODE (echo $? on Linux or macOS) prints 0, and Remove-Item (rm) deletes the notes.txt the run wrote, so .\solidity\sandbox is back as Project Setup made it. The lines under == Logs == must be these, with the same spelling, spacing, and c</w:t>
+      </w:r>
+      <w:r>
+        <w:t xml:space="preserve">apitalization, except the Sandbox line, which shows your own folder: $env:USERNAME prints the user name that replaces </w:t>
       </w:r>
       <w:r>
         <w:rPr>
@@ -58527,7 +58911,7 @@
         <w:t>&lt;&lt;&lt;your $env:USERNAME&gt;&gt;&gt;</w:t>
       </w:r>
       <w:r>
-        <w:t>:</w:t>
+        <w:t>, and ... stands for mini-file-explorer-extended:</w:t>
       </w:r>
     </w:p>
     <w:p>
@@ -58559,7 +58943,7 @@
         <w:t>&lt;&lt;&lt;your $env:USERNAME&gt;&gt;&gt;</w:t>
       </w:r>
       <w:r>
-        <w:t>/spa/mini-file-explorer-extended/sandbox</w:t>
+        <w:t>/spa/.../solidity/sandbox</w:t>
       </w:r>
     </w:p>
     <w:p>
@@ -58742,7 +59126,7 @@
         <w:pStyle w:val="ListBullet"/>
       </w:pPr>
       <w:r>
-        <w:t>where proves the joining: your own folder, then mini-file-explorer-extended, then sandbox, the folder every name is joined to.</w:t>
+        <w:t>where proves the joining: your own folder, then mini-file-explorer-extended, then solidity and sandbox, the folder every name is joined to.</w:t>
       </w:r>
     </w:p>
     <w:p>
@@ -58758,7 +59142,7 @@
         <w:pStyle w:val="ListBullet"/>
       </w:pPr>
       <w:r>
-        <w:t>write then read proves the round trip: the text was written into notes.txt in the sandbox with a line ending, and read back unchanged.</w:t>
+        <w:t>write then read proves the round trip: the text was written into .\solidity\sandbox\notes.txt with a line ending, and read back unchanged.</w:t>
       </w:r>
     </w:p>
     <w:p>
@@ -59828,31 +60212,39 @@
         <w:pStyle w:val="SourceCode"/>
       </w:pPr>
       <w:r>
-        <w:t>// Remember, the vm file cheatcodes work only under forge, inside the</w:t>
-      </w:r>
-    </w:p>
-    <w:p>
-      <w:pPr>
-        <w:pStyle w:val="SourceCode"/>
-      </w:pPr>
-      <w:r>
-        <w:t>// folder fs_permissions allows, and relative paths start from the project</w:t>
-      </w:r>
-    </w:p>
-    <w:p>
-      <w:pPr>
-        <w:pStyle w:val="SourceCode"/>
-      </w:pPr>
-      <w:r>
-        <w:t>// root, the solidity folder, so ../ reaches the lesson folder. A script</w:t>
-      </w:r>
-    </w:p>
-    <w:p>
-      <w:pPr>
-        <w:pStyle w:val="SourceCode"/>
-      </w:pPr>
-      <w:r>
-        <w:t>// cannot read the keyboard, so the commands come from a file.</w:t>
+        <w:t>// Remember, the vm file cheatcodes work only under forge, only where</w:t>
+      </w:r>
+    </w:p>
+    <w:p>
+      <w:pPr>
+        <w:pStyle w:val="SourceCode"/>
+      </w:pPr>
+      <w:r>
+        <w:t>// fs_permissions allows, and relative paths start from the project root,</w:t>
+      </w:r>
+    </w:p>
+    <w:p>
+      <w:pPr>
+        <w:pStyle w:val="SourceCode"/>
+      </w:pPr>
+      <w:r>
+        <w:t>// the solidity folder, so ../ reaches the lesson folder, where the</w:t>
+      </w:r>
+    </w:p>
+    <w:p>
+      <w:pPr>
+        <w:pStyle w:val="SourceCode"/>
+      </w:pPr>
+      <w:r>
+        <w:t>// command files are. A script cannot read the keyboard, so the commands</w:t>
+      </w:r>
+    </w:p>
+    <w:p>
+      <w:pPr>
+        <w:pStyle w:val="SourceCode"/>
+      </w:pPr>
+      <w:r>
+        <w:t>// come from a file.</w:t>
       </w:r>
     </w:p>
     <w:p>
@@ -59868,7 +60260,23 @@
         <w:pStyle w:val="SourceCode"/>
       </w:pPr>
       <w:r>
-        <w:t xml:space="preserve">    // The folder the explorer works in; Project Setup created it. Every</w:t>
+        <w:t xml:space="preserve">    // The folder the explorer works in: the sandbox inside the project</w:t>
+      </w:r>
+    </w:p>
+    <w:p>
+      <w:pPr>
+        <w:pStyle w:val="SourceCode"/>
+      </w:pPr>
+      <w:r>
+        <w:t xml:space="preserve">    // root, the solidity folder, so the script writes only there and</w:t>
+      </w:r>
+    </w:p>
+    <w:p>
+      <w:pPr>
+        <w:pStyle w:val="SourceCode"/>
+      </w:pPr>
+      <w:r>
+        <w:t xml:space="preserve">    // the path needs no folder name; Project Setup created it. Every</w:t>
       </w:r>
     </w:p>
     <w:p>
@@ -60524,31 +60932,63 @@
         <w:pStyle w:val="SourceCode"/>
       </w:pPr>
       <w:r>
-        <w:t xml:space="preserve">    /// Remember, a path starting with ../ reaches the lesson folder; the</w:t>
-      </w:r>
-    </w:p>
-    <w:p>
-      <w:pPr>
-        <w:pStyle w:val="SourceCode"/>
-      </w:pPr>
-      <w:r>
-        <w:t xml:space="preserve">    /// Error lines show the path without it.</w:t>
-      </w:r>
-    </w:p>
-    <w:p>
-      <w:pPr>
-        <w:pStyle w:val="SourceCode"/>
-      </w:pPr>
-      <w:r>
-        <w:t xml:space="preserve">    function onDisk(string memory path) internal pure returns (string memory) {</w:t>
-      </w:r>
-    </w:p>
-    <w:p>
-      <w:pPr>
-        <w:pStyle w:val="SourceCode"/>
-      </w:pPr>
-      <w:r>
-        <w:t xml:space="preserve">        return string.concat("../", path);</w:t>
+        <w:t xml:space="preserve">    /// Returns the absolute path of path. Remember, vm.projectRoot() is</w:t>
+      </w:r>
+    </w:p>
+    <w:p>
+      <w:pPr>
+        <w:pStyle w:val="SourceCode"/>
+      </w:pPr>
+      <w:r>
+        <w:t xml:space="preserve">    /// the solidity folder's full path, where every path here starts.</w:t>
+      </w:r>
+    </w:p>
+    <w:p>
+      <w:pPr>
+        <w:pStyle w:val="SourceCode"/>
+      </w:pPr>
+      <w:r>
+        <w:t xml:space="preserve">    function absolutePath(string memory path)</w:t>
+      </w:r>
+    </w:p>
+    <w:p>
+      <w:pPr>
+        <w:pStyle w:val="SourceCode"/>
+      </w:pPr>
+      <w:r>
+        <w:t xml:space="preserve">        internal</w:t>
+      </w:r>
+    </w:p>
+    <w:p>
+      <w:pPr>
+        <w:pStyle w:val="SourceCode"/>
+      </w:pPr>
+      <w:r>
+        <w:t xml:space="preserve">        view</w:t>
+      </w:r>
+    </w:p>
+    <w:p>
+      <w:pPr>
+        <w:pStyle w:val="SourceCode"/>
+      </w:pPr>
+      <w:r>
+        <w:t xml:space="preserve">        returns (string memory)</w:t>
+      </w:r>
+    </w:p>
+    <w:p>
+      <w:pPr>
+        <w:pStyle w:val="SourceCode"/>
+      </w:pPr>
+      <w:r>
+        <w:t xml:space="preserve">    {</w:t>
+      </w:r>
+    </w:p>
+    <w:p>
+      <w:pPr>
+        <w:pStyle w:val="SourceCode"/>
+      </w:pPr>
+      <w:r>
+        <w:t xml:space="preserve">        return string.concat(vm.projectRoot(), "/", path);</w:t>
       </w:r>
     </w:p>
     <w:p>
@@ -60569,31 +61009,60 @@
         <w:pStyle w:val="SourceCode"/>
       </w:pPr>
       <w:r>
-        <w:t xml:space="preserve">    /// Returns the absolute path of path. Remember, vm.projectRoot() is</w:t>
-      </w:r>
-    </w:p>
-    <w:p>
-      <w:pPr>
-        <w:pStyle w:val="SourceCode"/>
-      </w:pPr>
-      <w:r>
-        <w:t xml:space="preserve">    /// the solidity folder's full path, and vm.replace removes the</w:t>
-      </w:r>
-    </w:p>
-    <w:p>
-      <w:pPr>
-        <w:pStyle w:val="SourceCode"/>
-      </w:pPr>
-      <w:r>
-        <w:t xml:space="preserve">    /// /solidity/../ step.</w:t>
-      </w:r>
-    </w:p>
-    <w:p>
-      <w:pPr>
-        <w:pStyle w:val="SourceCode"/>
-      </w:pPr>
-      <w:r>
-        <w:t xml:space="preserve">    function absolutePath(string memory path)</w:t>
+        <w:t xml:space="preserve">    /// True when path is a folder. Remember, vm.isDir is true only for an</w:t>
+      </w:r>
+    </w:p>
+    <w:p>
+      <w:pPr>
+        <w:pStyle w:val="SourceCode"/>
+      </w:pPr>
+      <w:r>
+        <w:t xml:space="preserve">    /// existing directory.</w:t>
+      </w:r>
+    </w:p>
+    <w:p>
+      <w:pPr>
+        <w:pStyle w:val="SourceCode"/>
+      </w:pPr>
+      <w:r>
+        <w:t xml:space="preserve">    function isFolder(string memory path) internal view returns (bool) {</w:t>
+      </w:r>
+    </w:p>
+    <w:p>
+      <w:pPr>
+        <w:pStyle w:val="SourceCode"/>
+      </w:pPr>
+      <w:r>
+        <w:t xml:space="preserve">        return vm.isDir(path);</w:t>
+      </w:r>
+    </w:p>
+    <w:p>
+      <w:pPr>
+        <w:pStyle w:val="SourceCode"/>
+      </w:pPr>
+      <w:r>
+        <w:t xml:space="preserve">    }</w:t>
+      </w:r>
+    </w:p>
+    <w:p>
+      <w:pPr>
+        <w:pStyle w:val="SourceCode"/>
+      </w:pPr>
+    </w:p>
+    <w:p>
+      <w:pPr>
+        <w:pStyle w:val="SourceCode"/>
+      </w:pPr>
+      <w:r>
+        <w:t xml:space="preserve">    /// Lesson 3.19a's failureKind: the kind, worked out from the file.</w:t>
+      </w:r>
+    </w:p>
+    <w:p>
+      <w:pPr>
+        <w:pStyle w:val="SourceCode"/>
+      </w:pPr>
+      <w:r>
+        <w:t xml:space="preserve">    function failureKind(string memory path, bool writing)</w:t>
       </w:r>
     </w:p>
     <w:p>
@@ -60617,6 +61086,1458 @@
         <w:pStyle w:val="SourceCode"/>
       </w:pPr>
       <w:r>
+        <w:t xml:space="preserve">        returns (uint256 fileStatus)</w:t>
+      </w:r>
+    </w:p>
+    <w:p>
+      <w:pPr>
+        <w:pStyle w:val="SourceCode"/>
+      </w:pPr>
+      <w:r>
+        <w:t xml:space="preserve">    {</w:t>
+      </w:r>
+    </w:p>
+    <w:p>
+      <w:pPr>
+        <w:pStyle w:val="SourceCode"/>
+      </w:pPr>
+      <w:r>
+        <w:t xml:space="preserve">        if (!vm.exists(path)) {</w:t>
+      </w:r>
+    </w:p>
+    <w:p>
+      <w:pPr>
+        <w:pStyle w:val="SourceCode"/>
+      </w:pPr>
+      <w:r>
+        <w:t xml:space="preserve">            return NOT_FOUND;</w:t>
+      </w:r>
+    </w:p>
+    <w:p>
+      <w:pPr>
+        <w:pStyle w:val="SourceCode"/>
+      </w:pPr>
+      <w:r>
+        <w:t xml:space="preserve">        }</w:t>
+      </w:r>
+    </w:p>
+    <w:p>
+      <w:pPr>
+        <w:pStyle w:val="SourceCode"/>
+      </w:pPr>
+      <w:r>
+        <w:t xml:space="preserve">        if (writing &amp;&amp; vm.fsMetadata(path).readOnly) {</w:t>
+      </w:r>
+    </w:p>
+    <w:p>
+      <w:pPr>
+        <w:pStyle w:val="SourceCode"/>
+      </w:pPr>
+      <w:r>
+        <w:t xml:space="preserve">            return PERMISSION_DENIED;</w:t>
+      </w:r>
+    </w:p>
+    <w:p>
+      <w:pPr>
+        <w:pStyle w:val="SourceCode"/>
+      </w:pPr>
+      <w:r>
+        <w:t xml:space="preserve">        }</w:t>
+      </w:r>
+    </w:p>
+    <w:p>
+      <w:pPr>
+        <w:pStyle w:val="SourceCode"/>
+      </w:pPr>
+      <w:r>
+        <w:t xml:space="preserve">        return UNEXPECTED;</w:t>
+      </w:r>
+    </w:p>
+    <w:p>
+      <w:pPr>
+        <w:pStyle w:val="SourceCode"/>
+      </w:pPr>
+      <w:r>
+        <w:t xml:space="preserve">    }</w:t>
+      </w:r>
+    </w:p>
+    <w:p>
+      <w:pPr>
+        <w:pStyle w:val="SourceCode"/>
+      </w:pPr>
+    </w:p>
+    <w:p>
+      <w:pPr>
+        <w:pStyle w:val="SourceCode"/>
+      </w:pPr>
+      <w:r>
+        <w:t xml:space="preserve">    /// Lesson 3.19a's reportFailure. Remember, not found on a write or</w:t>
+      </w:r>
+    </w:p>
+    <w:p>
+      <w:pPr>
+        <w:pStyle w:val="SourceCode"/>
+      </w:pPr>
+      <w:r>
+        <w:t xml:space="preserve">    /// create means the folder is missing.</w:t>
+      </w:r>
+    </w:p>
+    <w:p>
+      <w:pPr>
+        <w:pStyle w:val="SourceCode"/>
+      </w:pPr>
+      <w:r>
+        <w:t xml:space="preserve">    function reportFailure(string memory path, string memory done,</w:t>
+      </w:r>
+    </w:p>
+    <w:p>
+      <w:pPr>
+        <w:pStyle w:val="SourceCode"/>
+      </w:pPr>
+      <w:r>
+        <w:t xml:space="preserve">                           uint256 fileStatus) internal pure {</w:t>
+      </w:r>
+    </w:p>
+    <w:p>
+      <w:pPr>
+        <w:pStyle w:val="SourceCode"/>
+      </w:pPr>
+      <w:r>
+        <w:t xml:space="preserve">        bool reading = keccak256(bytes(done)) == keccak256(bytes("read"));</w:t>
+      </w:r>
+    </w:p>
+    <w:p>
+      <w:pPr>
+        <w:pStyle w:val="SourceCode"/>
+      </w:pPr>
+      <w:r>
+        <w:t xml:space="preserve">        string memory problem = string.concat(path, ": an unexpected failure");</w:t>
+      </w:r>
+    </w:p>
+    <w:p>
+      <w:pPr>
+        <w:pStyle w:val="SourceCode"/>
+      </w:pPr>
+      <w:r>
+        <w:t xml:space="preserve">        if (fileStatus == NOT_FOUND &amp;&amp; reading) {</w:t>
+      </w:r>
+    </w:p>
+    <w:p>
+      <w:pPr>
+        <w:pStyle w:val="SourceCode"/>
+      </w:pPr>
+      <w:r>
+        <w:t xml:space="preserve">            problem = string.concat(path, " does not exist");</w:t>
+      </w:r>
+    </w:p>
+    <w:p>
+      <w:pPr>
+        <w:pStyle w:val="SourceCode"/>
+      </w:pPr>
+      <w:r>
+        <w:t xml:space="preserve">        } else if (fileStatus == NOT_FOUND) {</w:t>
+      </w:r>
+    </w:p>
+    <w:p>
+      <w:pPr>
+        <w:pStyle w:val="SourceCode"/>
+      </w:pPr>
+      <w:r>
+        <w:t xml:space="preserve">            problem = string.concat("the folder for ", path, " does not exist");</w:t>
+      </w:r>
+    </w:p>
+    <w:p>
+      <w:pPr>
+        <w:pStyle w:val="SourceCode"/>
+      </w:pPr>
+      <w:r>
+        <w:t xml:space="preserve">        } else if (fileStatus == PERMISSION_DENIED) {</w:t>
+      </w:r>
+    </w:p>
+    <w:p>
+      <w:pPr>
+        <w:pStyle w:val="SourceCode"/>
+      </w:pPr>
+      <w:r>
+        <w:t xml:space="preserve">            problem = string.concat("permission denied for ", path);</w:t>
+      </w:r>
+    </w:p>
+    <w:p>
+      <w:pPr>
+        <w:pStyle w:val="SourceCode"/>
+      </w:pPr>
+      <w:r>
+        <w:t xml:space="preserve">        } else if (fileStatus == ALREADY_EXISTS) {</w:t>
+      </w:r>
+    </w:p>
+    <w:p>
+      <w:pPr>
+        <w:pStyle w:val="SourceCode"/>
+      </w:pPr>
+      <w:r>
+        <w:t xml:space="preserve">            problem = string.concat(path, " already exists");</w:t>
+      </w:r>
+    </w:p>
+    <w:p>
+      <w:pPr>
+        <w:pStyle w:val="SourceCode"/>
+      </w:pPr>
+      <w:r>
+        <w:t xml:space="preserve">        }</w:t>
+      </w:r>
+    </w:p>
+    <w:p>
+      <w:pPr>
+        <w:pStyle w:val="SourceCode"/>
+      </w:pPr>
+      <w:r>
+        <w:t xml:space="preserve">        console.log("Error: %s; nothing was %s", problem, done);</w:t>
+      </w:r>
+    </w:p>
+    <w:p>
+      <w:pPr>
+        <w:pStyle w:val="SourceCode"/>
+      </w:pPr>
+      <w:r>
+        <w:t xml:space="preserve">    }</w:t>
+      </w:r>
+    </w:p>
+    <w:p>
+      <w:pPr>
+        <w:pStyle w:val="SourceCode"/>
+      </w:pPr>
+    </w:p>
+    <w:p>
+      <w:pPr>
+        <w:pStyle w:val="SourceCode"/>
+      </w:pPr>
+      <w:r>
+        <w:t xml:space="preserve">    /// Lesson 3.19a's readTextFile.</w:t>
+      </w:r>
+    </w:p>
+    <w:p>
+      <w:pPr>
+        <w:pStyle w:val="SourceCode"/>
+      </w:pPr>
+      <w:r>
+        <w:t xml:space="preserve">    function readTextFile(string memory path)</w:t>
+      </w:r>
+    </w:p>
+    <w:p>
+      <w:pPr>
+        <w:pStyle w:val="SourceCode"/>
+      </w:pPr>
+      <w:r>
+        <w:t xml:space="preserve">        internal</w:t>
+      </w:r>
+    </w:p>
+    <w:p>
+      <w:pPr>
+        <w:pStyle w:val="SourceCode"/>
+      </w:pPr>
+      <w:r>
+        <w:t xml:space="preserve">        view</w:t>
+      </w:r>
+    </w:p>
+    <w:p>
+      <w:pPr>
+        <w:pStyle w:val="SourceCode"/>
+      </w:pPr>
+      <w:r>
+        <w:t xml:space="preserve">        returns (string memory contents, uint256 fileStatus)</w:t>
+      </w:r>
+    </w:p>
+    <w:p>
+      <w:pPr>
+        <w:pStyle w:val="SourceCode"/>
+      </w:pPr>
+      <w:r>
+        <w:t xml:space="preserve">    {</w:t>
+      </w:r>
+    </w:p>
+    <w:p>
+      <w:pPr>
+        <w:pStyle w:val="SourceCode"/>
+      </w:pPr>
+      <w:r>
+        <w:t xml:space="preserve">        try vm.readFile(path) returns (string memory fileContents) {</w:t>
+      </w:r>
+    </w:p>
+    <w:p>
+      <w:pPr>
+        <w:pStyle w:val="SourceCode"/>
+      </w:pPr>
+      <w:r>
+        <w:t xml:space="preserve">            return (fileContents, SUCCESS);</w:t>
+      </w:r>
+    </w:p>
+    <w:p>
+      <w:pPr>
+        <w:pStyle w:val="SourceCode"/>
+      </w:pPr>
+      <w:r>
+        <w:t xml:space="preserve">        } catch {</w:t>
+      </w:r>
+    </w:p>
+    <w:p>
+      <w:pPr>
+        <w:pStyle w:val="SourceCode"/>
+      </w:pPr>
+      <w:r>
+        <w:t xml:space="preserve">            return ("", failureKind(path, false));</w:t>
+      </w:r>
+    </w:p>
+    <w:p>
+      <w:pPr>
+        <w:pStyle w:val="SourceCode"/>
+      </w:pPr>
+      <w:r>
+        <w:t xml:space="preserve">        }</w:t>
+      </w:r>
+    </w:p>
+    <w:p>
+      <w:pPr>
+        <w:pStyle w:val="SourceCode"/>
+      </w:pPr>
+      <w:r>
+        <w:t xml:space="preserve">    }</w:t>
+      </w:r>
+    </w:p>
+    <w:p>
+      <w:pPr>
+        <w:pStyle w:val="SourceCode"/>
+      </w:pPr>
+    </w:p>
+    <w:p>
+      <w:pPr>
+        <w:pStyle w:val="SourceCode"/>
+      </w:pPr>
+      <w:r>
+        <w:t xml:space="preserve">    /// Lesson 3.19a's createTextFile. Remember, Foundry has no create-only-</w:t>
+      </w:r>
+    </w:p>
+    <w:p>
+      <w:pPr>
+        <w:pStyle w:val="SourceCode"/>
+      </w:pPr>
+      <w:r>
+        <w:t xml:space="preserve">    /// new cheatcode, so vm.exists is checked first.</w:t>
+      </w:r>
+    </w:p>
+    <w:p>
+      <w:pPr>
+        <w:pStyle w:val="SourceCode"/>
+      </w:pPr>
+      <w:r>
+        <w:t xml:space="preserve">    function createTextFile(string memory path, string memory contents)</w:t>
+      </w:r>
+    </w:p>
+    <w:p>
+      <w:pPr>
+        <w:pStyle w:val="SourceCode"/>
+      </w:pPr>
+      <w:r>
+        <w:t xml:space="preserve">        internal</w:t>
+      </w:r>
+    </w:p>
+    <w:p>
+      <w:pPr>
+        <w:pStyle w:val="SourceCode"/>
+      </w:pPr>
+      <w:r>
+        <w:t xml:space="preserve">        returns (uint256 fileStatus)</w:t>
+      </w:r>
+    </w:p>
+    <w:p>
+      <w:pPr>
+        <w:pStyle w:val="SourceCode"/>
+      </w:pPr>
+      <w:r>
+        <w:t xml:space="preserve">    {</w:t>
+      </w:r>
+    </w:p>
+    <w:p>
+      <w:pPr>
+        <w:pStyle w:val="SourceCode"/>
+      </w:pPr>
+      <w:r>
+        <w:t xml:space="preserve">        if (vm.exists(path)) {</w:t>
+      </w:r>
+    </w:p>
+    <w:p>
+      <w:pPr>
+        <w:pStyle w:val="SourceCode"/>
+      </w:pPr>
+      <w:r>
+        <w:t xml:space="preserve">            return ALREADY_EXISTS;</w:t>
+      </w:r>
+    </w:p>
+    <w:p>
+      <w:pPr>
+        <w:pStyle w:val="SourceCode"/>
+      </w:pPr>
+      <w:r>
+        <w:t xml:space="preserve">        }</w:t>
+      </w:r>
+    </w:p>
+    <w:p>
+      <w:pPr>
+        <w:pStyle w:val="SourceCode"/>
+      </w:pPr>
+      <w:r>
+        <w:t xml:space="preserve">        try vm.writeFile(path, contents) {</w:t>
+      </w:r>
+    </w:p>
+    <w:p>
+      <w:pPr>
+        <w:pStyle w:val="SourceCode"/>
+      </w:pPr>
+      <w:r>
+        <w:t xml:space="preserve">            return SUCCESS;</w:t>
+      </w:r>
+    </w:p>
+    <w:p>
+      <w:pPr>
+        <w:pStyle w:val="SourceCode"/>
+      </w:pPr>
+      <w:r>
+        <w:t xml:space="preserve">        } catch {</w:t>
+      </w:r>
+    </w:p>
+    <w:p>
+      <w:pPr>
+        <w:pStyle w:val="SourceCode"/>
+      </w:pPr>
+      <w:r>
+        <w:t xml:space="preserve">            return failureKind(path, true);</w:t>
+      </w:r>
+    </w:p>
+    <w:p>
+      <w:pPr>
+        <w:pStyle w:val="SourceCode"/>
+      </w:pPr>
+      <w:r>
+        <w:t xml:space="preserve">        }</w:t>
+      </w:r>
+    </w:p>
+    <w:p>
+      <w:pPr>
+        <w:pStyle w:val="SourceCode"/>
+      </w:pPr>
+      <w:r>
+        <w:t xml:space="preserve">    }</w:t>
+      </w:r>
+    </w:p>
+    <w:p>
+      <w:pPr>
+        <w:pStyle w:val="SourceCode"/>
+      </w:pPr>
+    </w:p>
+    <w:p>
+      <w:pPr>
+        <w:pStyle w:val="SourceCode"/>
+      </w:pPr>
+      <w:r>
+        <w:t xml:space="preserve">    /// Lesson 3.19a's safeSave. Remember, Foundry has no rename cheatcode,</w:t>
+      </w:r>
+    </w:p>
+    <w:p>
+      <w:pPr>
+        <w:pStyle w:val="SourceCode"/>
+      </w:pPr>
+      <w:r>
+        <w:t xml:space="preserve">    /// so vm.copyFile writes over the original in place, which is not one</w:t>
+      </w:r>
+    </w:p>
+    <w:p>
+      <w:pPr>
+        <w:pStyle w:val="SourceCode"/>
+      </w:pPr>
+      <w:r>
+        <w:t xml:space="preserve">    /// step. The complete temporary file, removed only after the copy has</w:t>
+      </w:r>
+    </w:p>
+    <w:p>
+      <w:pPr>
+        <w:pStyle w:val="SourceCode"/>
+      </w:pPr>
+      <w:r>
+        <w:t xml:space="preserve">    /// finished, is what makes a failure recoverable; nothing is deleted</w:t>
+      </w:r>
+    </w:p>
+    <w:p>
+      <w:pPr>
+        <w:pStyle w:val="SourceCode"/>
+      </w:pPr>
+      <w:r>
+        <w:t xml:space="preserve">    /// after a failure.</w:t>
+      </w:r>
+    </w:p>
+    <w:p>
+      <w:pPr>
+        <w:pStyle w:val="SourceCode"/>
+      </w:pPr>
+      <w:r>
+        <w:t xml:space="preserve">    function safeSave(string memory path, string memory contents)</w:t>
+      </w:r>
+    </w:p>
+    <w:p>
+      <w:pPr>
+        <w:pStyle w:val="SourceCode"/>
+      </w:pPr>
+      <w:r>
+        <w:t xml:space="preserve">        internal</w:t>
+      </w:r>
+    </w:p>
+    <w:p>
+      <w:pPr>
+        <w:pStyle w:val="SourceCode"/>
+      </w:pPr>
+      <w:r>
+        <w:t xml:space="preserve">        returns (bool saved)</w:t>
+      </w:r>
+    </w:p>
+    <w:p>
+      <w:pPr>
+        <w:pStyle w:val="SourceCode"/>
+      </w:pPr>
+      <w:r>
+        <w:t xml:space="preserve">    {</w:t>
+      </w:r>
+    </w:p>
+    <w:p>
+      <w:pPr>
+        <w:pStyle w:val="SourceCode"/>
+      </w:pPr>
+      <w:r>
+        <w:t xml:space="preserve">        string memory temporaryPath = string.concat(path, ".tmp");</w:t>
+      </w:r>
+    </w:p>
+    <w:p>
+      <w:pPr>
+        <w:pStyle w:val="SourceCode"/>
+      </w:pPr>
+      <w:r>
+        <w:t xml:space="preserve">        uint256 fileStatus = createTextFile(temporaryPath, contents);</w:t>
+      </w:r>
+    </w:p>
+    <w:p>
+      <w:pPr>
+        <w:pStyle w:val="SourceCode"/>
+      </w:pPr>
+      <w:r>
+        <w:t xml:space="preserve">        if (fileStatus != SUCCESS) {</w:t>
+      </w:r>
+    </w:p>
+    <w:p>
+      <w:pPr>
+        <w:pStyle w:val="SourceCode"/>
+      </w:pPr>
+      <w:r>
+        <w:t xml:space="preserve">            reportFailure(temporaryPath, "created", fileStatus);</w:t>
+      </w:r>
+    </w:p>
+    <w:p>
+      <w:pPr>
+        <w:pStyle w:val="SourceCode"/>
+      </w:pPr>
+      <w:r>
+        <w:t xml:space="preserve">            return false;</w:t>
+      </w:r>
+    </w:p>
+    <w:p>
+      <w:pPr>
+        <w:pStyle w:val="SourceCode"/>
+      </w:pPr>
+      <w:r>
+        <w:t xml:space="preserve">        }</w:t>
+      </w:r>
+    </w:p>
+    <w:p>
+      <w:pPr>
+        <w:pStyle w:val="SourceCode"/>
+      </w:pPr>
+      <w:r>
+        <w:t xml:space="preserve">        try vm.copyFile(temporaryPath, path) {</w:t>
+      </w:r>
+    </w:p>
+    <w:p>
+      <w:pPr>
+        <w:pStyle w:val="SourceCode"/>
+      </w:pPr>
+      <w:r>
+        <w:t xml:space="preserve">            vm.removeFile(temporaryPath);</w:t>
+      </w:r>
+    </w:p>
+    <w:p>
+      <w:pPr>
+        <w:pStyle w:val="SourceCode"/>
+      </w:pPr>
+      <w:r>
+        <w:t xml:space="preserve">            return true;</w:t>
+      </w:r>
+    </w:p>
+    <w:p>
+      <w:pPr>
+        <w:pStyle w:val="SourceCode"/>
+      </w:pPr>
+      <w:r>
+        <w:t xml:space="preserve">        } catch {</w:t>
+      </w:r>
+    </w:p>
+    <w:p>
+      <w:pPr>
+        <w:pStyle w:val="SourceCode"/>
+      </w:pPr>
+      <w:r>
+        <w:t xml:space="preserve">            reportFailure(path, "saved", failureKind(path, true));</w:t>
+      </w:r>
+    </w:p>
+    <w:p>
+      <w:pPr>
+        <w:pStyle w:val="SourceCode"/>
+      </w:pPr>
+      <w:r>
+        <w:t xml:space="preserve">            return false;</w:t>
+      </w:r>
+    </w:p>
+    <w:p>
+      <w:pPr>
+        <w:pStyle w:val="SourceCode"/>
+      </w:pPr>
+      <w:r>
+        <w:t xml:space="preserve">        }</w:t>
+      </w:r>
+    </w:p>
+    <w:p>
+      <w:pPr>
+        <w:pStyle w:val="SourceCode"/>
+      </w:pPr>
+      <w:r>
+        <w:t xml:space="preserve">    }</w:t>
+      </w:r>
+    </w:p>
+    <w:p>
+      <w:pPr>
+        <w:pStyle w:val="SourceCode"/>
+      </w:pPr>
+    </w:p>
+    <w:p>
+      <w:pPr>
+        <w:pStyle w:val="SourceCode"/>
+      </w:pPr>
+      <w:r>
+        <w:t xml:space="preserve">    // The functions of Lessons 3.4a to 3.12a. A revert inside the script</w:t>
+      </w:r>
+    </w:p>
+    <w:p>
+      <w:pPr>
+        <w:pStyle w:val="SourceCode"/>
+      </w:pPr>
+      <w:r>
+        <w:t xml:space="preserve">    // would end the whole explorer, because a script cannot catch a revert</w:t>
+      </w:r>
+    </w:p>
+    <w:p>
+      <w:pPr>
+        <w:pStyle w:val="SourceCode"/>
+      </w:pPr>
+      <w:r>
+        <w:t xml:space="preserve">    // from its own function, so each returns a problem instead, empty</w:t>
+      </w:r>
+    </w:p>
+    <w:p>
+      <w:pPr>
+        <w:pStyle w:val="SourceCode"/>
+      </w:pPr>
+      <w:r>
+        <w:t xml:space="preserve">    // when it worked, as Lesson 3.13a's parseServer did.</w:t>
+      </w:r>
+    </w:p>
+    <w:p>
+      <w:pPr>
+        <w:pStyle w:val="SourceCode"/>
+      </w:pPr>
+    </w:p>
+    <w:p>
+      <w:pPr>
+        <w:pStyle w:val="SourceCode"/>
+      </w:pPr>
+      <w:r>
+        <w:t xml:space="preserve">    /// Lesson 3.4a's appendLine. Remember, vm.writeLine adds its own \n</w:t>
+      </w:r>
+    </w:p>
+    <w:p>
+      <w:pPr>
+        <w:pStyle w:val="SourceCode"/>
+      </w:pPr>
+      <w:r>
+        <w:t xml:space="preserve">    /// and creates a missing file, so the file is checked first.</w:t>
+      </w:r>
+    </w:p>
+    <w:p>
+      <w:pPr>
+        <w:pStyle w:val="SourceCode"/>
+      </w:pPr>
+      <w:r>
+        <w:t xml:space="preserve">    function appendLine(string memory path, string memory line)</w:t>
+      </w:r>
+    </w:p>
+    <w:p>
+      <w:pPr>
+        <w:pStyle w:val="SourceCode"/>
+      </w:pPr>
+      <w:r>
+        <w:t xml:space="preserve">        internal</w:t>
+      </w:r>
+    </w:p>
+    <w:p>
+      <w:pPr>
+        <w:pStyle w:val="SourceCode"/>
+      </w:pPr>
+      <w:r>
+        <w:t xml:space="preserve">        returns (string memory problem)</w:t>
+      </w:r>
+    </w:p>
+    <w:p>
+      <w:pPr>
+        <w:pStyle w:val="SourceCode"/>
+      </w:pPr>
+      <w:r>
+        <w:t xml:space="preserve">    {</w:t>
+      </w:r>
+    </w:p>
+    <w:p>
+      <w:pPr>
+        <w:pStyle w:val="SourceCode"/>
+      </w:pPr>
+      <w:r>
+        <w:t xml:space="preserve">        if (!vm.exists(path)) {</w:t>
+      </w:r>
+    </w:p>
+    <w:p>
+      <w:pPr>
+        <w:pStyle w:val="SourceCode"/>
+      </w:pPr>
+      <w:r>
+        <w:t xml:space="preserve">            return string.concat(path, " does not exist; nothing was changed");</w:t>
+      </w:r>
+    </w:p>
+    <w:p>
+      <w:pPr>
+        <w:pStyle w:val="SourceCode"/>
+      </w:pPr>
+      <w:r>
+        <w:t xml:space="preserve">        }</w:t>
+      </w:r>
+    </w:p>
+    <w:p>
+      <w:pPr>
+        <w:pStyle w:val="SourceCode"/>
+      </w:pPr>
+      <w:r>
+        <w:t xml:space="preserve">        try vm.writeLine(path, line) {} catch {</w:t>
+      </w:r>
+    </w:p>
+    <w:p>
+      <w:pPr>
+        <w:pStyle w:val="SourceCode"/>
+      </w:pPr>
+      <w:r>
+        <w:t xml:space="preserve">            return string.concat("could not append to ", path);</w:t>
+      </w:r>
+    </w:p>
+    <w:p>
+      <w:pPr>
+        <w:pStyle w:val="SourceCode"/>
+      </w:pPr>
+      <w:r>
+        <w:t xml:space="preserve">        }</w:t>
+      </w:r>
+    </w:p>
+    <w:p>
+      <w:pPr>
+        <w:pStyle w:val="SourceCode"/>
+      </w:pPr>
+      <w:r>
+        <w:t xml:space="preserve">    }</w:t>
+      </w:r>
+    </w:p>
+    <w:p>
+      <w:pPr>
+        <w:pStyle w:val="SourceCode"/>
+      </w:pPr>
+    </w:p>
+    <w:p>
+      <w:pPr>
+        <w:pStyle w:val="SourceCode"/>
+      </w:pPr>
+      <w:r>
+        <w:t xml:space="preserve">    /// Lesson 3.7a's renameFile. Remember, there is no rename cheatcode:</w:t>
+      </w:r>
+    </w:p>
+    <w:p>
+      <w:pPr>
+        <w:pStyle w:val="SourceCode"/>
+      </w:pPr>
+      <w:r>
+        <w:t xml:space="preserve">    /// copy to the new name first, then remove the old one, so the text is</w:t>
+      </w:r>
+    </w:p>
+    <w:p>
+      <w:pPr>
+        <w:pStyle w:val="SourceCode"/>
+      </w:pPr>
+      <w:r>
+        <w:t xml:space="preserve">    /// never lost; vm.copyFile replaces a taken name, so check first.</w:t>
+      </w:r>
+    </w:p>
+    <w:p>
+      <w:pPr>
+        <w:pStyle w:val="SourceCode"/>
+      </w:pPr>
+      <w:r>
+        <w:t xml:space="preserve">    function renameFile(string memory source, string memory destination)</w:t>
+      </w:r>
+    </w:p>
+    <w:p>
+      <w:pPr>
+        <w:pStyle w:val="SourceCode"/>
+      </w:pPr>
+      <w:r>
+        <w:t xml:space="preserve">        internal</w:t>
+      </w:r>
+    </w:p>
+    <w:p>
+      <w:pPr>
+        <w:pStyle w:val="SourceCode"/>
+      </w:pPr>
+      <w:r>
+        <w:t xml:space="preserve">        returns (string memory problem)</w:t>
+      </w:r>
+    </w:p>
+    <w:p>
+      <w:pPr>
+        <w:pStyle w:val="SourceCode"/>
+      </w:pPr>
+      <w:r>
+        <w:t xml:space="preserve">    {</w:t>
+      </w:r>
+    </w:p>
+    <w:p>
+      <w:pPr>
+        <w:pStyle w:val="SourceCode"/>
+      </w:pPr>
+      <w:r>
+        <w:t xml:space="preserve">        if (vm.exists(destination)) {</w:t>
+      </w:r>
+    </w:p>
+    <w:p>
+      <w:pPr>
+        <w:pStyle w:val="SourceCode"/>
+      </w:pPr>
+      <w:r>
+        <w:t xml:space="preserve">            return string.concat(destination,</w:t>
+      </w:r>
+    </w:p>
+    <w:p>
+      <w:pPr>
+        <w:pStyle w:val="SourceCode"/>
+      </w:pPr>
+      <w:r>
+        <w:t xml:space="preserve">                                 " already exists; nothing was renamed");</w:t>
+      </w:r>
+    </w:p>
+    <w:p>
+      <w:pPr>
+        <w:pStyle w:val="SourceCode"/>
+      </w:pPr>
+      <w:r>
+        <w:t xml:space="preserve">        }</w:t>
+      </w:r>
+    </w:p>
+    <w:p>
+      <w:pPr>
+        <w:pStyle w:val="SourceCode"/>
+      </w:pPr>
+      <w:r>
+        <w:t xml:space="preserve">        try vm.copyFile(source, destination) {} catch {</w:t>
+      </w:r>
+    </w:p>
+    <w:p>
+      <w:pPr>
+        <w:pStyle w:val="SourceCode"/>
+      </w:pPr>
+      <w:r>
+        <w:t xml:space="preserve">            return string.concat("could not rename ", source);</w:t>
+      </w:r>
+    </w:p>
+    <w:p>
+      <w:pPr>
+        <w:pStyle w:val="SourceCode"/>
+      </w:pPr>
+      <w:r>
+        <w:t xml:space="preserve">        }</w:t>
+      </w:r>
+    </w:p>
+    <w:p>
+      <w:pPr>
+        <w:pStyle w:val="SourceCode"/>
+      </w:pPr>
+      <w:r>
+        <w:t xml:space="preserve">        try vm.removeFile(source) {} catch {</w:t>
+      </w:r>
+    </w:p>
+    <w:p>
+      <w:pPr>
+        <w:pStyle w:val="SourceCode"/>
+      </w:pPr>
+      <w:r>
+        <w:t xml:space="preserve">            return string.concat("could not remove ", source);</w:t>
+      </w:r>
+    </w:p>
+    <w:p>
+      <w:pPr>
+        <w:pStyle w:val="SourceCode"/>
+      </w:pPr>
+      <w:r>
+        <w:t xml:space="preserve">        }</w:t>
+      </w:r>
+    </w:p>
+    <w:p>
+      <w:pPr>
+        <w:pStyle w:val="SourceCode"/>
+      </w:pPr>
+      <w:r>
+        <w:t xml:space="preserve">    }</w:t>
+      </w:r>
+    </w:p>
+    <w:p>
+      <w:pPr>
+        <w:pStyle w:val="SourceCode"/>
+      </w:pPr>
+    </w:p>
+    <w:p>
+      <w:pPr>
+        <w:pStyle w:val="SourceCode"/>
+      </w:pPr>
+      <w:r>
+        <w:t xml:space="preserve">    /// Lesson 3.8a's copyFile. Remember, check the destination first.</w:t>
+      </w:r>
+    </w:p>
+    <w:p>
+      <w:pPr>
+        <w:pStyle w:val="SourceCode"/>
+      </w:pPr>
+      <w:r>
+        <w:t xml:space="preserve">    function copyFile(string memory source, string memory destination)</w:t>
+      </w:r>
+    </w:p>
+    <w:p>
+      <w:pPr>
+        <w:pStyle w:val="SourceCode"/>
+      </w:pPr>
+      <w:r>
+        <w:t xml:space="preserve">        internal</w:t>
+      </w:r>
+    </w:p>
+    <w:p>
+      <w:pPr>
+        <w:pStyle w:val="SourceCode"/>
+      </w:pPr>
+      <w:r>
+        <w:t xml:space="preserve">        returns (string memory problem)</w:t>
+      </w:r>
+    </w:p>
+    <w:p>
+      <w:pPr>
+        <w:pStyle w:val="SourceCode"/>
+      </w:pPr>
+      <w:r>
+        <w:t xml:space="preserve">    {</w:t>
+      </w:r>
+    </w:p>
+    <w:p>
+      <w:pPr>
+        <w:pStyle w:val="SourceCode"/>
+      </w:pPr>
+      <w:r>
+        <w:t xml:space="preserve">        if (vm.exists(destination)) {</w:t>
+      </w:r>
+    </w:p>
+    <w:p>
+      <w:pPr>
+        <w:pStyle w:val="SourceCode"/>
+      </w:pPr>
+      <w:r>
+        <w:t xml:space="preserve">            return string.concat(destination,</w:t>
+      </w:r>
+    </w:p>
+    <w:p>
+      <w:pPr>
+        <w:pStyle w:val="SourceCode"/>
+      </w:pPr>
+      <w:r>
+        <w:t xml:space="preserve">                                 " already exists; nothing was changed");</w:t>
+      </w:r>
+    </w:p>
+    <w:p>
+      <w:pPr>
+        <w:pStyle w:val="SourceCode"/>
+      </w:pPr>
+      <w:r>
+        <w:t xml:space="preserve">        }</w:t>
+      </w:r>
+    </w:p>
+    <w:p>
+      <w:pPr>
+        <w:pStyle w:val="SourceCode"/>
+      </w:pPr>
+      <w:r>
+        <w:t xml:space="preserve">        try vm.copyFile(source, destination) {} catch {</w:t>
+      </w:r>
+    </w:p>
+    <w:p>
+      <w:pPr>
+        <w:pStyle w:val="SourceCode"/>
+      </w:pPr>
+      <w:r>
+        <w:t xml:space="preserve">            return string.concat("could not copy ", source, " to ",</w:t>
+      </w:r>
+    </w:p>
+    <w:p>
+      <w:pPr>
+        <w:pStyle w:val="SourceCode"/>
+      </w:pPr>
+      <w:r>
+        <w:t xml:space="preserve">                                 destination);</w:t>
+      </w:r>
+    </w:p>
+    <w:p>
+      <w:pPr>
+        <w:pStyle w:val="SourceCode"/>
+      </w:pPr>
+      <w:r>
+        <w:t xml:space="preserve">        }</w:t>
+      </w:r>
+    </w:p>
+    <w:p>
+      <w:pPr>
+        <w:pStyle w:val="SourceCode"/>
+      </w:pPr>
+      <w:r>
+        <w:t xml:space="preserve">    }</w:t>
+      </w:r>
+    </w:p>
+    <w:p>
+      <w:pPr>
+        <w:pStyle w:val="SourceCode"/>
+      </w:pPr>
+    </w:p>
+    <w:p>
+      <w:pPr>
+        <w:pStyle w:val="SourceCode"/>
+      </w:pPr>
+      <w:r>
+        <w:t xml:space="preserve">    /// Lesson 3.9a's moveFile. Remember, check both paths, copy, then</w:t>
+      </w:r>
+    </w:p>
+    <w:p>
+      <w:pPr>
+        <w:pStyle w:val="SourceCode"/>
+      </w:pPr>
+      <w:r>
+        <w:t xml:space="preserve">    /// remove the original.</w:t>
+      </w:r>
+    </w:p>
+    <w:p>
+      <w:pPr>
+        <w:pStyle w:val="SourceCode"/>
+      </w:pPr>
+      <w:r>
+        <w:t xml:space="preserve">    function moveFile(string memory source, string memory destination)</w:t>
+      </w:r>
+    </w:p>
+    <w:p>
+      <w:pPr>
+        <w:pStyle w:val="SourceCode"/>
+      </w:pPr>
+      <w:r>
+        <w:t xml:space="preserve">        internal</w:t>
+      </w:r>
+    </w:p>
+    <w:p>
+      <w:pPr>
+        <w:pStyle w:val="SourceCode"/>
+      </w:pPr>
+      <w:r>
+        <w:t xml:space="preserve">        returns (string memory problem)</w:t>
+      </w:r>
+    </w:p>
+    <w:p>
+      <w:pPr>
+        <w:pStyle w:val="SourceCode"/>
+      </w:pPr>
+      <w:r>
+        <w:t xml:space="preserve">    {</w:t>
+      </w:r>
+    </w:p>
+    <w:p>
+      <w:pPr>
+        <w:pStyle w:val="SourceCode"/>
+      </w:pPr>
+      <w:r>
+        <w:t xml:space="preserve">        if (!vm.exists(source)) {</w:t>
+      </w:r>
+    </w:p>
+    <w:p>
+      <w:pPr>
+        <w:pStyle w:val="SourceCode"/>
+      </w:pPr>
+      <w:r>
+        <w:t xml:space="preserve">            return string.concat(source, " does not exist; nothing was moved");</w:t>
+      </w:r>
+    </w:p>
+    <w:p>
+      <w:pPr>
+        <w:pStyle w:val="SourceCode"/>
+      </w:pPr>
+      <w:r>
+        <w:t xml:space="preserve">        }</w:t>
+      </w:r>
+    </w:p>
+    <w:p>
+      <w:pPr>
+        <w:pStyle w:val="SourceCode"/>
+      </w:pPr>
+      <w:r>
+        <w:t xml:space="preserve">        if (vm.exists(destination)) {</w:t>
+      </w:r>
+    </w:p>
+    <w:p>
+      <w:pPr>
+        <w:pStyle w:val="SourceCode"/>
+      </w:pPr>
+      <w:r>
+        <w:t xml:space="preserve">            return string.concat(destination,</w:t>
+      </w:r>
+    </w:p>
+    <w:p>
+      <w:pPr>
+        <w:pStyle w:val="SourceCode"/>
+      </w:pPr>
+      <w:r>
+        <w:t xml:space="preserve">                                 " already exists; nothing was moved");</w:t>
+      </w:r>
+    </w:p>
+    <w:p>
+      <w:pPr>
+        <w:pStyle w:val="SourceCode"/>
+      </w:pPr>
+      <w:r>
+        <w:t xml:space="preserve">        }</w:t>
+      </w:r>
+    </w:p>
+    <w:p>
+      <w:pPr>
+        <w:pStyle w:val="SourceCode"/>
+      </w:pPr>
+      <w:r>
+        <w:t xml:space="preserve">        try vm.copyFile(source, destination) {} catch {</w:t>
+      </w:r>
+    </w:p>
+    <w:p>
+      <w:pPr>
+        <w:pStyle w:val="SourceCode"/>
+      </w:pPr>
+      <w:r>
+        <w:t xml:space="preserve">            return string.concat("could not move ", source);</w:t>
+      </w:r>
+    </w:p>
+    <w:p>
+      <w:pPr>
+        <w:pStyle w:val="SourceCode"/>
+      </w:pPr>
+      <w:r>
+        <w:t xml:space="preserve">        }</w:t>
+      </w:r>
+    </w:p>
+    <w:p>
+      <w:pPr>
+        <w:pStyle w:val="SourceCode"/>
+      </w:pPr>
+      <w:r>
+        <w:t xml:space="preserve">        try vm.removeFile(source) {} catch {</w:t>
+      </w:r>
+    </w:p>
+    <w:p>
+      <w:pPr>
+        <w:pStyle w:val="SourceCode"/>
+      </w:pPr>
+      <w:r>
+        <w:t xml:space="preserve">            return string.concat("could not remove ", source);</w:t>
+      </w:r>
+    </w:p>
+    <w:p>
+      <w:pPr>
+        <w:pStyle w:val="SourceCode"/>
+      </w:pPr>
+      <w:r>
+        <w:t xml:space="preserve">        }</w:t>
+      </w:r>
+    </w:p>
+    <w:p>
+      <w:pPr>
+        <w:pStyle w:val="SourceCode"/>
+      </w:pPr>
+      <w:r>
+        <w:t xml:space="preserve">    }</w:t>
+      </w:r>
+    </w:p>
+    <w:p>
+      <w:pPr>
+        <w:pStyle w:val="SourceCode"/>
+      </w:pPr>
+    </w:p>
+    <w:p>
+      <w:pPr>
+        <w:pStyle w:val="SourceCode"/>
+      </w:pPr>
+      <w:r>
+        <w:t xml:space="preserve">    /// Lesson 3.6a's deleteFile, now also refusing a folder: the explorer</w:t>
+      </w:r>
+    </w:p>
+    <w:p>
+      <w:pPr>
+        <w:pStyle w:val="SourceCode"/>
+      </w:pPr>
+      <w:r>
+        <w:t xml:space="preserve">    /// deletes files only. Remember, a delete cannot be undone.</w:t>
+      </w:r>
+    </w:p>
+    <w:p>
+      <w:pPr>
+        <w:pStyle w:val="SourceCode"/>
+      </w:pPr>
+      <w:r>
+        <w:t xml:space="preserve">    function deleteFile(string memory path)</w:t>
+      </w:r>
+    </w:p>
+    <w:p>
+      <w:pPr>
+        <w:pStyle w:val="SourceCode"/>
+      </w:pPr>
+      <w:r>
+        <w:t xml:space="preserve">        internal</w:t>
+      </w:r>
+    </w:p>
+    <w:p>
+      <w:pPr>
+        <w:pStyle w:val="SourceCode"/>
+      </w:pPr>
+      <w:r>
+        <w:t xml:space="preserve">        returns (string memory problem)</w:t>
+      </w:r>
+    </w:p>
+    <w:p>
+      <w:pPr>
+        <w:pStyle w:val="SourceCode"/>
+      </w:pPr>
+      <w:r>
+        <w:t xml:space="preserve">    {</w:t>
+      </w:r>
+    </w:p>
+    <w:p>
+      <w:pPr>
+        <w:pStyle w:val="SourceCode"/>
+      </w:pPr>
+      <w:r>
+        <w:t xml:space="preserve">        if (isFolder(path)) {</w:t>
+      </w:r>
+    </w:p>
+    <w:p>
+      <w:pPr>
+        <w:pStyle w:val="SourceCode"/>
+      </w:pPr>
+      <w:r>
+        <w:t xml:space="preserve">            return string.concat(path, " is a folder; nothing was deleted");</w:t>
+      </w:r>
+    </w:p>
+    <w:p>
+      <w:pPr>
+        <w:pStyle w:val="SourceCode"/>
+      </w:pPr>
+      <w:r>
+        <w:t xml:space="preserve">        }</w:t>
+      </w:r>
+    </w:p>
+    <w:p>
+      <w:pPr>
+        <w:pStyle w:val="SourceCode"/>
+      </w:pPr>
+      <w:r>
+        <w:t xml:space="preserve">        if (!vm.exists(path)) {</w:t>
+      </w:r>
+    </w:p>
+    <w:p>
+      <w:pPr>
+        <w:pStyle w:val="SourceCode"/>
+      </w:pPr>
+      <w:r>
+        <w:t xml:space="preserve">            return string.concat(path, " does not exist; nothing was deleted");</w:t>
+      </w:r>
+    </w:p>
+    <w:p>
+      <w:pPr>
+        <w:pStyle w:val="SourceCode"/>
+      </w:pPr>
+      <w:r>
+        <w:t xml:space="preserve">        }</w:t>
+      </w:r>
+    </w:p>
+    <w:p>
+      <w:pPr>
+        <w:pStyle w:val="SourceCode"/>
+      </w:pPr>
+      <w:r>
+        <w:t xml:space="preserve">        try vm.removeFile(path) {} catch {</w:t>
+      </w:r>
+    </w:p>
+    <w:p>
+      <w:pPr>
+        <w:pStyle w:val="SourceCode"/>
+      </w:pPr>
+      <w:r>
+        <w:t xml:space="preserve">            return string.concat("could not delete ", path);</w:t>
+      </w:r>
+    </w:p>
+    <w:p>
+      <w:pPr>
+        <w:pStyle w:val="SourceCode"/>
+      </w:pPr>
+      <w:r>
+        <w:t xml:space="preserve">        }</w:t>
+      </w:r>
+    </w:p>
+    <w:p>
+      <w:pPr>
+        <w:pStyle w:val="SourceCode"/>
+      </w:pPr>
+      <w:r>
+        <w:t xml:space="preserve">    }</w:t>
+      </w:r>
+    </w:p>
+    <w:p>
+      <w:pPr>
+        <w:pStyle w:val="SourceCode"/>
+      </w:pPr>
+    </w:p>
+    <w:p>
+      <w:pPr>
+        <w:pStyle w:val="SourceCode"/>
+      </w:pPr>
+      <w:r>
+        <w:t xml:space="preserve">    /// Returns a number as text with at least two digits: 7 becomes 07.</w:t>
+      </w:r>
+    </w:p>
+    <w:p>
+      <w:pPr>
+        <w:pStyle w:val="SourceCode"/>
+      </w:pPr>
+      <w:r>
+        <w:t xml:space="preserve">    function twoDigits(uint256 number) internal pure returns (string memory) {</w:t>
+      </w:r>
+    </w:p>
+    <w:p>
+      <w:pPr>
+        <w:pStyle w:val="SourceCode"/>
+      </w:pPr>
+      <w:r>
+        <w:t xml:space="preserve">        if (number &lt; 10) {</w:t>
+      </w:r>
+    </w:p>
+    <w:p>
+      <w:pPr>
+        <w:pStyle w:val="SourceCode"/>
+      </w:pPr>
+      <w:r>
+        <w:t xml:space="preserve">            return string.concat("0", vm.toString(number));</w:t>
+      </w:r>
+    </w:p>
+    <w:p>
+      <w:pPr>
+        <w:pStyle w:val="SourceCode"/>
+      </w:pPr>
+      <w:r>
+        <w:t xml:space="preserve">        }</w:t>
+      </w:r>
+    </w:p>
+    <w:p>
+      <w:pPr>
+        <w:pStyle w:val="SourceCode"/>
+      </w:pPr>
+      <w:r>
+        <w:t xml:space="preserve">        return vm.toString(number);</w:t>
+      </w:r>
+    </w:p>
+    <w:p>
+      <w:pPr>
+        <w:pStyle w:val="SourceCode"/>
+      </w:pPr>
+      <w:r>
+        <w:t xml:space="preserve">    }</w:t>
+      </w:r>
+    </w:p>
+    <w:p>
+      <w:pPr>
+        <w:pStyle w:val="SourceCode"/>
+      </w:pPr>
+    </w:p>
+    <w:p>
+      <w:pPr>
+        <w:pStyle w:val="SourceCode"/>
+      </w:pPr>
+      <w:r>
+        <w:t xml:space="preserve">    /// Lesson 3.10a's formatUtc. Remember, it counts whole years, then</w:t>
+      </w:r>
+    </w:p>
+    <w:p>
+      <w:pPr>
+        <w:pStyle w:val="SourceCode"/>
+      </w:pPr>
+      <w:r>
+        <w:t xml:space="preserve">    /// months, off the seconds since 1970, and pads each part with 0s.</w:t>
+      </w:r>
+    </w:p>
+    <w:p>
+      <w:pPr>
+        <w:pStyle w:val="SourceCode"/>
+      </w:pPr>
+      <w:r>
+        <w:t xml:space="preserve">    function formatUtc(uint256 timestamp)</w:t>
+      </w:r>
+    </w:p>
+    <w:p>
+      <w:pPr>
+        <w:pStyle w:val="SourceCode"/>
+      </w:pPr>
+      <w:r>
+        <w:t xml:space="preserve">        internal</w:t>
+      </w:r>
+    </w:p>
+    <w:p>
+      <w:pPr>
+        <w:pStyle w:val="SourceCode"/>
+      </w:pPr>
+      <w:r>
+        <w:t xml:space="preserve">        pure</w:t>
+      </w:r>
+    </w:p>
+    <w:p>
+      <w:pPr>
+        <w:pStyle w:val="SourceCode"/>
+      </w:pPr>
+      <w:r>
         <w:t xml:space="preserve">        returns (string memory)</w:t>
       </w:r>
     </w:p>
@@ -60633,15 +62554,119 @@
         <w:pStyle w:val="SourceCode"/>
       </w:pPr>
       <w:r>
-        <w:t xml:space="preserve">        return vm.replace(string.concat(vm.projectRoot(), "/../", path),</w:t>
-      </w:r>
-    </w:p>
-    <w:p>
-      <w:pPr>
-        <w:pStyle w:val="SourceCode"/>
-      </w:pPr>
-      <w:r>
-        <w:t xml:space="preserve">                          "/solidity/../", "/");</w:t>
+        <w:t xml:space="preserve">        uint256 dayCount = timestamp / 1 days;</w:t>
+      </w:r>
+    </w:p>
+    <w:p>
+      <w:pPr>
+        <w:pStyle w:val="SourceCode"/>
+      </w:pPr>
+      <w:r>
+        <w:t xml:space="preserve">        uint256 minutesToday = (timestamp % 1 days) / 1 minutes;</w:t>
+      </w:r>
+    </w:p>
+    <w:p>
+      <w:pPr>
+        <w:pStyle w:val="SourceCode"/>
+      </w:pPr>
+      <w:r>
+        <w:t xml:space="preserve">        uint256 year = 1970;</w:t>
+      </w:r>
+    </w:p>
+    <w:p>
+      <w:pPr>
+        <w:pStyle w:val="SourceCode"/>
+      </w:pPr>
+      <w:r>
+        <w:t xml:space="preserve">        while (dayCount &gt;= ExplorerText.daysInYear(year)) {</w:t>
+      </w:r>
+    </w:p>
+    <w:p>
+      <w:pPr>
+        <w:pStyle w:val="SourceCode"/>
+      </w:pPr>
+      <w:r>
+        <w:t xml:space="preserve">            dayCount = dayCount - ExplorerText.daysInYear(year);</w:t>
+      </w:r>
+    </w:p>
+    <w:p>
+      <w:pPr>
+        <w:pStyle w:val="SourceCode"/>
+      </w:pPr>
+      <w:r>
+        <w:t xml:space="preserve">            year = year + 1;</w:t>
+      </w:r>
+    </w:p>
+    <w:p>
+      <w:pPr>
+        <w:pStyle w:val="SourceCode"/>
+      </w:pPr>
+      <w:r>
+        <w:t xml:space="preserve">        }</w:t>
+      </w:r>
+    </w:p>
+    <w:p>
+      <w:pPr>
+        <w:pStyle w:val="SourceCode"/>
+      </w:pPr>
+      <w:r>
+        <w:t xml:space="preserve">        uint256 month = 1;</w:t>
+      </w:r>
+    </w:p>
+    <w:p>
+      <w:pPr>
+        <w:pStyle w:val="SourceCode"/>
+      </w:pPr>
+      <w:r>
+        <w:t xml:space="preserve">        while (dayCount &gt;= ExplorerText.daysInMonth(year, month)) {</w:t>
+      </w:r>
+    </w:p>
+    <w:p>
+      <w:pPr>
+        <w:pStyle w:val="SourceCode"/>
+      </w:pPr>
+      <w:r>
+        <w:t xml:space="preserve">            dayCount = dayCount - ExplorerText.daysInMonth(year, month);</w:t>
+      </w:r>
+    </w:p>
+    <w:p>
+      <w:pPr>
+        <w:pStyle w:val="SourceCode"/>
+      </w:pPr>
+      <w:r>
+        <w:t xml:space="preserve">            month = month + 1;</w:t>
+      </w:r>
+    </w:p>
+    <w:p>
+      <w:pPr>
+        <w:pStyle w:val="SourceCode"/>
+      </w:pPr>
+      <w:r>
+        <w:t xml:space="preserve">        }</w:t>
+      </w:r>
+    </w:p>
+    <w:p>
+      <w:pPr>
+        <w:pStyle w:val="SourceCode"/>
+      </w:pPr>
+      <w:r>
+        <w:t xml:space="preserve">        return string.concat(vm.toString(year), "-", twoDigits(month), "-",</w:t>
+      </w:r>
+    </w:p>
+    <w:p>
+      <w:pPr>
+        <w:pStyle w:val="SourceCode"/>
+      </w:pPr>
+      <w:r>
+        <w:t xml:space="preserve">            twoDigits(dayCount + 1), " ", twoDigits(minutesToday / 60), ":",</w:t>
+      </w:r>
+    </w:p>
+    <w:p>
+      <w:pPr>
+        <w:pStyle w:val="SourceCode"/>
+      </w:pPr>
+      <w:r>
+        <w:t xml:space="preserve">            twoDigits(minutesToday % 60));</w:t>
       </w:r>
     </w:p>
     <w:p>
@@ -60662,31 +62687,63 @@
         <w:pStyle w:val="SourceCode"/>
       </w:pPr>
       <w:r>
-        <w:t xml:space="preserve">    /// True when path is a folder. Remember, vm.isDir is true only for an</w:t>
-      </w:r>
-    </w:p>
-    <w:p>
-      <w:pPr>
-        <w:pStyle w:val="SourceCode"/>
-      </w:pPr>
-      <w:r>
-        <w:t xml:space="preserve">    /// existing directory.</w:t>
-      </w:r>
-    </w:p>
-    <w:p>
-      <w:pPr>
-        <w:pStyle w:val="SourceCode"/>
-      </w:pPr>
-      <w:r>
-        <w:t xml:space="preserve">    function isFolder(string memory path) internal view returns (bool) {</w:t>
-      </w:r>
-    </w:p>
-    <w:p>
-      <w:pPr>
-        <w:pStyle w:val="SourceCode"/>
-      </w:pPr>
-      <w:r>
-        <w:t xml:space="preserve">        return vm.isDir(onDisk(path));</w:t>
+        <w:t xml:space="preserve">    /// Lesson 3.11a's lastPart: the entry's own name.</w:t>
+      </w:r>
+    </w:p>
+    <w:p>
+      <w:pPr>
+        <w:pStyle w:val="SourceCode"/>
+      </w:pPr>
+      <w:r>
+        <w:t xml:space="preserve">    function lastPart(string memory path)</w:t>
+      </w:r>
+    </w:p>
+    <w:p>
+      <w:pPr>
+        <w:pStyle w:val="SourceCode"/>
+      </w:pPr>
+      <w:r>
+        <w:t xml:space="preserve">        internal</w:t>
+      </w:r>
+    </w:p>
+    <w:p>
+      <w:pPr>
+        <w:pStyle w:val="SourceCode"/>
+      </w:pPr>
+      <w:r>
+        <w:t xml:space="preserve">        pure</w:t>
+      </w:r>
+    </w:p>
+    <w:p>
+      <w:pPr>
+        <w:pStyle w:val="SourceCode"/>
+      </w:pPr>
+      <w:r>
+        <w:t xml:space="preserve">        returns (string memory)</w:t>
+      </w:r>
+    </w:p>
+    <w:p>
+      <w:pPr>
+        <w:pStyle w:val="SourceCode"/>
+      </w:pPr>
+      <w:r>
+        <w:t xml:space="preserve">    {</w:t>
+      </w:r>
+    </w:p>
+    <w:p>
+      <w:pPr>
+        <w:pStyle w:val="SourceCode"/>
+      </w:pPr>
+      <w:r>
+        <w:t xml:space="preserve">        string[] memory parts = vm.split(vm.replace(path, "\\", "/"), "/");</w:t>
+      </w:r>
+    </w:p>
+    <w:p>
+      <w:pPr>
+        <w:pStyle w:val="SourceCode"/>
+      </w:pPr>
+      <w:r>
+        <w:t xml:space="preserve">        return parts[parts.length - 1];</w:t>
       </w:r>
     </w:p>
     <w:p>
@@ -60707,15 +62764,39 @@
         <w:pStyle w:val="SourceCode"/>
       </w:pPr>
       <w:r>
-        <w:t xml:space="preserve">    /// Lesson 3.19a's failureKind: the kind, worked out from the file.</w:t>
-      </w:r>
-    </w:p>
-    <w:p>
-      <w:pPr>
-        <w:pStyle w:val="SourceCode"/>
-      </w:pPr>
-      <w:r>
-        <w:t xml:space="preserve">    function failureKind(string memory path, bool writing)</w:t>
+        <w:t xml:space="preserve">    /// Lesson 3.10a's printMetadata. The Name line is the path's last</w:t>
+      </w:r>
+    </w:p>
+    <w:p>
+      <w:pPr>
+        <w:pStyle w:val="SourceCode"/>
+      </w:pPr>
+      <w:r>
+        <w:t xml:space="preserve">    /// part, because the explorer passes a path such as sandbox/notes.txt.</w:t>
+      </w:r>
+    </w:p>
+    <w:p>
+      <w:pPr>
+        <w:pStyle w:val="SourceCode"/>
+      </w:pPr>
+      <w:r>
+        <w:t xml:space="preserve">    /// Remember, vm.fsMetadata gives isDir, length, and modified, reading</w:t>
+      </w:r>
+    </w:p>
+    <w:p>
+      <w:pPr>
+        <w:pStyle w:val="SourceCode"/>
+      </w:pPr>
+      <w:r>
+        <w:t xml:space="preserve">    /// it never changes the entry, and Size is for files only.</w:t>
+      </w:r>
+    </w:p>
+    <w:p>
+      <w:pPr>
+        <w:pStyle w:val="SourceCode"/>
+      </w:pPr>
+      <w:r>
+        <w:t xml:space="preserve">    function printMetadata(string memory path)</w:t>
       </w:r>
     </w:p>
     <w:p>
@@ -60739,7 +62820,7 @@
         <w:pStyle w:val="SourceCode"/>
       </w:pPr>
       <w:r>
-        <w:t xml:space="preserve">        returns (uint256 fileStatus)</w:t>
+        <w:t xml:space="preserve">        returns (string memory problem)</w:t>
       </w:r>
     </w:p>
     <w:p>
@@ -60755,15 +62836,15 @@
         <w:pStyle w:val="SourceCode"/>
       </w:pPr>
       <w:r>
-        <w:t xml:space="preserve">        if (!vm.exists(onDisk(path))) {</w:t>
-      </w:r>
-    </w:p>
-    <w:p>
-      <w:pPr>
-        <w:pStyle w:val="SourceCode"/>
-      </w:pPr>
-      <w:r>
-        <w:t xml:space="preserve">            return NOT_FOUND;</w:t>
+        <w:t xml:space="preserve">        if (!vm.exists(path)) {</w:t>
+      </w:r>
+    </w:p>
+    <w:p>
+      <w:pPr>
+        <w:pStyle w:val="SourceCode"/>
+      </w:pPr>
+      <w:r>
+        <w:t xml:space="preserve">            return string.concat(path, " does not exist");</w:t>
       </w:r>
     </w:p>
     <w:p>
@@ -60779,15 +62860,55 @@
         <w:pStyle w:val="SourceCode"/>
       </w:pPr>
       <w:r>
-        <w:t xml:space="preserve">        if (writing &amp;&amp; vm.fsMetadata(onDisk(path)).readOnly) {</w:t>
-      </w:r>
-    </w:p>
-    <w:p>
-      <w:pPr>
-        <w:pStyle w:val="SourceCode"/>
-      </w:pPr>
-      <w:r>
-        <w:t xml:space="preserve">            return PERMISSION_DENIED;</w:t>
+        <w:t xml:space="preserve">        VmSafe.FsMetadata memory details;</w:t>
+      </w:r>
+    </w:p>
+    <w:p>
+      <w:pPr>
+        <w:pStyle w:val="SourceCode"/>
+      </w:pPr>
+      <w:r>
+        <w:t xml:space="preserve">        try vm.fsMetadata(path) returns (</w:t>
+      </w:r>
+    </w:p>
+    <w:p>
+      <w:pPr>
+        <w:pStyle w:val="SourceCode"/>
+      </w:pPr>
+      <w:r>
+        <w:t xml:space="preserve">            VmSafe.FsMetadata memory metadata</w:t>
+      </w:r>
+    </w:p>
+    <w:p>
+      <w:pPr>
+        <w:pStyle w:val="SourceCode"/>
+      </w:pPr>
+      <w:r>
+        <w:t xml:space="preserve">        ) {</w:t>
+      </w:r>
+    </w:p>
+    <w:p>
+      <w:pPr>
+        <w:pStyle w:val="SourceCode"/>
+      </w:pPr>
+      <w:r>
+        <w:t xml:space="preserve">            details = metadata;</w:t>
+      </w:r>
+    </w:p>
+    <w:p>
+      <w:pPr>
+        <w:pStyle w:val="SourceCode"/>
+      </w:pPr>
+      <w:r>
+        <w:t xml:space="preserve">        } catch {</w:t>
+      </w:r>
+    </w:p>
+    <w:p>
+      <w:pPr>
+        <w:pStyle w:val="SourceCode"/>
+      </w:pPr>
+      <w:r>
+        <w:t xml:space="preserve">            return string.concat("could not read the metadata of ", path);</w:t>
       </w:r>
     </w:p>
     <w:p>
@@ -60803,7 +62924,71 @@
         <w:pStyle w:val="SourceCode"/>
       </w:pPr>
       <w:r>
-        <w:t xml:space="preserve">        return UNEXPECTED;</w:t>
+        <w:t xml:space="preserve">        console.log("Name: %s", lastPart(path));</w:t>
+      </w:r>
+    </w:p>
+    <w:p>
+      <w:pPr>
+        <w:pStyle w:val="SourceCode"/>
+      </w:pPr>
+      <w:r>
+        <w:t xml:space="preserve">        console.log("Path: %s", absolutePath(path));</w:t>
+      </w:r>
+    </w:p>
+    <w:p>
+      <w:pPr>
+        <w:pStyle w:val="SourceCode"/>
+      </w:pPr>
+      <w:r>
+        <w:t xml:space="preserve">        if (details.isDir) {</w:t>
+      </w:r>
+    </w:p>
+    <w:p>
+      <w:pPr>
+        <w:pStyle w:val="SourceCode"/>
+      </w:pPr>
+      <w:r>
+        <w:t xml:space="preserve">            console.log("Type: directory");</w:t>
+      </w:r>
+    </w:p>
+    <w:p>
+      <w:pPr>
+        <w:pStyle w:val="SourceCode"/>
+      </w:pPr>
+      <w:r>
+        <w:t xml:space="preserve">        } else {</w:t>
+      </w:r>
+    </w:p>
+    <w:p>
+      <w:pPr>
+        <w:pStyle w:val="SourceCode"/>
+      </w:pPr>
+      <w:r>
+        <w:t xml:space="preserve">            console.log("Type: file");</w:t>
+      </w:r>
+    </w:p>
+    <w:p>
+      <w:pPr>
+        <w:pStyle w:val="SourceCode"/>
+      </w:pPr>
+      <w:r>
+        <w:t xml:space="preserve">            console.log("Size: %s bytes", vm.toString(details.length));</w:t>
+      </w:r>
+    </w:p>
+    <w:p>
+      <w:pPr>
+        <w:pStyle w:val="SourceCode"/>
+      </w:pPr>
+      <w:r>
+        <w:t xml:space="preserve">        }</w:t>
+      </w:r>
+    </w:p>
+    <w:p>
+      <w:pPr>
+        <w:pStyle w:val="SourceCode"/>
+      </w:pPr>
+      <w:r>
+        <w:t xml:space="preserve">        console.log("Modified (UTC): %s", formatUtc(details.modified));</w:t>
       </w:r>
     </w:p>
     <w:p>
@@ -60824,156 +63009,23 @@
         <w:pStyle w:val="SourceCode"/>
       </w:pPr>
       <w:r>
-        <w:t xml:space="preserve">    /// Lesson 3.19a's reportFailure. Remember, not found on a write or</w:t>
-      </w:r>
-    </w:p>
-    <w:p>
-      <w:pPr>
-        <w:pStyle w:val="SourceCode"/>
-      </w:pPr>
-      <w:r>
-        <w:t xml:space="preserve">    /// create means the folder is missing.</w:t>
-      </w:r>
-    </w:p>
-    <w:p>
-      <w:pPr>
-        <w:pStyle w:val="SourceCode"/>
-      </w:pPr>
-      <w:r>
-        <w:t xml:space="preserve">    function reportFailure(string memory path, string memory done,</w:t>
-      </w:r>
-    </w:p>
-    <w:p>
-      <w:pPr>
-        <w:pStyle w:val="SourceCode"/>
-      </w:pPr>
-      <w:r>
-        <w:t xml:space="preserve">                           uint256 fileStatus) internal pure {</w:t>
-      </w:r>
-    </w:p>
-    <w:p>
-      <w:pPr>
-        <w:pStyle w:val="SourceCode"/>
-      </w:pPr>
-      <w:r>
-        <w:t xml:space="preserve">        bool reading = keccak256(bytes(done)) == keccak256(bytes("read"));</w:t>
-      </w:r>
-    </w:p>
-    <w:p>
-      <w:pPr>
-        <w:pStyle w:val="SourceCode"/>
-      </w:pPr>
-      <w:r>
-        <w:t xml:space="preserve">        string memory problem = string.concat(path, ": an unexpected failure");</w:t>
-      </w:r>
-    </w:p>
-    <w:p>
-      <w:pPr>
-        <w:pStyle w:val="SourceCode"/>
-      </w:pPr>
-      <w:r>
-        <w:t xml:space="preserve">        if (fileStatus == NOT_FOUND &amp;&amp; reading) {</w:t>
-      </w:r>
-    </w:p>
-    <w:p>
-      <w:pPr>
-        <w:pStyle w:val="SourceCode"/>
-      </w:pPr>
-      <w:r>
-        <w:t xml:space="preserve">            problem = string.concat(path, " does not exist");</w:t>
-      </w:r>
-    </w:p>
-    <w:p>
-      <w:pPr>
-        <w:pStyle w:val="SourceCode"/>
-      </w:pPr>
-      <w:r>
-        <w:t xml:space="preserve">        } else if (fileStatus == NOT_FOUND) {</w:t>
-      </w:r>
-    </w:p>
-    <w:p>
-      <w:pPr>
-        <w:pStyle w:val="SourceCode"/>
-      </w:pPr>
-      <w:r>
-        <w:t xml:space="preserve">            problem = string.concat("the folder for ", path, " does not exist");</w:t>
-      </w:r>
-    </w:p>
-    <w:p>
-      <w:pPr>
-        <w:pStyle w:val="SourceCode"/>
-      </w:pPr>
-      <w:r>
-        <w:t xml:space="preserve">        } else if (fileStatus == PERMISSION_DENIED) {</w:t>
-      </w:r>
-    </w:p>
-    <w:p>
-      <w:pPr>
-        <w:pStyle w:val="SourceCode"/>
-      </w:pPr>
-      <w:r>
-        <w:t xml:space="preserve">            problem = string.concat("permission denied for ", path);</w:t>
-      </w:r>
-    </w:p>
-    <w:p>
-      <w:pPr>
-        <w:pStyle w:val="SourceCode"/>
-      </w:pPr>
-      <w:r>
-        <w:t xml:space="preserve">        } else if (fileStatus == ALREADY_EXISTS) {</w:t>
-      </w:r>
-    </w:p>
-    <w:p>
-      <w:pPr>
-        <w:pStyle w:val="SourceCode"/>
-      </w:pPr>
-      <w:r>
-        <w:t xml:space="preserve">            problem = string.concat(path, " already exists");</w:t>
-      </w:r>
-    </w:p>
-    <w:p>
-      <w:pPr>
-        <w:pStyle w:val="SourceCode"/>
-      </w:pPr>
-      <w:r>
-        <w:t xml:space="preserve">        }</w:t>
-      </w:r>
-    </w:p>
-    <w:p>
-      <w:pPr>
-        <w:pStyle w:val="SourceCode"/>
-      </w:pPr>
-      <w:r>
-        <w:t xml:space="preserve">        console.log("Error: %s; nothing was %s", problem, done);</w:t>
-      </w:r>
-    </w:p>
-    <w:p>
-      <w:pPr>
-        <w:pStyle w:val="SourceCode"/>
-      </w:pPr>
-      <w:r>
-        <w:t xml:space="preserve">    }</w:t>
-      </w:r>
-    </w:p>
-    <w:p>
-      <w:pPr>
-        <w:pStyle w:val="SourceCode"/>
-      </w:pPr>
-    </w:p>
-    <w:p>
-      <w:pPr>
-        <w:pStyle w:val="SourceCode"/>
-      </w:pPr>
-      <w:r>
-        <w:t xml:space="preserve">    /// Lesson 3.19a's readTextFile.</w:t>
-      </w:r>
-    </w:p>
-    <w:p>
-      <w:pPr>
-        <w:pStyle w:val="SourceCode"/>
-      </w:pPr>
-      <w:r>
-        <w:t xml:space="preserve">    function readTextFile(string memory path)</w:t>
+        <w:t xml:space="preserve">    /// Lesson 3.11a's listEntries, returning a problem instead of</w:t>
+      </w:r>
+    </w:p>
+    <w:p>
+      <w:pPr>
+        <w:pStyle w:val="SourceCode"/>
+      </w:pPr>
+      <w:r>
+        <w:t xml:space="preserve">    /// reverting. Remember, list, then sort.</w:t>
+      </w:r>
+    </w:p>
+    <w:p>
+      <w:pPr>
+        <w:pStyle w:val="SourceCode"/>
+      </w:pPr>
+      <w:r>
+        <w:t xml:space="preserve">    function listEntries(string memory directory)</w:t>
       </w:r>
     </w:p>
     <w:p>
@@ -60997,7 +63049,7 @@
         <w:pStyle w:val="SourceCode"/>
       </w:pPr>
       <w:r>
-        <w:t xml:space="preserve">        returns (string memory contents, uint256 fileStatus)</w:t>
+        <w:t xml:space="preserve">        returns (string[] memory names, string memory problem)</w:t>
       </w:r>
     </w:p>
     <w:p>
@@ -61013,1711 +63065,6 @@
         <w:pStyle w:val="SourceCode"/>
       </w:pPr>
       <w:r>
-        <w:t xml:space="preserve">        try vm.readFile(onDisk(path)) returns (string memory fileContents) {</w:t>
-      </w:r>
-    </w:p>
-    <w:p>
-      <w:pPr>
-        <w:pStyle w:val="SourceCode"/>
-      </w:pPr>
-      <w:r>
-        <w:t xml:space="preserve">            return (fileContents, SUCCESS);</w:t>
-      </w:r>
-    </w:p>
-    <w:p>
-      <w:pPr>
-        <w:pStyle w:val="SourceCode"/>
-      </w:pPr>
-      <w:r>
-        <w:t xml:space="preserve">        } catch {</w:t>
-      </w:r>
-    </w:p>
-    <w:p>
-      <w:pPr>
-        <w:pStyle w:val="SourceCode"/>
-      </w:pPr>
-      <w:r>
-        <w:t xml:space="preserve">            return ("", failureKind(path, false));</w:t>
-      </w:r>
-    </w:p>
-    <w:p>
-      <w:pPr>
-        <w:pStyle w:val="SourceCode"/>
-      </w:pPr>
-      <w:r>
-        <w:t xml:space="preserve">        }</w:t>
-      </w:r>
-    </w:p>
-    <w:p>
-      <w:pPr>
-        <w:pStyle w:val="SourceCode"/>
-      </w:pPr>
-      <w:r>
-        <w:t xml:space="preserve">    }</w:t>
-      </w:r>
-    </w:p>
-    <w:p>
-      <w:pPr>
-        <w:pStyle w:val="SourceCode"/>
-      </w:pPr>
-    </w:p>
-    <w:p>
-      <w:pPr>
-        <w:pStyle w:val="SourceCode"/>
-      </w:pPr>
-      <w:r>
-        <w:t xml:space="preserve">    /// Lesson 3.19a's createTextFile. Remember, Foundry has no create-only-</w:t>
-      </w:r>
-    </w:p>
-    <w:p>
-      <w:pPr>
-        <w:pStyle w:val="SourceCode"/>
-      </w:pPr>
-      <w:r>
-        <w:t xml:space="preserve">    /// new cheatcode, so vm.exists is checked first.</w:t>
-      </w:r>
-    </w:p>
-    <w:p>
-      <w:pPr>
-        <w:pStyle w:val="SourceCode"/>
-      </w:pPr>
-      <w:r>
-        <w:t xml:space="preserve">    function createTextFile(string memory path, string memory contents)</w:t>
-      </w:r>
-    </w:p>
-    <w:p>
-      <w:pPr>
-        <w:pStyle w:val="SourceCode"/>
-      </w:pPr>
-      <w:r>
-        <w:t xml:space="preserve">        internal</w:t>
-      </w:r>
-    </w:p>
-    <w:p>
-      <w:pPr>
-        <w:pStyle w:val="SourceCode"/>
-      </w:pPr>
-      <w:r>
-        <w:t xml:space="preserve">        returns (uint256 fileStatus)</w:t>
-      </w:r>
-    </w:p>
-    <w:p>
-      <w:pPr>
-        <w:pStyle w:val="SourceCode"/>
-      </w:pPr>
-      <w:r>
-        <w:t xml:space="preserve">    {</w:t>
-      </w:r>
-    </w:p>
-    <w:p>
-      <w:pPr>
-        <w:pStyle w:val="SourceCode"/>
-      </w:pPr>
-      <w:r>
-        <w:t xml:space="preserve">        if (vm.exists(onDisk(path))) {</w:t>
-      </w:r>
-    </w:p>
-    <w:p>
-      <w:pPr>
-        <w:pStyle w:val="SourceCode"/>
-      </w:pPr>
-      <w:r>
-        <w:t xml:space="preserve">            return ALREADY_EXISTS;</w:t>
-      </w:r>
-    </w:p>
-    <w:p>
-      <w:pPr>
-        <w:pStyle w:val="SourceCode"/>
-      </w:pPr>
-      <w:r>
-        <w:t xml:space="preserve">        }</w:t>
-      </w:r>
-    </w:p>
-    <w:p>
-      <w:pPr>
-        <w:pStyle w:val="SourceCode"/>
-      </w:pPr>
-      <w:r>
-        <w:t xml:space="preserve">        try vm.writeFile(onDisk(path), contents) {</w:t>
-      </w:r>
-    </w:p>
-    <w:p>
-      <w:pPr>
-        <w:pStyle w:val="SourceCode"/>
-      </w:pPr>
-      <w:r>
-        <w:t xml:space="preserve">            return SUCCESS;</w:t>
-      </w:r>
-    </w:p>
-    <w:p>
-      <w:pPr>
-        <w:pStyle w:val="SourceCode"/>
-      </w:pPr>
-      <w:r>
-        <w:t xml:space="preserve">        } catch {</w:t>
-      </w:r>
-    </w:p>
-    <w:p>
-      <w:pPr>
-        <w:pStyle w:val="SourceCode"/>
-      </w:pPr>
-      <w:r>
-        <w:t xml:space="preserve">            return failureKind(path, true);</w:t>
-      </w:r>
-    </w:p>
-    <w:p>
-      <w:pPr>
-        <w:pStyle w:val="SourceCode"/>
-      </w:pPr>
-      <w:r>
-        <w:t xml:space="preserve">        }</w:t>
-      </w:r>
-    </w:p>
-    <w:p>
-      <w:pPr>
-        <w:pStyle w:val="SourceCode"/>
-      </w:pPr>
-      <w:r>
-        <w:t xml:space="preserve">    }</w:t>
-      </w:r>
-    </w:p>
-    <w:p>
-      <w:pPr>
-        <w:pStyle w:val="SourceCode"/>
-      </w:pPr>
-    </w:p>
-    <w:p>
-      <w:pPr>
-        <w:pStyle w:val="SourceCode"/>
-      </w:pPr>
-      <w:r>
-        <w:t xml:space="preserve">    /// Lesson 3.19a's safeSave. Remember, Foundry has no rename cheatcode,</w:t>
-      </w:r>
-    </w:p>
-    <w:p>
-      <w:pPr>
-        <w:pStyle w:val="SourceCode"/>
-      </w:pPr>
-      <w:r>
-        <w:t xml:space="preserve">    /// so vm.copyFile writes over the original in place, which is not one</w:t>
-      </w:r>
-    </w:p>
-    <w:p>
-      <w:pPr>
-        <w:pStyle w:val="SourceCode"/>
-      </w:pPr>
-      <w:r>
-        <w:t xml:space="preserve">    /// step. The complete temporary file, removed only after the copy has</w:t>
-      </w:r>
-    </w:p>
-    <w:p>
-      <w:pPr>
-        <w:pStyle w:val="SourceCode"/>
-      </w:pPr>
-      <w:r>
-        <w:t xml:space="preserve">    /// finished, is what makes a failure recoverable; nothing is deleted</w:t>
-      </w:r>
-    </w:p>
-    <w:p>
-      <w:pPr>
-        <w:pStyle w:val="SourceCode"/>
-      </w:pPr>
-      <w:r>
-        <w:t xml:space="preserve">    /// after a failure.</w:t>
-      </w:r>
-    </w:p>
-    <w:p>
-      <w:pPr>
-        <w:pStyle w:val="SourceCode"/>
-      </w:pPr>
-      <w:r>
-        <w:t xml:space="preserve">    function safeSave(string memory path, string memory contents)</w:t>
-      </w:r>
-    </w:p>
-    <w:p>
-      <w:pPr>
-        <w:pStyle w:val="SourceCode"/>
-      </w:pPr>
-      <w:r>
-        <w:t xml:space="preserve">        internal</w:t>
-      </w:r>
-    </w:p>
-    <w:p>
-      <w:pPr>
-        <w:pStyle w:val="SourceCode"/>
-      </w:pPr>
-      <w:r>
-        <w:t xml:space="preserve">        returns (bool saved)</w:t>
-      </w:r>
-    </w:p>
-    <w:p>
-      <w:pPr>
-        <w:pStyle w:val="SourceCode"/>
-      </w:pPr>
-      <w:r>
-        <w:t xml:space="preserve">    {</w:t>
-      </w:r>
-    </w:p>
-    <w:p>
-      <w:pPr>
-        <w:pStyle w:val="SourceCode"/>
-      </w:pPr>
-      <w:r>
-        <w:t xml:space="preserve">        string memory temporaryPath = string.concat(path, ".tmp");</w:t>
-      </w:r>
-    </w:p>
-    <w:p>
-      <w:pPr>
-        <w:pStyle w:val="SourceCode"/>
-      </w:pPr>
-      <w:r>
-        <w:t xml:space="preserve">        uint256 fileStatus = createTextFile(temporaryPath, contents);</w:t>
-      </w:r>
-    </w:p>
-    <w:p>
-      <w:pPr>
-        <w:pStyle w:val="SourceCode"/>
-      </w:pPr>
-      <w:r>
-        <w:t xml:space="preserve">        if (fileStatus != SUCCESS) {</w:t>
-      </w:r>
-    </w:p>
-    <w:p>
-      <w:pPr>
-        <w:pStyle w:val="SourceCode"/>
-      </w:pPr>
-      <w:r>
-        <w:t xml:space="preserve">            reportFailure(temporaryPath, "created", fileStatus);</w:t>
-      </w:r>
-    </w:p>
-    <w:p>
-      <w:pPr>
-        <w:pStyle w:val="SourceCode"/>
-      </w:pPr>
-      <w:r>
-        <w:t xml:space="preserve">            return false;</w:t>
-      </w:r>
-    </w:p>
-    <w:p>
-      <w:pPr>
-        <w:pStyle w:val="SourceCode"/>
-      </w:pPr>
-      <w:r>
-        <w:t xml:space="preserve">        }</w:t>
-      </w:r>
-    </w:p>
-    <w:p>
-      <w:pPr>
-        <w:pStyle w:val="SourceCode"/>
-      </w:pPr>
-      <w:r>
-        <w:t xml:space="preserve">        try vm.copyFile(onDisk(temporaryPath), onDisk(path)) {</w:t>
-      </w:r>
-    </w:p>
-    <w:p>
-      <w:pPr>
-        <w:pStyle w:val="SourceCode"/>
-      </w:pPr>
-      <w:r>
-        <w:t xml:space="preserve">            vm.removeFile(onDisk(temporaryPath));</w:t>
-      </w:r>
-    </w:p>
-    <w:p>
-      <w:pPr>
-        <w:pStyle w:val="SourceCode"/>
-      </w:pPr>
-      <w:r>
-        <w:t xml:space="preserve">            return true;</w:t>
-      </w:r>
-    </w:p>
-    <w:p>
-      <w:pPr>
-        <w:pStyle w:val="SourceCode"/>
-      </w:pPr>
-      <w:r>
-        <w:t xml:space="preserve">        } catch {</w:t>
-      </w:r>
-    </w:p>
-    <w:p>
-      <w:pPr>
-        <w:pStyle w:val="SourceCode"/>
-      </w:pPr>
-      <w:r>
-        <w:t xml:space="preserve">            reportFailure(path, "saved", failureKind(path, true));</w:t>
-      </w:r>
-    </w:p>
-    <w:p>
-      <w:pPr>
-        <w:pStyle w:val="SourceCode"/>
-      </w:pPr>
-      <w:r>
-        <w:t xml:space="preserve">            return false;</w:t>
-      </w:r>
-    </w:p>
-    <w:p>
-      <w:pPr>
-        <w:pStyle w:val="SourceCode"/>
-      </w:pPr>
-      <w:r>
-        <w:t xml:space="preserve">        }</w:t>
-      </w:r>
-    </w:p>
-    <w:p>
-      <w:pPr>
-        <w:pStyle w:val="SourceCode"/>
-      </w:pPr>
-      <w:r>
-        <w:t xml:space="preserve">    }</w:t>
-      </w:r>
-    </w:p>
-    <w:p>
-      <w:pPr>
-        <w:pStyle w:val="SourceCode"/>
-      </w:pPr>
-    </w:p>
-    <w:p>
-      <w:pPr>
-        <w:pStyle w:val="SourceCode"/>
-      </w:pPr>
-      <w:r>
-        <w:t xml:space="preserve">    // The functions of Lessons 3.4a to 3.12a. A revert inside the script</w:t>
-      </w:r>
-    </w:p>
-    <w:p>
-      <w:pPr>
-        <w:pStyle w:val="SourceCode"/>
-      </w:pPr>
-      <w:r>
-        <w:t xml:space="preserve">    // would end the whole explorer, because a script cannot catch a revert</w:t>
-      </w:r>
-    </w:p>
-    <w:p>
-      <w:pPr>
-        <w:pStyle w:val="SourceCode"/>
-      </w:pPr>
-      <w:r>
-        <w:t xml:space="preserve">    // from its own function, so each returns a problem instead, empty</w:t>
-      </w:r>
-    </w:p>
-    <w:p>
-      <w:pPr>
-        <w:pStyle w:val="SourceCode"/>
-      </w:pPr>
-      <w:r>
-        <w:t xml:space="preserve">    // when it worked, as Lesson 3.13a's parseServer did.</w:t>
-      </w:r>
-    </w:p>
-    <w:p>
-      <w:pPr>
-        <w:pStyle w:val="SourceCode"/>
-      </w:pPr>
-    </w:p>
-    <w:p>
-      <w:pPr>
-        <w:pStyle w:val="SourceCode"/>
-      </w:pPr>
-      <w:r>
-        <w:t xml:space="preserve">    /// Lesson 3.4a's appendLine. Remember, vm.writeLine adds its own \n</w:t>
-      </w:r>
-    </w:p>
-    <w:p>
-      <w:pPr>
-        <w:pStyle w:val="SourceCode"/>
-      </w:pPr>
-      <w:r>
-        <w:t xml:space="preserve">    /// and creates a missing file, so the file is checked first.</w:t>
-      </w:r>
-    </w:p>
-    <w:p>
-      <w:pPr>
-        <w:pStyle w:val="SourceCode"/>
-      </w:pPr>
-      <w:r>
-        <w:t xml:space="preserve">    function appendLine(string memory path, string memory line)</w:t>
-      </w:r>
-    </w:p>
-    <w:p>
-      <w:pPr>
-        <w:pStyle w:val="SourceCode"/>
-      </w:pPr>
-      <w:r>
-        <w:t xml:space="preserve">        internal</w:t>
-      </w:r>
-    </w:p>
-    <w:p>
-      <w:pPr>
-        <w:pStyle w:val="SourceCode"/>
-      </w:pPr>
-      <w:r>
-        <w:t xml:space="preserve">        returns (string memory problem)</w:t>
-      </w:r>
-    </w:p>
-    <w:p>
-      <w:pPr>
-        <w:pStyle w:val="SourceCode"/>
-      </w:pPr>
-      <w:r>
-        <w:t xml:space="preserve">    {</w:t>
-      </w:r>
-    </w:p>
-    <w:p>
-      <w:pPr>
-        <w:pStyle w:val="SourceCode"/>
-      </w:pPr>
-      <w:r>
-        <w:t xml:space="preserve">        if (!vm.exists(onDisk(path))) {</w:t>
-      </w:r>
-    </w:p>
-    <w:p>
-      <w:pPr>
-        <w:pStyle w:val="SourceCode"/>
-      </w:pPr>
-      <w:r>
-        <w:t xml:space="preserve">            return string.concat(path, " does not exist; nothing was changed");</w:t>
-      </w:r>
-    </w:p>
-    <w:p>
-      <w:pPr>
-        <w:pStyle w:val="SourceCode"/>
-      </w:pPr>
-      <w:r>
-        <w:t xml:space="preserve">        }</w:t>
-      </w:r>
-    </w:p>
-    <w:p>
-      <w:pPr>
-        <w:pStyle w:val="SourceCode"/>
-      </w:pPr>
-      <w:r>
-        <w:t xml:space="preserve">        try vm.writeLine(onDisk(path), line) {} catch {</w:t>
-      </w:r>
-    </w:p>
-    <w:p>
-      <w:pPr>
-        <w:pStyle w:val="SourceCode"/>
-      </w:pPr>
-      <w:r>
-        <w:t xml:space="preserve">            return string.concat("could not append to ", path);</w:t>
-      </w:r>
-    </w:p>
-    <w:p>
-      <w:pPr>
-        <w:pStyle w:val="SourceCode"/>
-      </w:pPr>
-      <w:r>
-        <w:t xml:space="preserve">        }</w:t>
-      </w:r>
-    </w:p>
-    <w:p>
-      <w:pPr>
-        <w:pStyle w:val="SourceCode"/>
-      </w:pPr>
-      <w:r>
-        <w:t xml:space="preserve">    }</w:t>
-      </w:r>
-    </w:p>
-    <w:p>
-      <w:pPr>
-        <w:pStyle w:val="SourceCode"/>
-      </w:pPr>
-    </w:p>
-    <w:p>
-      <w:pPr>
-        <w:pStyle w:val="SourceCode"/>
-      </w:pPr>
-      <w:r>
-        <w:t xml:space="preserve">    /// Lesson 3.7a's renameFile. Remember, there is no rename cheatcode:</w:t>
-      </w:r>
-    </w:p>
-    <w:p>
-      <w:pPr>
-        <w:pStyle w:val="SourceCode"/>
-      </w:pPr>
-      <w:r>
-        <w:t xml:space="preserve">    /// copy to the new name first, then remove the old one, so the text is</w:t>
-      </w:r>
-    </w:p>
-    <w:p>
-      <w:pPr>
-        <w:pStyle w:val="SourceCode"/>
-      </w:pPr>
-      <w:r>
-        <w:t xml:space="preserve">    /// never lost; vm.copyFile replaces a taken name, so check first.</w:t>
-      </w:r>
-    </w:p>
-    <w:p>
-      <w:pPr>
-        <w:pStyle w:val="SourceCode"/>
-      </w:pPr>
-      <w:r>
-        <w:t xml:space="preserve">    function renameFile(string memory source, string memory destination)</w:t>
-      </w:r>
-    </w:p>
-    <w:p>
-      <w:pPr>
-        <w:pStyle w:val="SourceCode"/>
-      </w:pPr>
-      <w:r>
-        <w:t xml:space="preserve">        internal</w:t>
-      </w:r>
-    </w:p>
-    <w:p>
-      <w:pPr>
-        <w:pStyle w:val="SourceCode"/>
-      </w:pPr>
-      <w:r>
-        <w:t xml:space="preserve">        returns (string memory problem)</w:t>
-      </w:r>
-    </w:p>
-    <w:p>
-      <w:pPr>
-        <w:pStyle w:val="SourceCode"/>
-      </w:pPr>
-      <w:r>
-        <w:t xml:space="preserve">    {</w:t>
-      </w:r>
-    </w:p>
-    <w:p>
-      <w:pPr>
-        <w:pStyle w:val="SourceCode"/>
-      </w:pPr>
-      <w:r>
-        <w:t xml:space="preserve">        if (vm.exists(onDisk(destination))) {</w:t>
-      </w:r>
-    </w:p>
-    <w:p>
-      <w:pPr>
-        <w:pStyle w:val="SourceCode"/>
-      </w:pPr>
-      <w:r>
-        <w:t xml:space="preserve">            return string.concat(destination,</w:t>
-      </w:r>
-    </w:p>
-    <w:p>
-      <w:pPr>
-        <w:pStyle w:val="SourceCode"/>
-      </w:pPr>
-      <w:r>
-        <w:t xml:space="preserve">                                 " already exists; nothing was renamed");</w:t>
-      </w:r>
-    </w:p>
-    <w:p>
-      <w:pPr>
-        <w:pStyle w:val="SourceCode"/>
-      </w:pPr>
-      <w:r>
-        <w:t xml:space="preserve">        }</w:t>
-      </w:r>
-    </w:p>
-    <w:p>
-      <w:pPr>
-        <w:pStyle w:val="SourceCode"/>
-      </w:pPr>
-      <w:r>
-        <w:t xml:space="preserve">        try vm.copyFile(onDisk(source), onDisk(destination)) {} catch {</w:t>
-      </w:r>
-    </w:p>
-    <w:p>
-      <w:pPr>
-        <w:pStyle w:val="SourceCode"/>
-      </w:pPr>
-      <w:r>
-        <w:t xml:space="preserve">            return string.concat("could not rename ", source);</w:t>
-      </w:r>
-    </w:p>
-    <w:p>
-      <w:pPr>
-        <w:pStyle w:val="SourceCode"/>
-      </w:pPr>
-      <w:r>
-        <w:t xml:space="preserve">        }</w:t>
-      </w:r>
-    </w:p>
-    <w:p>
-      <w:pPr>
-        <w:pStyle w:val="SourceCode"/>
-      </w:pPr>
-      <w:r>
-        <w:t xml:space="preserve">        try vm.removeFile(onDisk(source)) {} catch {</w:t>
-      </w:r>
-    </w:p>
-    <w:p>
-      <w:pPr>
-        <w:pStyle w:val="SourceCode"/>
-      </w:pPr>
-      <w:r>
-        <w:t xml:space="preserve">            return string.concat("could not remove ", source);</w:t>
-      </w:r>
-    </w:p>
-    <w:p>
-      <w:pPr>
-        <w:pStyle w:val="SourceCode"/>
-      </w:pPr>
-      <w:r>
-        <w:t xml:space="preserve">        }</w:t>
-      </w:r>
-    </w:p>
-    <w:p>
-      <w:pPr>
-        <w:pStyle w:val="SourceCode"/>
-      </w:pPr>
-      <w:r>
-        <w:t xml:space="preserve">    }</w:t>
-      </w:r>
-    </w:p>
-    <w:p>
-      <w:pPr>
-        <w:pStyle w:val="SourceCode"/>
-      </w:pPr>
-    </w:p>
-    <w:p>
-      <w:pPr>
-        <w:pStyle w:val="SourceCode"/>
-      </w:pPr>
-      <w:r>
-        <w:t xml:space="preserve">    /// Lesson 3.8a's copyFile. Remember, check the destination first.</w:t>
-      </w:r>
-    </w:p>
-    <w:p>
-      <w:pPr>
-        <w:pStyle w:val="SourceCode"/>
-      </w:pPr>
-      <w:r>
-        <w:t xml:space="preserve">    function copyFile(string memory source, string memory destination)</w:t>
-      </w:r>
-    </w:p>
-    <w:p>
-      <w:pPr>
-        <w:pStyle w:val="SourceCode"/>
-      </w:pPr>
-      <w:r>
-        <w:t xml:space="preserve">        internal</w:t>
-      </w:r>
-    </w:p>
-    <w:p>
-      <w:pPr>
-        <w:pStyle w:val="SourceCode"/>
-      </w:pPr>
-      <w:r>
-        <w:t xml:space="preserve">        returns (string memory problem)</w:t>
-      </w:r>
-    </w:p>
-    <w:p>
-      <w:pPr>
-        <w:pStyle w:val="SourceCode"/>
-      </w:pPr>
-      <w:r>
-        <w:t xml:space="preserve">    {</w:t>
-      </w:r>
-    </w:p>
-    <w:p>
-      <w:pPr>
-        <w:pStyle w:val="SourceCode"/>
-      </w:pPr>
-      <w:r>
-        <w:t xml:space="preserve">        if (vm.exists(onDisk(destination))) {</w:t>
-      </w:r>
-    </w:p>
-    <w:p>
-      <w:pPr>
-        <w:pStyle w:val="SourceCode"/>
-      </w:pPr>
-      <w:r>
-        <w:t xml:space="preserve">            return string.concat(destination,</w:t>
-      </w:r>
-    </w:p>
-    <w:p>
-      <w:pPr>
-        <w:pStyle w:val="SourceCode"/>
-      </w:pPr>
-      <w:r>
-        <w:t xml:space="preserve">                                 " already exists; nothing was changed");</w:t>
-      </w:r>
-    </w:p>
-    <w:p>
-      <w:pPr>
-        <w:pStyle w:val="SourceCode"/>
-      </w:pPr>
-      <w:r>
-        <w:t xml:space="preserve">        }</w:t>
-      </w:r>
-    </w:p>
-    <w:p>
-      <w:pPr>
-        <w:pStyle w:val="SourceCode"/>
-      </w:pPr>
-      <w:r>
-        <w:t xml:space="preserve">        try vm.copyFile(onDisk(source), onDisk(destination)) {} catch {</w:t>
-      </w:r>
-    </w:p>
-    <w:p>
-      <w:pPr>
-        <w:pStyle w:val="SourceCode"/>
-      </w:pPr>
-      <w:r>
-        <w:t xml:space="preserve">            return string.concat("could not copy ", source, " to ",</w:t>
-      </w:r>
-    </w:p>
-    <w:p>
-      <w:pPr>
-        <w:pStyle w:val="SourceCode"/>
-      </w:pPr>
-      <w:r>
-        <w:t xml:space="preserve">                                 destination);</w:t>
-      </w:r>
-    </w:p>
-    <w:p>
-      <w:pPr>
-        <w:pStyle w:val="SourceCode"/>
-      </w:pPr>
-      <w:r>
-        <w:t xml:space="preserve">        }</w:t>
-      </w:r>
-    </w:p>
-    <w:p>
-      <w:pPr>
-        <w:pStyle w:val="SourceCode"/>
-      </w:pPr>
-      <w:r>
-        <w:t xml:space="preserve">    }</w:t>
-      </w:r>
-    </w:p>
-    <w:p>
-      <w:pPr>
-        <w:pStyle w:val="SourceCode"/>
-      </w:pPr>
-    </w:p>
-    <w:p>
-      <w:pPr>
-        <w:pStyle w:val="SourceCode"/>
-      </w:pPr>
-      <w:r>
-        <w:t xml:space="preserve">    /// Lesson 3.9a's moveFile. Remember, check both paths, copy, then</w:t>
-      </w:r>
-    </w:p>
-    <w:p>
-      <w:pPr>
-        <w:pStyle w:val="SourceCode"/>
-      </w:pPr>
-      <w:r>
-        <w:t xml:space="preserve">    /// remove the original.</w:t>
-      </w:r>
-    </w:p>
-    <w:p>
-      <w:pPr>
-        <w:pStyle w:val="SourceCode"/>
-      </w:pPr>
-      <w:r>
-        <w:t xml:space="preserve">    function moveFile(string memory source, string memory destination)</w:t>
-      </w:r>
-    </w:p>
-    <w:p>
-      <w:pPr>
-        <w:pStyle w:val="SourceCode"/>
-      </w:pPr>
-      <w:r>
-        <w:t xml:space="preserve">        internal</w:t>
-      </w:r>
-    </w:p>
-    <w:p>
-      <w:pPr>
-        <w:pStyle w:val="SourceCode"/>
-      </w:pPr>
-      <w:r>
-        <w:t xml:space="preserve">        returns (string memory problem)</w:t>
-      </w:r>
-    </w:p>
-    <w:p>
-      <w:pPr>
-        <w:pStyle w:val="SourceCode"/>
-      </w:pPr>
-      <w:r>
-        <w:t xml:space="preserve">    {</w:t>
-      </w:r>
-    </w:p>
-    <w:p>
-      <w:pPr>
-        <w:pStyle w:val="SourceCode"/>
-      </w:pPr>
-      <w:r>
-        <w:t xml:space="preserve">        if (!vm.exists(onDisk(source))) {</w:t>
-      </w:r>
-    </w:p>
-    <w:p>
-      <w:pPr>
-        <w:pStyle w:val="SourceCode"/>
-      </w:pPr>
-      <w:r>
-        <w:t xml:space="preserve">            return string.concat(source, " does not exist; nothing was moved");</w:t>
-      </w:r>
-    </w:p>
-    <w:p>
-      <w:pPr>
-        <w:pStyle w:val="SourceCode"/>
-      </w:pPr>
-      <w:r>
-        <w:t xml:space="preserve">        }</w:t>
-      </w:r>
-    </w:p>
-    <w:p>
-      <w:pPr>
-        <w:pStyle w:val="SourceCode"/>
-      </w:pPr>
-      <w:r>
-        <w:t xml:space="preserve">        if (vm.exists(onDisk(destination))) {</w:t>
-      </w:r>
-    </w:p>
-    <w:p>
-      <w:pPr>
-        <w:pStyle w:val="SourceCode"/>
-      </w:pPr>
-      <w:r>
-        <w:t xml:space="preserve">            return string.concat(destination,</w:t>
-      </w:r>
-    </w:p>
-    <w:p>
-      <w:pPr>
-        <w:pStyle w:val="SourceCode"/>
-      </w:pPr>
-      <w:r>
-        <w:t xml:space="preserve">                                 " already exists; nothing was moved");</w:t>
-      </w:r>
-    </w:p>
-    <w:p>
-      <w:pPr>
-        <w:pStyle w:val="SourceCode"/>
-      </w:pPr>
-      <w:r>
-        <w:t xml:space="preserve">        }</w:t>
-      </w:r>
-    </w:p>
-    <w:p>
-      <w:pPr>
-        <w:pStyle w:val="SourceCode"/>
-      </w:pPr>
-      <w:r>
-        <w:t xml:space="preserve">        try vm.copyFile(onDisk(source), onDisk(destination)) {} catch {</w:t>
-      </w:r>
-    </w:p>
-    <w:p>
-      <w:pPr>
-        <w:pStyle w:val="SourceCode"/>
-      </w:pPr>
-      <w:r>
-        <w:t xml:space="preserve">            return string.concat("could not move ", source);</w:t>
-      </w:r>
-    </w:p>
-    <w:p>
-      <w:pPr>
-        <w:pStyle w:val="SourceCode"/>
-      </w:pPr>
-      <w:r>
-        <w:t xml:space="preserve">        }</w:t>
-      </w:r>
-    </w:p>
-    <w:p>
-      <w:pPr>
-        <w:pStyle w:val="SourceCode"/>
-      </w:pPr>
-      <w:r>
-        <w:t xml:space="preserve">        try vm.removeFile(onDisk(source)) {} catch {</w:t>
-      </w:r>
-    </w:p>
-    <w:p>
-      <w:pPr>
-        <w:pStyle w:val="SourceCode"/>
-      </w:pPr>
-      <w:r>
-        <w:t xml:space="preserve">            return string.concat("could not remove ", source);</w:t>
-      </w:r>
-    </w:p>
-    <w:p>
-      <w:pPr>
-        <w:pStyle w:val="SourceCode"/>
-      </w:pPr>
-      <w:r>
-        <w:t xml:space="preserve">        }</w:t>
-      </w:r>
-    </w:p>
-    <w:p>
-      <w:pPr>
-        <w:pStyle w:val="SourceCode"/>
-      </w:pPr>
-      <w:r>
-        <w:t xml:space="preserve">    }</w:t>
-      </w:r>
-    </w:p>
-    <w:p>
-      <w:pPr>
-        <w:pStyle w:val="SourceCode"/>
-      </w:pPr>
-    </w:p>
-    <w:p>
-      <w:pPr>
-        <w:pStyle w:val="SourceCode"/>
-      </w:pPr>
-      <w:r>
-        <w:t xml:space="preserve">    /// Lesson 3.6a's deleteFile, now also refusing a folder: the explorer</w:t>
-      </w:r>
-    </w:p>
-    <w:p>
-      <w:pPr>
-        <w:pStyle w:val="SourceCode"/>
-      </w:pPr>
-      <w:r>
-        <w:t xml:space="preserve">    /// deletes files only. Remember, a delete cannot be undone.</w:t>
-      </w:r>
-    </w:p>
-    <w:p>
-      <w:pPr>
-        <w:pStyle w:val="SourceCode"/>
-      </w:pPr>
-      <w:r>
-        <w:t xml:space="preserve">    function deleteFile(string memory path)</w:t>
-      </w:r>
-    </w:p>
-    <w:p>
-      <w:pPr>
-        <w:pStyle w:val="SourceCode"/>
-      </w:pPr>
-      <w:r>
-        <w:t xml:space="preserve">        internal</w:t>
-      </w:r>
-    </w:p>
-    <w:p>
-      <w:pPr>
-        <w:pStyle w:val="SourceCode"/>
-      </w:pPr>
-      <w:r>
-        <w:t xml:space="preserve">        returns (string memory problem)</w:t>
-      </w:r>
-    </w:p>
-    <w:p>
-      <w:pPr>
-        <w:pStyle w:val="SourceCode"/>
-      </w:pPr>
-      <w:r>
-        <w:t xml:space="preserve">    {</w:t>
-      </w:r>
-    </w:p>
-    <w:p>
-      <w:pPr>
-        <w:pStyle w:val="SourceCode"/>
-      </w:pPr>
-      <w:r>
-        <w:t xml:space="preserve">        if (isFolder(path)) {</w:t>
-      </w:r>
-    </w:p>
-    <w:p>
-      <w:pPr>
-        <w:pStyle w:val="SourceCode"/>
-      </w:pPr>
-      <w:r>
-        <w:t xml:space="preserve">            return string.concat(path, " is a folder; nothing was deleted");</w:t>
-      </w:r>
-    </w:p>
-    <w:p>
-      <w:pPr>
-        <w:pStyle w:val="SourceCode"/>
-      </w:pPr>
-      <w:r>
-        <w:t xml:space="preserve">        }</w:t>
-      </w:r>
-    </w:p>
-    <w:p>
-      <w:pPr>
-        <w:pStyle w:val="SourceCode"/>
-      </w:pPr>
-      <w:r>
-        <w:t xml:space="preserve">        if (!vm.exists(onDisk(path))) {</w:t>
-      </w:r>
-    </w:p>
-    <w:p>
-      <w:pPr>
-        <w:pStyle w:val="SourceCode"/>
-      </w:pPr>
-      <w:r>
-        <w:t xml:space="preserve">            return string.concat(path, " does not exist; nothing was deleted");</w:t>
-      </w:r>
-    </w:p>
-    <w:p>
-      <w:pPr>
-        <w:pStyle w:val="SourceCode"/>
-      </w:pPr>
-      <w:r>
-        <w:t xml:space="preserve">        }</w:t>
-      </w:r>
-    </w:p>
-    <w:p>
-      <w:pPr>
-        <w:pStyle w:val="SourceCode"/>
-      </w:pPr>
-      <w:r>
-        <w:t xml:space="preserve">        try vm.removeFile(onDisk(path)) {} catch {</w:t>
-      </w:r>
-    </w:p>
-    <w:p>
-      <w:pPr>
-        <w:pStyle w:val="SourceCode"/>
-      </w:pPr>
-      <w:r>
-        <w:t xml:space="preserve">            return string.concat("could not delete ", path);</w:t>
-      </w:r>
-    </w:p>
-    <w:p>
-      <w:pPr>
-        <w:pStyle w:val="SourceCode"/>
-      </w:pPr>
-      <w:r>
-        <w:t xml:space="preserve">        }</w:t>
-      </w:r>
-    </w:p>
-    <w:p>
-      <w:pPr>
-        <w:pStyle w:val="SourceCode"/>
-      </w:pPr>
-      <w:r>
-        <w:t xml:space="preserve">    }</w:t>
-      </w:r>
-    </w:p>
-    <w:p>
-      <w:pPr>
-        <w:pStyle w:val="SourceCode"/>
-      </w:pPr>
-    </w:p>
-    <w:p>
-      <w:pPr>
-        <w:pStyle w:val="SourceCode"/>
-      </w:pPr>
-      <w:r>
-        <w:t xml:space="preserve">    /// Returns a number as text with at least two digits: 7 becomes 07.</w:t>
-      </w:r>
-    </w:p>
-    <w:p>
-      <w:pPr>
-        <w:pStyle w:val="SourceCode"/>
-      </w:pPr>
-      <w:r>
-        <w:t xml:space="preserve">    function twoDigits(uint256 number) internal pure returns (string memory) {</w:t>
-      </w:r>
-    </w:p>
-    <w:p>
-      <w:pPr>
-        <w:pStyle w:val="SourceCode"/>
-      </w:pPr>
-      <w:r>
-        <w:t xml:space="preserve">        if (number &lt; 10) {</w:t>
-      </w:r>
-    </w:p>
-    <w:p>
-      <w:pPr>
-        <w:pStyle w:val="SourceCode"/>
-      </w:pPr>
-      <w:r>
-        <w:t xml:space="preserve">            return string.concat("0", vm.toString(number));</w:t>
-      </w:r>
-    </w:p>
-    <w:p>
-      <w:pPr>
-        <w:pStyle w:val="SourceCode"/>
-      </w:pPr>
-      <w:r>
-        <w:t xml:space="preserve">        }</w:t>
-      </w:r>
-    </w:p>
-    <w:p>
-      <w:pPr>
-        <w:pStyle w:val="SourceCode"/>
-      </w:pPr>
-      <w:r>
-        <w:t xml:space="preserve">        return vm.toString(number);</w:t>
-      </w:r>
-    </w:p>
-    <w:p>
-      <w:pPr>
-        <w:pStyle w:val="SourceCode"/>
-      </w:pPr>
-      <w:r>
-        <w:t xml:space="preserve">    }</w:t>
-      </w:r>
-    </w:p>
-    <w:p>
-      <w:pPr>
-        <w:pStyle w:val="SourceCode"/>
-      </w:pPr>
-    </w:p>
-    <w:p>
-      <w:pPr>
-        <w:pStyle w:val="SourceCode"/>
-      </w:pPr>
-      <w:r>
-        <w:t xml:space="preserve">    /// Lesson 3.10a's formatUtc. Remember, it counts whole years, then</w:t>
-      </w:r>
-    </w:p>
-    <w:p>
-      <w:pPr>
-        <w:pStyle w:val="SourceCode"/>
-      </w:pPr>
-      <w:r>
-        <w:t xml:space="preserve">    /// months, off the seconds since 1970, and pads each part with 0s.</w:t>
-      </w:r>
-    </w:p>
-    <w:p>
-      <w:pPr>
-        <w:pStyle w:val="SourceCode"/>
-      </w:pPr>
-      <w:r>
-        <w:t xml:space="preserve">    function formatUtc(uint256 timestamp)</w:t>
-      </w:r>
-    </w:p>
-    <w:p>
-      <w:pPr>
-        <w:pStyle w:val="SourceCode"/>
-      </w:pPr>
-      <w:r>
-        <w:t xml:space="preserve">        internal</w:t>
-      </w:r>
-    </w:p>
-    <w:p>
-      <w:pPr>
-        <w:pStyle w:val="SourceCode"/>
-      </w:pPr>
-      <w:r>
-        <w:t xml:space="preserve">        pure</w:t>
-      </w:r>
-    </w:p>
-    <w:p>
-      <w:pPr>
-        <w:pStyle w:val="SourceCode"/>
-      </w:pPr>
-      <w:r>
-        <w:t xml:space="preserve">        returns (string memory)</w:t>
-      </w:r>
-    </w:p>
-    <w:p>
-      <w:pPr>
-        <w:pStyle w:val="SourceCode"/>
-      </w:pPr>
-      <w:r>
-        <w:t xml:space="preserve">    {</w:t>
-      </w:r>
-    </w:p>
-    <w:p>
-      <w:pPr>
-        <w:pStyle w:val="SourceCode"/>
-      </w:pPr>
-      <w:r>
-        <w:t xml:space="preserve">        uint256 dayCount = timestamp / 1 days;</w:t>
-      </w:r>
-    </w:p>
-    <w:p>
-      <w:pPr>
-        <w:pStyle w:val="SourceCode"/>
-      </w:pPr>
-      <w:r>
-        <w:t xml:space="preserve">        uint256 minutesToday = (timestamp % 1 days) / 1 minutes;</w:t>
-      </w:r>
-    </w:p>
-    <w:p>
-      <w:pPr>
-        <w:pStyle w:val="SourceCode"/>
-      </w:pPr>
-      <w:r>
-        <w:t xml:space="preserve">        uint256 year = 1970;</w:t>
-      </w:r>
-    </w:p>
-    <w:p>
-      <w:pPr>
-        <w:pStyle w:val="SourceCode"/>
-      </w:pPr>
-      <w:r>
-        <w:t xml:space="preserve">        while (dayCount &gt;= ExplorerText.daysInYear(year)) {</w:t>
-      </w:r>
-    </w:p>
-    <w:p>
-      <w:pPr>
-        <w:pStyle w:val="SourceCode"/>
-      </w:pPr>
-      <w:r>
-        <w:t xml:space="preserve">            dayCount = dayCount - ExplorerText.daysInYear(year);</w:t>
-      </w:r>
-    </w:p>
-    <w:p>
-      <w:pPr>
-        <w:pStyle w:val="SourceCode"/>
-      </w:pPr>
-      <w:r>
-        <w:t xml:space="preserve">            year = year + 1;</w:t>
-      </w:r>
-    </w:p>
-    <w:p>
-      <w:pPr>
-        <w:pStyle w:val="SourceCode"/>
-      </w:pPr>
-      <w:r>
-        <w:t xml:space="preserve">        }</w:t>
-      </w:r>
-    </w:p>
-    <w:p>
-      <w:pPr>
-        <w:pStyle w:val="SourceCode"/>
-      </w:pPr>
-      <w:r>
-        <w:t xml:space="preserve">        uint256 month = 1;</w:t>
-      </w:r>
-    </w:p>
-    <w:p>
-      <w:pPr>
-        <w:pStyle w:val="SourceCode"/>
-      </w:pPr>
-      <w:r>
-        <w:t xml:space="preserve">        while (dayCount &gt;= ExplorerText.daysInMonth(year, month)) {</w:t>
-      </w:r>
-    </w:p>
-    <w:p>
-      <w:pPr>
-        <w:pStyle w:val="SourceCode"/>
-      </w:pPr>
-      <w:r>
-        <w:t xml:space="preserve">            dayCount = dayCount - ExplorerText.daysInMonth(year, month);</w:t>
-      </w:r>
-    </w:p>
-    <w:p>
-      <w:pPr>
-        <w:pStyle w:val="SourceCode"/>
-      </w:pPr>
-      <w:r>
-        <w:t xml:space="preserve">            month = month + 1;</w:t>
-      </w:r>
-    </w:p>
-    <w:p>
-      <w:pPr>
-        <w:pStyle w:val="SourceCode"/>
-      </w:pPr>
-      <w:r>
-        <w:t xml:space="preserve">        }</w:t>
-      </w:r>
-    </w:p>
-    <w:p>
-      <w:pPr>
-        <w:pStyle w:val="SourceCode"/>
-      </w:pPr>
-      <w:r>
-        <w:t xml:space="preserve">        return string.concat(vm.toString(year), "-", twoDigits(month), "-",</w:t>
-      </w:r>
-    </w:p>
-    <w:p>
-      <w:pPr>
-        <w:pStyle w:val="SourceCode"/>
-      </w:pPr>
-      <w:r>
-        <w:t xml:space="preserve">            twoDigits(dayCount + 1), " ", twoDigits(minutesToday / 60), ":",</w:t>
-      </w:r>
-    </w:p>
-    <w:p>
-      <w:pPr>
-        <w:pStyle w:val="SourceCode"/>
-      </w:pPr>
-      <w:r>
-        <w:t xml:space="preserve">            twoDigits(minutesToday % 60));</w:t>
-      </w:r>
-    </w:p>
-    <w:p>
-      <w:pPr>
-        <w:pStyle w:val="SourceCode"/>
-      </w:pPr>
-      <w:r>
-        <w:t xml:space="preserve">    }</w:t>
-      </w:r>
-    </w:p>
-    <w:p>
-      <w:pPr>
-        <w:pStyle w:val="SourceCode"/>
-      </w:pPr>
-    </w:p>
-    <w:p>
-      <w:pPr>
-        <w:pStyle w:val="SourceCode"/>
-      </w:pPr>
-      <w:r>
-        <w:t xml:space="preserve">    /// Lesson 3.11a's lastPart: the entry's own name.</w:t>
-      </w:r>
-    </w:p>
-    <w:p>
-      <w:pPr>
-        <w:pStyle w:val="SourceCode"/>
-      </w:pPr>
-      <w:r>
-        <w:t xml:space="preserve">    function lastPart(string memory path)</w:t>
-      </w:r>
-    </w:p>
-    <w:p>
-      <w:pPr>
-        <w:pStyle w:val="SourceCode"/>
-      </w:pPr>
-      <w:r>
-        <w:t xml:space="preserve">        internal</w:t>
-      </w:r>
-    </w:p>
-    <w:p>
-      <w:pPr>
-        <w:pStyle w:val="SourceCode"/>
-      </w:pPr>
-      <w:r>
-        <w:t xml:space="preserve">        pure</w:t>
-      </w:r>
-    </w:p>
-    <w:p>
-      <w:pPr>
-        <w:pStyle w:val="SourceCode"/>
-      </w:pPr>
-      <w:r>
-        <w:t xml:space="preserve">        returns (string memory)</w:t>
-      </w:r>
-    </w:p>
-    <w:p>
-      <w:pPr>
-        <w:pStyle w:val="SourceCode"/>
-      </w:pPr>
-      <w:r>
-        <w:t xml:space="preserve">    {</w:t>
-      </w:r>
-    </w:p>
-    <w:p>
-      <w:pPr>
-        <w:pStyle w:val="SourceCode"/>
-      </w:pPr>
-      <w:r>
-        <w:t xml:space="preserve">        string[] memory parts = vm.split(vm.replace(path, "\\", "/"), "/");</w:t>
-      </w:r>
-    </w:p>
-    <w:p>
-      <w:pPr>
-        <w:pStyle w:val="SourceCode"/>
-      </w:pPr>
-      <w:r>
-        <w:t xml:space="preserve">        return parts[parts.length - 1];</w:t>
-      </w:r>
-    </w:p>
-    <w:p>
-      <w:pPr>
-        <w:pStyle w:val="SourceCode"/>
-      </w:pPr>
-      <w:r>
-        <w:t xml:space="preserve">    }</w:t>
-      </w:r>
-    </w:p>
-    <w:p>
-      <w:pPr>
-        <w:pStyle w:val="SourceCode"/>
-      </w:pPr>
-    </w:p>
-    <w:p>
-      <w:pPr>
-        <w:pStyle w:val="SourceCode"/>
-      </w:pPr>
-      <w:r>
-        <w:t xml:space="preserve">    /// Lesson 3.10a's printMetadata. The Name line is the path's last</w:t>
-      </w:r>
-    </w:p>
-    <w:p>
-      <w:pPr>
-        <w:pStyle w:val="SourceCode"/>
-      </w:pPr>
-      <w:r>
-        <w:t xml:space="preserve">    /// part, because the explorer passes a path such as sandbox/notes.txt.</w:t>
-      </w:r>
-    </w:p>
-    <w:p>
-      <w:pPr>
-        <w:pStyle w:val="SourceCode"/>
-      </w:pPr>
-      <w:r>
-        <w:t xml:space="preserve">    /// Remember, vm.fsMetadata gives isDir, length, and modified, reading</w:t>
-      </w:r>
-    </w:p>
-    <w:p>
-      <w:pPr>
-        <w:pStyle w:val="SourceCode"/>
-      </w:pPr>
-      <w:r>
-        <w:t xml:space="preserve">    /// it never changes the entry, and Size is for files only.</w:t>
-      </w:r>
-    </w:p>
-    <w:p>
-      <w:pPr>
-        <w:pStyle w:val="SourceCode"/>
-      </w:pPr>
-      <w:r>
-        <w:t xml:space="preserve">    function printMetadata(string memory path)</w:t>
-      </w:r>
-    </w:p>
-    <w:p>
-      <w:pPr>
-        <w:pStyle w:val="SourceCode"/>
-      </w:pPr>
-      <w:r>
-        <w:t xml:space="preserve">        internal</w:t>
-      </w:r>
-    </w:p>
-    <w:p>
-      <w:pPr>
-        <w:pStyle w:val="SourceCode"/>
-      </w:pPr>
-      <w:r>
-        <w:t xml:space="preserve">        view</w:t>
-      </w:r>
-    </w:p>
-    <w:p>
-      <w:pPr>
-        <w:pStyle w:val="SourceCode"/>
-      </w:pPr>
-      <w:r>
-        <w:t xml:space="preserve">        returns (string memory problem)</w:t>
-      </w:r>
-    </w:p>
-    <w:p>
-      <w:pPr>
-        <w:pStyle w:val="SourceCode"/>
-      </w:pPr>
-      <w:r>
-        <w:t xml:space="preserve">    {</w:t>
-      </w:r>
-    </w:p>
-    <w:p>
-      <w:pPr>
-        <w:pStyle w:val="SourceCode"/>
-      </w:pPr>
-      <w:r>
-        <w:t xml:space="preserve">        if (!vm.exists(onDisk(path))) {</w:t>
-      </w:r>
-    </w:p>
-    <w:p>
-      <w:pPr>
-        <w:pStyle w:val="SourceCode"/>
-      </w:pPr>
-      <w:r>
-        <w:t xml:space="preserve">            return string.concat(path, " does not exist");</w:t>
-      </w:r>
-    </w:p>
-    <w:p>
-      <w:pPr>
-        <w:pStyle w:val="SourceCode"/>
-      </w:pPr>
-      <w:r>
-        <w:t xml:space="preserve">        }</w:t>
-      </w:r>
-    </w:p>
-    <w:p>
-      <w:pPr>
-        <w:pStyle w:val="SourceCode"/>
-      </w:pPr>
-      <w:r>
-        <w:t xml:space="preserve">        VmSafe.FsMetadata memory details;</w:t>
-      </w:r>
-    </w:p>
-    <w:p>
-      <w:pPr>
-        <w:pStyle w:val="SourceCode"/>
-      </w:pPr>
-      <w:r>
-        <w:t xml:space="preserve">        try vm.fsMetadata(onDisk(path)) returns (</w:t>
-      </w:r>
-    </w:p>
-    <w:p>
-      <w:pPr>
-        <w:pStyle w:val="SourceCode"/>
-      </w:pPr>
-      <w:r>
-        <w:t xml:space="preserve">            VmSafe.FsMetadata memory metadata</w:t>
-      </w:r>
-    </w:p>
-    <w:p>
-      <w:pPr>
-        <w:pStyle w:val="SourceCode"/>
-      </w:pPr>
-      <w:r>
-        <w:t xml:space="preserve">        ) {</w:t>
-      </w:r>
-    </w:p>
-    <w:p>
-      <w:pPr>
-        <w:pStyle w:val="SourceCode"/>
-      </w:pPr>
-      <w:r>
-        <w:t xml:space="preserve">            details = metadata;</w:t>
-      </w:r>
-    </w:p>
-    <w:p>
-      <w:pPr>
-        <w:pStyle w:val="SourceCode"/>
-      </w:pPr>
-      <w:r>
-        <w:t xml:space="preserve">        } catch {</w:t>
-      </w:r>
-    </w:p>
-    <w:p>
-      <w:pPr>
-        <w:pStyle w:val="SourceCode"/>
-      </w:pPr>
-      <w:r>
-        <w:t xml:space="preserve">            return string.concat("could not read the metadata of ", path);</w:t>
-      </w:r>
-    </w:p>
-    <w:p>
-      <w:pPr>
-        <w:pStyle w:val="SourceCode"/>
-      </w:pPr>
-      <w:r>
-        <w:t xml:space="preserve">        }</w:t>
-      </w:r>
-    </w:p>
-    <w:p>
-      <w:pPr>
-        <w:pStyle w:val="SourceCode"/>
-      </w:pPr>
-      <w:r>
-        <w:t xml:space="preserve">        console.log("Name: %s", lastPart(path));</w:t>
-      </w:r>
-    </w:p>
-    <w:p>
-      <w:pPr>
-        <w:pStyle w:val="SourceCode"/>
-      </w:pPr>
-      <w:r>
-        <w:t xml:space="preserve">        console.log("Path: %s", absolutePath(path));</w:t>
-      </w:r>
-    </w:p>
-    <w:p>
-      <w:pPr>
-        <w:pStyle w:val="SourceCode"/>
-      </w:pPr>
-      <w:r>
-        <w:t xml:space="preserve">        if (details.isDir) {</w:t>
-      </w:r>
-    </w:p>
-    <w:p>
-      <w:pPr>
-        <w:pStyle w:val="SourceCode"/>
-      </w:pPr>
-      <w:r>
-        <w:t xml:space="preserve">            console.log("Type: directory");</w:t>
-      </w:r>
-    </w:p>
-    <w:p>
-      <w:pPr>
-        <w:pStyle w:val="SourceCode"/>
-      </w:pPr>
-      <w:r>
-        <w:t xml:space="preserve">        } else {</w:t>
-      </w:r>
-    </w:p>
-    <w:p>
-      <w:pPr>
-        <w:pStyle w:val="SourceCode"/>
-      </w:pPr>
-      <w:r>
-        <w:t xml:space="preserve">            console.log("Type: file");</w:t>
-      </w:r>
-    </w:p>
-    <w:p>
-      <w:pPr>
-        <w:pStyle w:val="SourceCode"/>
-      </w:pPr>
-      <w:r>
-        <w:t xml:space="preserve">            console.log("Size: %s bytes", vm.toString(details.length));</w:t>
-      </w:r>
-    </w:p>
-    <w:p>
-      <w:pPr>
-        <w:pStyle w:val="SourceCode"/>
-      </w:pPr>
-      <w:r>
-        <w:t xml:space="preserve">        }</w:t>
-      </w:r>
-    </w:p>
-    <w:p>
-      <w:pPr>
-        <w:pStyle w:val="SourceCode"/>
-      </w:pPr>
-      <w:r>
-        <w:t xml:space="preserve">        console.log("Modified (UTC): %s", formatUtc(details.modified));</w:t>
-      </w:r>
-    </w:p>
-    <w:p>
-      <w:pPr>
-        <w:pStyle w:val="SourceCode"/>
-      </w:pPr>
-      <w:r>
-        <w:t xml:space="preserve">    }</w:t>
-      </w:r>
-    </w:p>
-    <w:p>
-      <w:pPr>
-        <w:pStyle w:val="SourceCode"/>
-      </w:pPr>
-    </w:p>
-    <w:p>
-      <w:pPr>
-        <w:pStyle w:val="SourceCode"/>
-      </w:pPr>
-      <w:r>
-        <w:t xml:space="preserve">    /// Lesson 3.11a's listEntries, returning a problem instead of</w:t>
-      </w:r>
-    </w:p>
-    <w:p>
-      <w:pPr>
-        <w:pStyle w:val="SourceCode"/>
-      </w:pPr>
-      <w:r>
-        <w:t xml:space="preserve">    /// reverting. Remember, list, then sort.</w:t>
-      </w:r>
-    </w:p>
-    <w:p>
-      <w:pPr>
-        <w:pStyle w:val="SourceCode"/>
-      </w:pPr>
-      <w:r>
-        <w:t xml:space="preserve">    function listEntries(string memory directory)</w:t>
-      </w:r>
-    </w:p>
-    <w:p>
-      <w:pPr>
-        <w:pStyle w:val="SourceCode"/>
-      </w:pPr>
-      <w:r>
-        <w:t xml:space="preserve">        internal</w:t>
-      </w:r>
-    </w:p>
-    <w:p>
-      <w:pPr>
-        <w:pStyle w:val="SourceCode"/>
-      </w:pPr>
-      <w:r>
-        <w:t xml:space="preserve">        view</w:t>
-      </w:r>
-    </w:p>
-    <w:p>
-      <w:pPr>
-        <w:pStyle w:val="SourceCode"/>
-      </w:pPr>
-      <w:r>
-        <w:t xml:space="preserve">        returns (string[] memory names, string memory problem)</w:t>
-      </w:r>
-    </w:p>
-    <w:p>
-      <w:pPr>
-        <w:pStyle w:val="SourceCode"/>
-      </w:pPr>
-      <w:r>
-        <w:t xml:space="preserve">    {</w:t>
-      </w:r>
-    </w:p>
-    <w:p>
-      <w:pPr>
-        <w:pStyle w:val="SourceCode"/>
-      </w:pPr>
-      <w:r>
         <w:t xml:space="preserve">        VmSafe.DirEntry[] memory listing;</w:t>
       </w:r>
     </w:p>
@@ -62726,7 +63073,7 @@
         <w:pStyle w:val="SourceCode"/>
       </w:pPr>
       <w:r>
-        <w:t xml:space="preserve">        try vm.readDir(onDisk(directory)) returns (</w:t>
+        <w:t xml:space="preserve">        try vm.readDir(directory) returns (</w:t>
       </w:r>
     </w:p>
     <w:p>
@@ -65405,7 +65752,7 @@
         <w:pStyle w:val="CommandBlock"/>
       </w:pPr>
       <w:r>
-        <w:t>Remove-Item .\sandbox\archive\old.txt</w:t>
+        <w:t>Remove-Item .\solidity\sandbox\archive\old.txt</w:t>
       </w:r>
     </w:p>
     <w:p>
@@ -65462,7 +65809,7 @@
         <w:pStyle w:val="CommandBlock"/>
       </w:pPr>
       <w:r>
-        <w:t>rm ./sandbox/archive/old.txt</w:t>
+        <w:t>rm ./solidity/sandbox/archive/old.txt</w:t>
       </w:r>
     </w:p>
     <w:p>
@@ -65483,7 +65830,7 @@
         <w:keepNext/>
       </w:pPr>
       <w:r>
-        <w:t>Run 1 logs each prompt with the answer it read from run1.txt, then each result, so its lines under == Logs == read like a typed run. They must be these, with your own folder in the Sandbox and Path lines and the minute of your write in the Modified line. The full Path line is too long for this page, so in it ... stands for mini-file-explorer-extended:</w:t>
+        <w:t>Run 1 logs each prompt with the answer it read from run1.txt, then each result, so its lines under == Logs == read like a typed run. They must be these, with your own folder in the Sandbox and Path lines and the minute of your write in the Modified line. The full Sandbox and Path lines are too long for this page, so in them ... stands for mini-file-explorer-extended:</w:t>
       </w:r>
     </w:p>
     <w:p>
@@ -65515,7 +65862,7 @@
         <w:t>&lt;&lt;&lt;your $env:USERNAME&gt;&gt;&gt;</w:t>
       </w:r>
       <w:r>
-        <w:t>/spa/mini-file-explorer-extended/sandbox</w:t>
+        <w:t>/spa/.../solidity/sandbox</w:t>
       </w:r>
     </w:p>
     <w:p>
@@ -65724,7 +66071,7 @@
         <w:t>&lt;&lt;&lt;your $env:USERNAME&gt;&gt;&gt;</w:t>
       </w:r>
       <w:r>
-        <w:t>/spa/.../sandbox/notes.txt</w:t>
+        <w:t>/spa/.../solidity/sandbox/notes.txt</w:t>
       </w:r>
     </w:p>
     <w:p>
@@ -66356,7 +66703,7 @@
         <w:pStyle w:val="ListBullet"/>
       </w:pPr>
       <w:r>
-        <w:t>If Run 1's move prints already exists; nothing was moved, the Remove-Item line did not run after an earlier Run 1: run Remove-Item .\sandbox\archive\old.txt (rm ./sandbox/archive/old.txt on Linux or macOS) and run again.</w:t>
+        <w:t>If Run 1's move prints already exists; nothing was moved, the Remove-Item line did not run after an earlier Run 1: run Remove-Item .\solidity\sandbox\archive\old.txt (rm ./solidity/sandbox/archive/old.txt on Linux or macOS) and run again.</w:t>
       </w:r>
     </w:p>
     <w:p>
@@ -66615,7 +66962,7 @@
         <w:pStyle w:val="ListBullet"/>
       </w:pPr>
       <w:r>
-        <w:t>Run every command from the mini-file-explorer-extended folder, with the sandbox as Project Setup made it.</w:t>
+        <w:t>Run every command from the mini-file-explorer-extended folder, with each language's sandbox as Project Setup made it.</w:t>
       </w:r>
     </w:p>
     <w:p>
@@ -66665,7 +67012,7 @@
         <w:keepNext/>
       </w:pPr>
       <w:r>
-        <w:t>Every program works with these values.</w:t>
+        <w:t>Every program works with these values. These are the Assembly lines; each language prints its own folder name in place of assembly, and Solidity's paths start at sandbox.</w:t>
       </w:r>
     </w:p>
     <w:p>
@@ -66679,7 +67026,7 @@
         <w:keepNext/>
       </w:pPr>
       <w:r>
-        <w:t>Sandbox: sandbox, holding inventory.txt and archive\app.log</w:t>
+        <w:t>Sandbox: assembly\sandbox, holding inventory.txt and archive\app.log</w:t>
       </w:r>
     </w:p>
     <w:p>
@@ -66760,7 +67107,7 @@
         <w:keepNext/>
       </w:pPr>
       <w:r>
-        <w:t>Exercise: an exists command: sandbox\&lt;name&gt; exists: yes or no</w:t>
+        <w:t>Exercise: an exists command: assembly\sandbox\&lt;name&gt; exists: yes or no</w:t>
       </w:r>
     </w:p>
     <w:p>
@@ -66797,7 +67144,7 @@
         <w:t xml:space="preserve">Run 1 of the Production-Minded program uses every command, so instead of typing 30 lines you save them in run1.txt (Project Setup) and let the explorer read them. Remember, &lt; file feeds a file to a program as if each line were typed (Project 1), and in Windows PowerShell the Build and Run block runs the command inside cmd with cmd /c, because PowerShell has no &lt;, and its pipe would add a byte-order mark. Nothing is typed, so the terminal echoes nothing: each result follows its prompts on the same line. Run </w:t>
       </w:r>
       <w:r>
-        <w:t xml:space="preserve">1 shows exactly these lines and ends with exit code 0. The Sandbox and Path lines show your own folder ($env:USERNAME prints the user name that replaces </w:t>
+        <w:t xml:space="preserve">1 shows exactly these lines and ends with exit code 0. These are the Assembly lines; Rust and Erlang print their own folder name in place of assembly. The Sandbox and Path lines show your own folder ($env:USERNAME prints the user name that replaces </w:t>
       </w:r>
       <w:r>
         <w:rPr>
@@ -66815,7 +67162,7 @@
         <w:t>&lt;&lt;&lt;your $env:USERNAME&gt;&gt;&gt;</w:t>
       </w:r>
       <w:r>
-        <w:t>\spa\mini-file-explorer-extended\sandbox. Solidity reads run1.txt itself and logs each prompt with its answer, as its section shows.</w:t>
+        <w:t>\spa\mini-file-explorer-extended\assembly\sandbox. The copy, rename, and move lines are too long as well, so in them ... stands for the sandbox's own path, the assembly folder and sandbox: your Copied line names .\assembly\sandbox\notes.txt and .\assembly\sandbox\copy.txt, each printed without its .\ at the front. Solidity reads run1.txt itself and logs each prompt with its answer, as its section shows.</w:t>
       </w:r>
     </w:p>
     <w:p>
@@ -66838,7 +67185,7 @@
         <w:t>&lt;&lt;&lt;your $env:USERNAME&gt;&gt;&gt;</w:t>
       </w:r>
       <w:r>
-        <w:t>\spa\...\sandbox</w:t>
+        <w:t>\spa\...\assembly\sandbox</w:t>
       </w:r>
     </w:p>
     <w:p>
@@ -66871,7 +67218,7 @@
         <w:pStyle w:val="RequiredOutput"/>
       </w:pPr>
       <w:r>
-        <w:t>explorer&gt; File name: Text: Created sandbox\notes.txt</w:t>
+        <w:t>explorer&gt; File name: Text: Created assembly\sandbox\notes.txt</w:t>
       </w:r>
     </w:p>
     <w:p>
@@ -66879,7 +67226,7 @@
         <w:pStyle w:val="RequiredOutput"/>
       </w:pPr>
       <w:r>
-        <w:t>explorer&gt; File name: Line: Appended to sandbox\notes.txt</w:t>
+        <w:t>explorer&gt; File name: Line: Appended to assembly\sandbox\notes.txt</w:t>
       </w:r>
     </w:p>
     <w:p>
@@ -66887,7 +67234,7 @@
         <w:pStyle w:val="RequiredOutput"/>
       </w:pPr>
       <w:r>
-        <w:t>explorer&gt; File name: Contents of sandbox\notes.txt:</w:t>
+        <w:t>explorer&gt; File name: Contents of assembly\sandbox\notes.txt:</w:t>
       </w:r>
     </w:p>
     <w:p>
@@ -66911,7 +67258,7 @@
         <w:pStyle w:val="RequiredOutput"/>
       </w:pPr>
       <w:r>
-        <w:t>explorer&gt; File name: Text: Saved sandbox\notes.txt</w:t>
+        <w:t>explorer&gt; File name: Text: Saved assembly\sandbox\notes.txt</w:t>
       </w:r>
     </w:p>
     <w:p>
@@ -66936,7 +67283,7 @@
         <w:t>&lt;&lt;&lt;your $env:USERNAME&gt;&gt;&gt;</w:t>
       </w:r>
       <w:r>
-        <w:t>\spa\...\sandbox\notes.txt</w:t>
+        <w:t>\spa\...\assembly\sandbox\notes.txt</w:t>
       </w:r>
     </w:p>
     <w:p>
@@ -66968,7 +67315,7 @@
         <w:pStyle w:val="RequiredOutput"/>
       </w:pPr>
       <w:r>
-        <w:t>explorer&gt; File name: Copy name: Copied sandbox\notes.txt to sandbox\copy.txt</w:t>
+        <w:t>explorer&gt; File name: Copy name: Copied ...\notes.txt to ...\copy.txt</w:t>
       </w:r>
     </w:p>
     <w:p>
@@ -66976,7 +67323,7 @@
         <w:pStyle w:val="RequiredOutput"/>
       </w:pPr>
       <w:r>
-        <w:t>explorer&gt; File name: New name: Renamed: sandbox\copy.txt -&gt; sandbox\old.txt</w:t>
+        <w:t>explorer&gt; File name: New name: Renamed: ...\copy.txt -&gt; ...\old.txt</w:t>
       </w:r>
     </w:p>
     <w:p>
@@ -66984,7 +67331,7 @@
         <w:pStyle w:val="RequiredOutput"/>
       </w:pPr>
       <w:r>
-        <w:t>explorer&gt; File name: Folder: Moved old.txt from sandbox to sandbox\archive</w:t>
+        <w:t>explorer&gt; File name: Folder: Moved old.txt from ... to ...\archive</w:t>
       </w:r>
     </w:p>
     <w:p>
@@ -66992,7 +67339,7 @@
         <w:pStyle w:val="RequiredOutput"/>
       </w:pPr>
       <w:r>
-        <w:t>explorer&gt; Ends with: Searching sandbox for .txt files</w:t>
+        <w:t>explorer&gt; Ends with: Searching assembly\sandbox for .txt files</w:t>
       </w:r>
     </w:p>
     <w:p>
@@ -67000,7 +67347,7 @@
         <w:pStyle w:val="RequiredOutput"/>
       </w:pPr>
       <w:r>
-        <w:t>sandbox\archive\old.txt</w:t>
+        <w:t>assembly\sandbox\archive\old.txt</w:t>
       </w:r>
     </w:p>
     <w:p>
@@ -67008,7 +67355,7 @@
         <w:pStyle w:val="RequiredOutput"/>
       </w:pPr>
       <w:r>
-        <w:t>sandbox\inventory.txt</w:t>
+        <w:t>assembly\sandbox\inventory.txt</w:t>
       </w:r>
     </w:p>
     <w:p>
@@ -67016,7 +67363,7 @@
         <w:pStyle w:val="RequiredOutput"/>
       </w:pPr>
       <w:r>
-        <w:t>sandbox\notes.txt</w:t>
+        <w:t>assembly\sandbox\notes.txt</w:t>
       </w:r>
     </w:p>
     <w:p>
@@ -67032,7 +67379,7 @@
         <w:pStyle w:val="RequiredOutput"/>
       </w:pPr>
       <w:r>
-        <w:t>explorer&gt; File name: Deleted: sandbox\notes.txt</w:t>
+        <w:t>explorer&gt; File name: Deleted: assembly\sandbox\notes.txt</w:t>
       </w:r>
     </w:p>
     <w:p>
@@ -67079,7 +67426,7 @@
         <w:pStyle w:val="ListBullet"/>
       </w:pPr>
       <w:r>
-        <w:t>where and the first list prove the joining and the listing: your own folder, then mini-file-explorer-extended, then sandbox, and its two entries, sorted, each with its kind.</w:t>
+        <w:t>where and the first list prove the joining and the listing: your own folder, then mini-file-explorer-extended, then assembly and sandbox, and its two entries, sorted, each with its kind.</w:t>
       </w:r>
     </w:p>
     <w:p>
@@ -67150,7 +67497,7 @@
         <w:pStyle w:val="ListBullet"/>
       </w:pPr>
       <w:r>
-        <w:t>Typing a path instead of a name, such as sandbox\notes.txt. The explorer adds the sandbox itself, so it refuses the \; type notes.txt.</w:t>
+        <w:t>Typing a path instead of a name, such as .\assembly\sandbox\notes.txt. The explorer adds the sandbox itself, so it refuses the \; type notes.txt.</w:t>
       </w:r>
     </w:p>
     <w:p>
@@ -67222,10 +67569,10 @@
         <w:pStyle w:val="ListBullet"/>
       </w:pPr>
       <w:r>
-        <w:t>A leftover temporary file blocks write. write saves through Lesson 3.19a's safe_save: the new text goes into a temporary file first, notes.txt.tmp for notes.txt, created only if new, and only a complete file replaces the original. If a save was interrupted, that file stays behind, and the next write of notes.txt stops with Error: sandbox\notes.txt.tmp already exists; nothing was created, naming a file you never typed. list shows it. Open it with read: if notes.txt is still there, delete notes.txt.tmp with t</w:t>
-      </w:r>
-      <w:r>
-        <w:t>he delete command; if notes.txt is gone, which happens only when the Windows Assembly safe_save stopped between its remove and its rename, rename notes.txt.tmp back to notes.txt, because it holds the complete new text. Then write again.</w:t>
+        <w:t>A leftover temporary file blocks write. write saves through Lesson 3.19a's safe_save: the new text goes into a temporary file first, notes.txt.tmp for notes.txt, created only if new, and only a complete file replaces the original. If a save was interrupted, that file stays behind, and the next write of notes.txt stops with an Error line that names notes.txt.tmp, a file you never typed, followed by already exists; nothing was created. list shows it. Open it with read: if notes.txt is still there, delete note</w:t>
+      </w:r>
+      <w:r>
+        <w:t>s.txt.tmp with the delete command; if notes.txt is gone, which happens only when the Windows Assembly safe_save stopped between its remove and its rename, rename notes.txt.tmp back to notes.txt, because it holds the complete new text. Then write again.</w:t>
       </w:r>
     </w:p>
     <w:p>
@@ -67378,7 +67725,7 @@
         <w:pStyle w:val="RequiredOutput"/>
       </w:pPr>
       <w:r>
-        <w:t>Solidity  if (vm.exists(onDisk(path))) {</w:t>
+        <w:t>Solidity  if (vm.exists(path)) {</w:t>
       </w:r>
     </w:p>
     <w:p>
@@ -67414,7 +67761,7 @@
         <w:keepNext/>
       </w:pPr>
       <w:r>
-        <w:t>With the commands and answers shown after each prompt (Solidity: the same lines in exercise.txt), and exit code 0:</w:t>
+        <w:t>With the commands and answers shown after each prompt (Solidity: the same lines in exercise.txt), and exit code 0. These are the Assembly lines; each language prints its own folder name in place of assembly, and Solidity's paths start at sandbox.</w:t>
       </w:r>
     </w:p>
     <w:p>
@@ -67446,7 +67793,7 @@
         <w:keepNext/>
       </w:pPr>
       <w:r>
-        <w:t>sandbox\inventory.txt exists: yes</w:t>
+        <w:t>assembly\sandbox\inventory.txt exists: yes</w:t>
       </w:r>
     </w:p>
     <w:p>
@@ -67473,7 +67820,7 @@
         <w:keepNext/>
       </w:pPr>
       <w:r>
-        <w:t>sandbox\notes.txt exists: no</w:t>
+        <w:t>assembly\sandbox\notes.txt exists: no</w:t>
       </w:r>
     </w:p>
     <w:p>
@@ -67609,7 +67956,7 @@
     </w:p>
     <w:p>
       <w:r>
-        <w:t>Run it as in the typed run and type the commands and answers of the Required Challenge Output below: the file tiny.txt holds OK and its line ending, 4F 4B 0A in hexadecimal, and the delete leaves the sandbox as it was. With the Exercise as well, the output must match the Required Combined Output after it (Solidity: combined.txt). Run 2 of Check Your Results must still match.</w:t>
+        <w:t>Run it as in the typed run and type the commands and answers of the Required Challenge Output below: the file tiny.txt holds OK and its line ending, 4F 4B 0A in hexadecimal, and the delete leaves the language's sandbox as it was. With the Exercise as well, the output must match the Required Combined Output after it (Solidity: combined.txt). Run 2 of Check Your Results must still match.</w:t>
       </w:r>
     </w:p>
     <w:p>
@@ -67635,7 +67982,7 @@
         <w:keepNext/>
       </w:pPr>
       <w:r>
-        <w:t>With the commands and answers shown after each prompt (Solidity: challenge.txt), and exit code 0:</w:t>
+        <w:t>With the commands and answers shown after each prompt (Solidity: challenge.txt), and exit code 0. These are the Assembly lines; each language prints its own folder name in place of assembly, and Solidity's paths start at sandbox.</w:t>
       </w:r>
     </w:p>
     <w:p>
@@ -67676,7 +68023,7 @@
         <w:keepNext/>
       </w:pPr>
       <w:r>
-        <w:t>Created sandbox\tiny.txt</w:t>
+        <w:t>Created assembly\sandbox\tiny.txt</w:t>
       </w:r>
     </w:p>
     <w:p>
@@ -67739,7 +68086,7 @@
         <w:keepNext/>
       </w:pPr>
       <w:r>
-        <w:t>Deleted: sandbox\tiny.txt</w:t>
+        <w:t>Deleted: assembly\sandbox\tiny.txt</w:t>
       </w:r>
     </w:p>
     <w:p>
@@ -67782,7 +68129,7 @@
         <w:keepNext/>
       </w:pPr>
       <w:r>
-        <w:t>With the commands and answers shown after each prompt (Solidity: combined.txt), and exit code 0:</w:t>
+        <w:t>With the commands and answers shown after each prompt (Solidity: combined.txt), and exit code 0. These are the Assembly lines; each language prints its own folder name in place of assembly, and Solidity's paths start at sandbox.</w:t>
       </w:r>
     </w:p>
     <w:p>
@@ -67823,7 +68170,7 @@
         <w:keepNext/>
       </w:pPr>
       <w:r>
-        <w:t>Created sandbox\tiny.txt</w:t>
+        <w:t>Created assembly\sandbox\tiny.txt</w:t>
       </w:r>
     </w:p>
     <w:p>
@@ -67886,7 +68233,7 @@
         <w:keepNext/>
       </w:pPr>
       <w:r>
-        <w:t>Deleted: sandbox\tiny.txt</w:t>
+        <w:t>Deleted: assembly\sandbox\tiny.txt</w:t>
       </w:r>
     </w:p>
     <w:p>
@@ -67913,7 +68260,7 @@
         <w:keepNext/>
       </w:pPr>
       <w:r>
-        <w:t>sandbox\tiny.txt exists: no</w:t>
+        <w:t>assembly\sandbox\tiny.txt exists: no</w:t>
       </w:r>
     </w:p>
     <w:p>
@@ -68234,31 +68581,31 @@
       </w:rPr>
     </w:lvl>
   </w:abstractNum>
-  <w:num w:numId="1" w16cid:durableId="2075856987">
+  <w:num w:numId="1" w16cid:durableId="2009363083">
     <w:abstractNumId w:val="8"/>
   </w:num>
-  <w:num w:numId="2" w16cid:durableId="383915773">
+  <w:num w:numId="2" w16cid:durableId="322468798">
     <w:abstractNumId w:val="6"/>
   </w:num>
-  <w:num w:numId="3" w16cid:durableId="235163684">
+  <w:num w:numId="3" w16cid:durableId="998772878">
     <w:abstractNumId w:val="5"/>
   </w:num>
-  <w:num w:numId="4" w16cid:durableId="2126339883">
+  <w:num w:numId="4" w16cid:durableId="121113971">
     <w:abstractNumId w:val="4"/>
   </w:num>
-  <w:num w:numId="5" w16cid:durableId="684211620">
+  <w:num w:numId="5" w16cid:durableId="1325626657">
     <w:abstractNumId w:val="7"/>
   </w:num>
-  <w:num w:numId="6" w16cid:durableId="2128112114">
+  <w:num w:numId="6" w16cid:durableId="1696537006">
     <w:abstractNumId w:val="3"/>
   </w:num>
-  <w:num w:numId="7" w16cid:durableId="801268038">
+  <w:num w:numId="7" w16cid:durableId="425928114">
     <w:abstractNumId w:val="2"/>
   </w:num>
-  <w:num w:numId="8" w16cid:durableId="1091895490">
+  <w:num w:numId="8" w16cid:durableId="49694754">
     <w:abstractNumId w:val="1"/>
   </w:num>
-  <w:num w:numId="9" w16cid:durableId="1942950060">
+  <w:num w:numId="9" w16cid:durableId="1909145920">
     <w:abstractNumId w:val="0"/>
   </w:num>
 </w:numbering>
